--- a/reports/Reflective_Synthesis_Paper.docx
+++ b/reports/Reflective_Synthesis_Paper.docx
@@ -4,7 +4,7 @@
   <w:body>
     <w:p>
       <w:pPr>
-        <w:pStyle w:val="705"/>
+        <w:pStyle w:val="886"/>
         <w:pBdr>
           <w:bottom w:val="single" w:color="0b3d91" w:sz="8" w:space="4"/>
         </w:pBdr>
@@ -29,6 +29,12 @@
           <w:szCs w:val="32"/>
         </w:rPr>
       </w:r>
+      <w:r>
+        <w:rPr>
+          <w:sz w:val="32"/>
+          <w:szCs w:val="32"/>
+        </w:rPr>
+      </w:r>
     </w:p>
     <w:p>
       <w:pPr>
@@ -65,7 +71,7 @@
     </w:p>
     <w:p>
       <w:pPr>
-        <w:pStyle w:val="706"/>
+        <w:pStyle w:val="887"/>
         <w:pBdr/>
         <w:spacing/>
         <w:ind/>
@@ -252,7 +258,7 @@
     </w:p>
     <w:p>
       <w:pPr>
-        <w:pStyle w:val="706"/>
+        <w:pStyle w:val="887"/>
         <w:pBdr/>
         <w:spacing/>
         <w:ind/>
@@ -300,7 +306,7 @@
     </w:p>
     <w:p>
       <w:pPr>
-        <w:pStyle w:val="735"/>
+        <w:pStyle w:val="916"/>
         <w:pBdr/>
         <w:spacing/>
         <w:ind/>
@@ -429,7 +435,7 @@
     </w:p>
     <w:p>
       <w:pPr>
-        <w:pStyle w:val="735"/>
+        <w:pStyle w:val="916"/>
         <w:pBdr/>
         <w:spacing/>
         <w:ind/>
@@ -479,7 +485,6 @@
         </w:rPr>
         <w:t xml:space="preserve"> </w:t>
       </w:r>
-      <w:r/>
       <w:r>
         <w:rPr>
           <w:rFonts w:ascii="Segoe UI" w:hAnsi="Segoe UI"/>
@@ -517,11 +522,17 @@
         </w:rPr>
         <w:t xml:space="preserve"> re-runs both tests </w:t>
       </w:r>
-      <w:r/>
+      <w:r>
+        <w:rPr>
+          <w:rFonts w:ascii="Segoe UI" w:hAnsi="Segoe UI"/>
+          <w:sz w:val="22"/>
+          <w:szCs w:val="22"/>
+        </w:rPr>
+      </w:r>
     </w:p>
     <w:p>
       <w:pPr>
-        <w:pStyle w:val="735"/>
+        <w:pStyle w:val="916"/>
         <w:numPr>
           <w:ilvl w:val="0"/>
           <w:numId w:val="0"/>
@@ -563,10 +574,18 @@
           <w:highlight w:val="none"/>
         </w:rPr>
       </w:r>
+      <w:r>
+        <w:rPr>
+          <w:rFonts w:ascii="Segoe UI" w:hAnsi="Segoe UI"/>
+          <w:sz w:val="22"/>
+          <w:szCs w:val="22"/>
+          <w:highlight w:val="none"/>
+        </w:rPr>
+      </w:r>
     </w:p>
     <w:p>
       <w:pPr>
-        <w:pStyle w:val="735"/>
+        <w:pStyle w:val="916"/>
         <w:numPr>
           <w:ilvl w:val="0"/>
           <w:numId w:val="0"/>
@@ -594,15 +613,13 @@
       </w:r>
       <w:r>
         <w:rPr>
-          <w:rFonts w:ascii="Segoe UI" w:hAnsi="Segoe UI"/>
-          <w:sz w:val="22"/>
           <w:highlight w:val="none"/>
         </w:rPr>
       </w:r>
     </w:p>
     <w:p>
       <w:pPr>
-        <w:pStyle w:val="735"/>
+        <w:pStyle w:val="916"/>
         <w:pBdr/>
         <w:spacing/>
         <w:ind/>
@@ -694,7 +711,7 @@
     </w:p>
     <w:p>
       <w:pPr>
-        <w:pStyle w:val="735"/>
+        <w:pStyle w:val="916"/>
         <w:pBdr/>
         <w:spacing/>
         <w:ind/>
@@ -724,7 +741,6 @@
         </w:rPr>
         <w:t xml:space="preserve"> The summarizer's </w:t>
       </w:r>
-      <w:r/>
       <w:r>
         <w:rPr>
           <w:rFonts w:ascii="Segoe UI" w:hAnsi="Segoe UI"/>
@@ -747,11 +763,10 @@
         <w:t xml:space="preserve"> schema —   with the allowed doc_id list declared in the system prompt and the citations field   parsed + validated against the retrieved set — follow the grounded-QA pattern from P5's generative work.</w:t>
       </w:r>
       <w:r/>
-      <w:r/>
     </w:p>
     <w:p>
       <w:pPr>
-        <w:pStyle w:val="735"/>
+        <w:pStyle w:val="916"/>
         <w:pBdr/>
         <w:spacing/>
         <w:ind/>
@@ -977,7 +992,7 @@
     </w:p>
     <w:p>
       <w:pPr>
-        <w:pStyle w:val="706"/>
+        <w:pStyle w:val="887"/>
         <w:pBdr/>
         <w:spacing/>
         <w:ind/>
@@ -994,7 +1009,7 @@
     </w:p>
     <w:p>
       <w:pPr>
-        <w:pStyle w:val="707"/>
+        <w:pStyle w:val="888"/>
         <w:pBdr/>
         <w:spacing/>
         <w:ind/>
@@ -1063,7 +1078,7 @@
     </w:p>
     <w:p>
       <w:pPr>
-        <w:pStyle w:val="735"/>
+        <w:pStyle w:val="916"/>
         <w:pBdr/>
         <w:spacing/>
         <w:ind/>
@@ -1116,7 +1131,7 @@
     </w:p>
     <w:p>
       <w:pPr>
-        <w:pStyle w:val="735"/>
+        <w:pStyle w:val="916"/>
         <w:pBdr/>
         <w:spacing/>
         <w:ind/>
@@ -1227,7 +1242,13 @@
         </w:rPr>
         <w:t xml:space="preserve">), a transparent risk scorer (per-rule base + size + confidence, </w:t>
       </w:r>
-      <w:r/>
+      <w:r>
+        <w:rPr>
+          <w:rFonts w:ascii="Segoe UI" w:hAnsi="Segoe UI"/>
+          <w:sz w:val="22"/>
+          <w:szCs w:val="22"/>
+        </w:rPr>
+      </w:r>
     </w:p>
     <w:p>
       <w:pPr>
@@ -1244,11 +1265,10 @@
         <w:t xml:space="preserve">  capped at 100), and incident materialization to Parquet + CSV.</w:t>
       </w:r>
       <w:r/>
-      <w:r/>
     </w:p>
     <w:p>
       <w:pPr>
-        <w:pStyle w:val="735"/>
+        <w:pStyle w:val="916"/>
         <w:pBdr/>
         <w:spacing/>
         <w:ind/>
@@ -1322,7 +1342,6 @@
         </w:rPr>
         <w:t xml:space="preserve"> </w:t>
       </w:r>
-      <w:r/>
       <w:r>
         <w:rPr>
           <w:rFonts w:ascii="Segoe UI" w:hAnsi="Segoe UI"/>
@@ -1392,11 +1411,10 @@
         <w:t xml:space="preserve">, fixing shared-vocabulary mis-ranking without a bigger model.</w:t>
       </w:r>
       <w:r/>
-      <w:r/>
     </w:p>
     <w:p>
       <w:pPr>
-        <w:pStyle w:val="735"/>
+        <w:pStyle w:val="916"/>
         <w:numPr>
           <w:ilvl w:val="0"/>
           <w:numId w:val="0"/>
@@ -1420,17 +1438,11 @@
           <w:highlight w:val="none"/>
         </w:rPr>
       </w:r>
-      <w:r>
-        <w:rPr>
-          <w:rFonts w:ascii="Cascadia Mono" w:hAnsi="Cascadia Mono"/>
-          <w:sz w:val="20"/>
-          <w:highlight w:val="none"/>
-        </w:rPr>
-      </w:r>
+      <w:r/>
     </w:p>
     <w:p>
       <w:pPr>
-        <w:pStyle w:val="735"/>
+        <w:pStyle w:val="916"/>
         <w:pBdr/>
         <w:spacing/>
         <w:ind/>
@@ -1551,7 +1563,13 @@
         </w:rPr>
         <w:t xml:space="preserve"> against the retrieved set, retry once, </w:t>
       </w:r>
-      <w:r/>
+      <w:r>
+        <w:rPr>
+          <w:rFonts w:ascii="Segoe UI" w:hAnsi="Segoe UI"/>
+          <w:sz w:val="22"/>
+          <w:szCs w:val="22"/>
+        </w:rPr>
+      </w:r>
     </w:p>
     <w:p>
       <w:pPr>
@@ -1582,11 +1600,10 @@
         <w:t xml:space="preserve">).</w:t>
       </w:r>
       <w:r/>
-      <w:r/>
     </w:p>
     <w:p>
       <w:pPr>
-        <w:pStyle w:val="735"/>
+        <w:pStyle w:val="916"/>
         <w:pBdr/>
         <w:spacing/>
         <w:ind/>
@@ -1720,7 +1737,13 @@
         </w:rPr>
         <w:t xml:space="preserve">).     </w:t>
       </w:r>
-      <w:r/>
+      <w:r>
+        <w:rPr>
+          <w:rFonts w:ascii="Segoe UI" w:hAnsi="Segoe UI"/>
+          <w:sz w:val="22"/>
+          <w:szCs w:val="22"/>
+        </w:rPr>
+      </w:r>
     </w:p>
     <w:p>
       <w:pPr>
@@ -1751,11 +1774,10 @@
         <w:t xml:space="preserve"> mode (Groq-planned).</w:t>
       </w:r>
       <w:r/>
-      <w:r/>
     </w:p>
     <w:p>
       <w:pPr>
-        <w:pStyle w:val="735"/>
+        <w:pStyle w:val="916"/>
         <w:pBdr/>
         <w:spacing/>
         <w:ind/>
@@ -1868,7 +1890,13 @@
         </w:rPr>
         <w:t xml:space="preserve"> human-gate for </w:t>
       </w:r>
-      <w:r/>
+      <w:r>
+        <w:rPr>
+          <w:rFonts w:ascii="Segoe UI" w:hAnsi="Segoe UI"/>
+          <w:sz w:val="22"/>
+          <w:szCs w:val="22"/>
+        </w:rPr>
+      </w:r>
     </w:p>
     <w:p>
       <w:pPr>
@@ -1885,11 +1913,10 @@
         <w:t xml:space="preserve">  critical  escalations and optional CSV upload.</w:t>
       </w:r>
       <w:r/>
-      <w:r/>
     </w:p>
     <w:p>
       <w:pPr>
-        <w:pStyle w:val="707"/>
+        <w:pStyle w:val="888"/>
         <w:pBdr/>
         <w:spacing/>
         <w:ind/>
@@ -1906,7 +1933,7 @@
     </w:p>
     <w:p>
       <w:pPr>
-        <w:pStyle w:val="735"/>
+        <w:pStyle w:val="916"/>
         <w:pBdr/>
         <w:spacing/>
         <w:ind/>
@@ -1947,7 +1974,7 @@
     </w:p>
     <w:p>
       <w:pPr>
-        <w:pStyle w:val="735"/>
+        <w:pStyle w:val="916"/>
         <w:pBdr/>
         <w:spacing/>
         <w:ind/>
@@ -1988,7 +2015,7 @@
     </w:p>
     <w:p>
       <w:pPr>
-        <w:pStyle w:val="735"/>
+        <w:pStyle w:val="916"/>
         <w:pBdr/>
         <w:spacing/>
         <w:ind/>
@@ -2043,7 +2070,13 @@
         </w:rPr>
         <w:t xml:space="preserve">  makes "hallucinated policies are bugs" enforceable. Verified: 4/4 incidents cite the correct policy doc, </w:t>
       </w:r>
-      <w:r/>
+      <w:r>
+        <w:rPr>
+          <w:rFonts w:ascii="Segoe UI" w:hAnsi="Segoe UI"/>
+          <w:sz w:val="22"/>
+          <w:szCs w:val="22"/>
+        </w:rPr>
+      </w:r>
     </w:p>
     <w:p>
       <w:pPr>
@@ -2074,11 +2107,10 @@
         <w:t xml:space="preserve">.</w:t>
       </w:r>
       <w:r/>
-      <w:r/>
     </w:p>
     <w:p>
       <w:pPr>
-        <w:pStyle w:val="735"/>
+        <w:pStyle w:val="916"/>
         <w:pBdr/>
         <w:spacing/>
         <w:ind/>
@@ -2124,6 +2156,7 @@
           <w:rFonts w:ascii="Segoe UI" w:hAnsi="Segoe UI"/>
           <w:sz w:val="22"/>
           <w:szCs w:val="22"/>
+          <w:highlight w:val="none"/>
         </w:rPr>
       </w:pPr>
       <w:r>
@@ -2165,19 +2198,6 @@
         <w:rPr>
           <w:rFonts w:ascii="Segoe UI" w:hAnsi="Segoe UI"/>
           <w:sz w:val="22"/>
-          <w:szCs w:val="22"/>
-        </w:rPr>
-      </w:r>
-      <w:r>
-        <w:rPr>
-          <w:rFonts w:ascii="Segoe UI" w:hAnsi="Segoe UI"/>
-          <w:sz w:val="22"/>
-        </w:rPr>
-      </w:r>
-      <w:r>
-        <w:rPr>
-          <w:rFonts w:ascii="Segoe UI" w:hAnsi="Segoe UI"/>
-          <w:sz w:val="22"/>
         </w:rPr>
         <w:t xml:space="preserve"> </w:t>
       </w:r>
@@ -2193,13 +2213,142 @@
           <w:rFonts w:ascii="Segoe UI" w:hAnsi="Segoe UI"/>
           <w:sz w:val="22"/>
         </w:rPr>
-        <w:t xml:space="preserve">. The only change to the donated spine is the multi-step plan-loop  </w:t>
+        <w:t xml:space="preserve">. </w:t>
+      </w:r>
+      <w:r>
+        <w:rPr>
+          <w:rFonts w:ascii="Segoe UI" w:hAnsi="Segoe UI"/>
+          <w:sz w:val="22"/>
+          <w:u w:val="single"/>
+        </w:rPr>
+        <w:t xml:space="preserve">however</w:t>
+      </w:r>
+      <w:r>
+        <w:rPr>
+          <w:rFonts w:ascii="Segoe UI" w:hAnsi="Segoe UI"/>
+          <w:sz w:val="22"/>
+        </w:rPr>
+        <w:t xml:space="preserve">, </w:t>
+      </w:r>
+      <w:r>
+        <w:rPr>
+          <w:rFonts w:ascii="Segoe UI" w:hAnsi="Segoe UI"/>
+          <w:sz w:val="22"/>
+          <w:highlight w:val="none"/>
+        </w:rPr>
+        <w:t xml:space="preserve">P6's loop routed </w:t>
+      </w:r>
+      <w:r>
+        <w:rPr>
+          <w:rFonts w:ascii="Segoe UI" w:hAnsi="Segoe UI"/>
+          <w:i/>
+          <w:iCs/>
+          <w:sz w:val="22"/>
+          <w:highlight w:val="none"/>
+        </w:rPr>
+        <w:t xml:space="preserve">worker_dispatch → reviewer</w:t>
+      </w:r>
+      <w:r>
+        <w:rPr>
+          <w:rFonts w:ascii="Segoe UI" w:hAnsi="Segoe UI"/>
+          <w:sz w:val="22"/>
+          <w:highlight w:val="none"/>
+        </w:rPr>
+        <w:t xml:space="preserve">, so the worker node the only step that loads plan[step_index] into current_action </w:t>
+      </w:r>
+      <w:r>
+        <w:rPr>
+          <w:rFonts w:ascii="Segoe UI" w:hAnsi="Segoe UI"/>
+          <w:b/>
+          <w:bCs/>
+          <w:sz w:val="22"/>
+          <w:highlight w:val="none"/>
+        </w:rPr>
+        <w:t xml:space="preserve">ran once at the start and never again</w:t>
+      </w:r>
+      <w:r>
+        <w:rPr>
+          <w:rFonts w:ascii="Segoe UI" w:hAnsi="Segoe UI"/>
+          <w:sz w:val="22"/>
+          <w:highlight w:val="none"/>
+        </w:rPr>
+        <w:t xml:space="preserve">; every loop iteration re-reviewed and re-dispatched step 0's action while step_index adv</w:t>
+      </w:r>
+      <w:r>
+        <w:rPr>
+          <w:rFonts w:ascii="Segoe UI" w:hAnsi="Segoe UI"/>
+          <w:sz w:val="22"/>
+          <w:highlight w:val="none"/>
+        </w:rPr>
+        <w:t xml:space="preserve">anced unused, so a five-step SOC plan (fuse → score → retrieve → summarize → escalate) silently re-ran its first step five times. Single-step plans hid this because they never exercise the loop, which is why the donor domain shipped green. The fix routes </w:t>
+      </w:r>
+      <w:r>
+        <w:rPr>
+          <w:rFonts w:ascii="Segoe UI" w:hAnsi="Segoe UI"/>
+          <w:i/>
+          <w:iCs/>
+          <w:sz w:val="22"/>
+          <w:highlight w:val="none"/>
+        </w:rPr>
+        <w:t xml:space="preserve">wo</w:t>
+      </w:r>
+      <w:r>
+        <w:rPr>
+          <w:rFonts w:ascii="Segoe UI" w:hAnsi="Segoe UI"/>
+          <w:i/>
+          <w:iCs/>
+          <w:sz w:val="22"/>
+          <w:highlight w:val="none"/>
+        </w:rPr>
+        <w:t xml:space="preserve">rker_dispatch → worker</w:t>
+      </w:r>
+      <w:r>
+        <w:rPr>
+          <w:rFonts w:ascii="Segoe UI" w:hAnsi="Segoe UI"/>
+          <w:sz w:val="22"/>
+          <w:highlight w:val="none"/>
+        </w:rPr>
+        <w:t xml:space="preserve"> so each </w:t>
+      </w:r>
+      <w:r>
+        <w:rPr>
+          <w:rFonts w:ascii="Segoe UI" w:hAnsi="Segoe UI"/>
+          <w:b/>
+          <w:bCs/>
+          <w:sz w:val="22"/>
+          <w:highlight w:val="none"/>
+        </w:rPr>
+        <w:t xml:space="preserve">iteration reloads the next step's action before the reviewer gates it</w:t>
+      </w:r>
+      <w:r>
+        <w:rPr>
+          <w:rFonts w:ascii="Segoe UI" w:hAnsi="Segoe UI"/>
+          <w:sz w:val="22"/>
+          <w:highlight w:val="none"/>
+        </w:rPr>
+        <w:t xml:space="preserve">; the non-bypassable gate (worker → reviewer → dispatch) still holds every iteration, so the tool never runs unreviewed — the loop just now advances the plan</w:t>
+      </w:r>
+      <w:r>
+        <w:rPr>
+          <w:rFonts w:ascii="Segoe UI" w:hAnsi="Segoe UI"/>
+          <w:sz w:val="22"/>
+          <w:highlight w:val="none"/>
+        </w:rPr>
+        <w:t xml:space="preserve"> instead of repeating it.</w:t>
+      </w:r>
+      <w:r>
+        <w:rPr>
+          <w:rFonts w:ascii="Segoe UI" w:hAnsi="Segoe UI"/>
+          <w:sz w:val="22"/>
+          <w:highlight w:val="none"/>
+        </w:rPr>
       </w:r>
       <w:r>
         <w:rPr>
           <w:rFonts w:ascii="Segoe UI" w:hAnsi="Segoe UI"/>
           <w:sz w:val="22"/>
           <w:szCs w:val="22"/>
+          <w:highlight w:val="none"/>
         </w:rPr>
       </w:r>
     </w:p>
@@ -2212,69 +2361,182 @@
           <w:rFonts w:ascii="Segoe UI" w:hAnsi="Segoe UI"/>
           <w:sz w:val="22"/>
           <w:szCs w:val="22"/>
+          <w:highlight w:val="none"/>
         </w:rPr>
       </w:pPr>
       <w:r>
         <w:rPr>
           <w:rFonts w:ascii="Segoe UI" w:hAnsi="Segoe UI"/>
           <w:sz w:val="22"/>
+          <w:szCs w:val="22"/>
+          <w:highlight w:val="none"/>
         </w:rPr>
-        <w:t xml:space="preserve">fix (</w:t>
-      </w:r>
-      <w:r>
-        <w:rPr>
-          <w:rFonts w:ascii="Cascadia Mono" w:hAnsi="Cascadia Mono"/>
-          <w:sz w:val="20"/>
-        </w:rPr>
-        <w:t xml:space="preserve">dispatch → worker</w:t>
-      </w:r>
-      <w:r>
-        <w:rPr>
-          <w:rFonts w:ascii="Segoe UI" w:hAnsi="Segoe UI"/>
-          <w:sz w:val="22"/>
-        </w:rPr>
-        <w:t xml:space="preserve">, not </w:t>
-      </w:r>
-      <w:r>
-        <w:rPr>
-          <w:rFonts w:ascii="Cascadia Mono" w:hAnsi="Cascadia Mono"/>
-          <w:sz w:val="20"/>
-        </w:rPr>
-        <w:t xml:space="preserve">reviewer</w:t>
-      </w:r>
-      <w:r>
-        <w:rPr>
-          <w:rFonts w:ascii="Segoe UI" w:hAnsi="Segoe UI"/>
-          <w:sz w:val="22"/>
-        </w:rPr>
-        <w:t xml:space="preserve">), documented with </w:t>
-      </w:r>
-      <w:r>
-        <w:rPr>
-          <w:rFonts w:ascii="Cascadia Mono" w:hAnsi="Cascadia Mono"/>
-          <w:sz w:val="20"/>
-        </w:rPr>
-        <w:t xml:space="preserve">FIX</w:t>
-      </w:r>
-      <w:r>
-        <w:rPr>
-          <w:rFonts w:ascii="Segoe UI" w:hAnsi="Segoe UI"/>
-          <w:sz w:val="22"/>
-        </w:rPr>
-        <w:t xml:space="preserve"> comments.</w:t>
       </w:r>
       <w:r>
         <w:rPr>
           <w:rFonts w:ascii="Segoe UI" w:hAnsi="Segoe UI"/>
           <w:sz w:val="22"/>
           <w:szCs w:val="22"/>
+          <w:highlight w:val="none"/>
         </w:rPr>
       </w:r>
-      <w:r/>
+      <w:r>
+        <w:rPr>
+          <w:rFonts w:ascii="Segoe UI" w:hAnsi="Segoe UI"/>
+          <w:sz w:val="22"/>
+          <w:szCs w:val="22"/>
+          <w:highlight w:val="none"/>
+        </w:rPr>
+      </w:r>
     </w:p>
     <w:p>
       <w:pPr>
-        <w:pStyle w:val="735"/>
+        <w:pBdr/>
+        <w:spacing/>
+        <w:ind/>
+        <w:rPr>
+          <w:rFonts w:ascii="Segoe UI" w:hAnsi="Segoe UI"/>
+          <w:sz w:val="22"/>
+          <w:szCs w:val="22"/>
+          <w:highlight w:val="none"/>
+        </w:rPr>
+      </w:pPr>
+      <w:r>
+        <w:rPr>
+          <w:rFonts w:ascii="Segoe UI" w:hAnsi="Segoe UI"/>
+          <w:sz w:val="22"/>
+          <w:szCs w:val="22"/>
+          <w:highlight w:val="none"/>
+        </w:rPr>
+      </w:r>
+      <w:r>
+        <w:rPr>
+          <w:rFonts w:ascii="Segoe UI" w:hAnsi="Segoe UI"/>
+          <w:sz w:val="22"/>
+          <w:szCs w:val="22"/>
+          <w:highlight w:val="none"/>
+        </w:rPr>
+      </w:r>
+      <w:r>
+        <w:rPr>
+          <w:rFonts w:ascii="Segoe UI" w:hAnsi="Segoe UI"/>
+          <w:sz w:val="22"/>
+          <w:szCs w:val="22"/>
+          <w:highlight w:val="none"/>
+        </w:rPr>
+      </w:r>
+    </w:p>
+    <w:p>
+      <w:pPr>
+        <w:pBdr/>
+        <w:spacing/>
+        <w:ind/>
+        <w:rPr>
+          <w:rFonts w:ascii="Segoe UI" w:hAnsi="Segoe UI"/>
+          <w:sz w:val="22"/>
+          <w:szCs w:val="22"/>
+          <w:highlight w:val="none"/>
+        </w:rPr>
+      </w:pPr>
+      <w:r>
+        <w:rPr>
+          <w:rFonts w:ascii="Segoe UI" w:hAnsi="Segoe UI"/>
+          <w:sz w:val="22"/>
+          <w:szCs w:val="22"/>
+          <w:highlight w:val="none"/>
+        </w:rPr>
+      </w:r>
+      <w:r>
+        <w:rPr>
+          <w:rFonts w:ascii="Segoe UI" w:hAnsi="Segoe UI"/>
+          <w:sz w:val="22"/>
+          <w:szCs w:val="22"/>
+          <w:highlight w:val="none"/>
+        </w:rPr>
+      </w:r>
+      <w:r>
+        <w:rPr>
+          <w:rFonts w:ascii="Segoe UI" w:hAnsi="Segoe UI"/>
+          <w:sz w:val="22"/>
+          <w:szCs w:val="22"/>
+          <w:highlight w:val="none"/>
+        </w:rPr>
+      </w:r>
+    </w:p>
+    <w:p>
+      <w:pPr>
+        <w:pBdr/>
+        <w:spacing/>
+        <w:ind/>
+        <w:rPr>
+          <w:rFonts w:ascii="Segoe UI" w:hAnsi="Segoe UI"/>
+          <w:sz w:val="22"/>
+          <w:szCs w:val="22"/>
+          <w:highlight w:val="none"/>
+        </w:rPr>
+      </w:pPr>
+      <w:r>
+        <w:rPr>
+          <w:rFonts w:ascii="Segoe UI" w:hAnsi="Segoe UI"/>
+          <w:sz w:val="22"/>
+          <w:szCs w:val="22"/>
+          <w:highlight w:val="none"/>
+        </w:rPr>
+      </w:r>
+      <w:r>
+        <w:rPr>
+          <w:rFonts w:ascii="Segoe UI" w:hAnsi="Segoe UI"/>
+          <w:sz w:val="22"/>
+          <w:szCs w:val="22"/>
+          <w:highlight w:val="none"/>
+        </w:rPr>
+      </w:r>
+      <w:r>
+        <w:rPr>
+          <w:rFonts w:ascii="Segoe UI" w:hAnsi="Segoe UI"/>
+          <w:sz w:val="22"/>
+          <w:szCs w:val="22"/>
+          <w:highlight w:val="none"/>
+        </w:rPr>
+      </w:r>
+    </w:p>
+    <w:p>
+      <w:pPr>
+        <w:pBdr/>
+        <w:spacing/>
+        <w:ind/>
+        <w:rPr>
+          <w:rFonts w:ascii="Segoe UI" w:hAnsi="Segoe UI"/>
+          <w:sz w:val="22"/>
+          <w:szCs w:val="22"/>
+          <w:highlight w:val="none"/>
+        </w:rPr>
+      </w:pPr>
+      <w:r>
+        <w:rPr>
+          <w:rFonts w:ascii="Segoe UI" w:hAnsi="Segoe UI"/>
+          <w:sz w:val="22"/>
+          <w:highlight w:val="none"/>
+        </w:rPr>
+      </w:r>
+      <w:r>
+        <w:rPr>
+          <w:rFonts w:ascii="Segoe UI" w:hAnsi="Segoe UI"/>
+          <w:sz w:val="22"/>
+          <w:highlight w:val="none"/>
+        </w:rPr>
+      </w:r>
+      <w:r>
+        <w:rPr>
+          <w:rFonts w:ascii="Segoe UI" w:hAnsi="Segoe UI"/>
+          <w:sz w:val="22"/>
+          <w:highlight w:val="none"/>
+        </w:rPr>
+      </w:r>
+    </w:p>
+    <w:p>
+      <w:pPr>
+        <w:pStyle w:val="916"/>
         <w:pBdr/>
         <w:spacing/>
         <w:ind/>
@@ -2330,7 +2592,12 @@
         <w:pBdr/>
         <w:spacing/>
         <w:ind/>
-        <w:rPr/>
+        <w:rPr>
+          <w:rFonts w:ascii="Segoe UI" w:hAnsi="Segoe UI"/>
+          <w:sz w:val="22"/>
+          <w:szCs w:val="22"/>
+          <w:highlight w:val="none"/>
+        </w:rPr>
       </w:pPr>
       <w:r>
         <w:rPr>
@@ -2353,11 +2620,52 @@
         </w:rPr>
         <w:t xml:space="preserve"> constraint, and the test assertion — single source of truth.</w:t>
       </w:r>
-      <w:r/>
+      <w:r>
+        <w:rPr>
+          <w:rFonts w:ascii="Segoe UI" w:hAnsi="Segoe UI"/>
+          <w:sz w:val="22"/>
+          <w:szCs w:val="22"/>
+          <w:highlight w:val="none"/>
+        </w:rPr>
+      </w:r>
     </w:p>
     <w:p>
       <w:pPr>
-        <w:pStyle w:val="735"/>
+        <w:pBdr/>
+        <w:spacing/>
+        <w:ind/>
+        <w:rPr>
+          <w:rFonts w:ascii="Segoe UI" w:hAnsi="Segoe UI"/>
+          <w:sz w:val="22"/>
+          <w:szCs w:val="22"/>
+          <w:highlight w:val="none"/>
+        </w:rPr>
+      </w:pPr>
+      <w:r>
+        <w:rPr>
+          <w:rFonts w:ascii="Segoe UI" w:hAnsi="Segoe UI"/>
+          <w:sz w:val="22"/>
+          <w:highlight w:val="none"/>
+        </w:rPr>
+      </w:r>
+      <w:r>
+        <w:rPr>
+          <w:rFonts w:ascii="Segoe UI" w:hAnsi="Segoe UI"/>
+          <w:sz w:val="22"/>
+          <w:highlight w:val="none"/>
+        </w:rPr>
+      </w:r>
+      <w:r>
+        <w:rPr>
+          <w:rFonts w:ascii="Segoe UI" w:hAnsi="Segoe UI"/>
+          <w:sz w:val="22"/>
+          <w:highlight w:val="none"/>
+        </w:rPr>
+      </w:r>
+    </w:p>
+    <w:p>
+      <w:pPr>
+        <w:pStyle w:val="916"/>
         <w:pBdr/>
         <w:spacing/>
         <w:ind/>
@@ -2418,14 +2726,25 @@
           <w:sz w:val="20"/>
         </w:rPr>
       </w:r>
-      <w:r/>
+      <w:r>
+        <w:rPr>
+          <w:rFonts w:ascii="Cascadia Mono" w:hAnsi="Cascadia Mono"/>
+          <w:sz w:val="20"/>
+          <w:szCs w:val="20"/>
+        </w:rPr>
+      </w:r>
     </w:p>
     <w:p>
       <w:pPr>
         <w:pBdr/>
         <w:spacing/>
         <w:ind/>
-        <w:rPr/>
+        <w:rPr>
+          <w:rFonts w:ascii="Segoe UI" w:hAnsi="Segoe UI"/>
+          <w:sz w:val="22"/>
+          <w:szCs w:val="22"/>
+          <w:highlight w:val="none"/>
+        </w:rPr>
       </w:pPr>
       <w:r>
         <w:rPr>
@@ -2456,11 +2775,39 @@
         <w:t xml:space="preserve">.</w:t>
       </w:r>
       <w:r/>
-      <w:r/>
     </w:p>
     <w:p>
       <w:pPr>
-        <w:pStyle w:val="735"/>
+        <w:pBdr/>
+        <w:spacing/>
+        <w:ind/>
+        <w:rPr/>
+      </w:pPr>
+      <w:r>
+        <w:rPr>
+          <w:rFonts w:ascii="Segoe UI" w:hAnsi="Segoe UI"/>
+          <w:sz w:val="22"/>
+          <w:highlight w:val="none"/>
+        </w:rPr>
+      </w:r>
+      <w:r>
+        <w:rPr>
+          <w:rFonts w:ascii="Segoe UI" w:hAnsi="Segoe UI"/>
+          <w:sz w:val="22"/>
+          <w:highlight w:val="none"/>
+        </w:rPr>
+      </w:r>
+      <w:r>
+        <w:rPr>
+          <w:rFonts w:ascii="Segoe UI" w:hAnsi="Segoe UI"/>
+          <w:sz w:val="22"/>
+          <w:highlight w:val="none"/>
+        </w:rPr>
+      </w:r>
+    </w:p>
+    <w:p>
+      <w:pPr>
+        <w:pStyle w:val="916"/>
         <w:pBdr/>
         <w:spacing/>
         <w:ind/>
@@ -2516,6 +2863,199 @@
         </w:rPr>
         <w:t xml:space="preserve">  reads the user's incidents, not a coincidentally-matched synthetic row — a silent-data-mix guard.</w:t>
       </w:r>
+      <w:r>
+        <w:rPr>
+          <w:rFonts w:ascii="Segoe UI" w:hAnsi="Segoe UI"/>
+          <w:sz w:val="22"/>
+          <w:szCs w:val="22"/>
+          <w:highlight w:val="none"/>
+        </w:rPr>
+      </w:r>
+    </w:p>
+    <w:p>
+      <w:pPr>
+        <w:pBdr/>
+        <w:spacing/>
+        <w:ind/>
+        <w:rPr/>
+      </w:pPr>
+      <w:r/>
+      <w:r/>
+    </w:p>
+    <w:p>
+      <w:pPr>
+        <w:pBdr/>
+        <w:spacing/>
+        <w:ind/>
+        <w:rPr/>
+      </w:pPr>
+      <w:r/>
+      <w:r/>
+      <w:r/>
+    </w:p>
+    <w:p>
+      <w:pPr>
+        <w:pBdr/>
+        <w:spacing/>
+        <w:ind/>
+        <w:rPr/>
+      </w:pPr>
+      <w:r/>
+      <w:r/>
+      <w:r/>
+    </w:p>
+    <w:p>
+      <w:pPr>
+        <w:pBdr/>
+        <w:spacing/>
+        <w:ind/>
+        <w:rPr/>
+      </w:pPr>
+      <w:r/>
+      <w:r/>
+      <w:r/>
+    </w:p>
+    <w:p>
+      <w:pPr>
+        <w:pBdr/>
+        <w:spacing/>
+        <w:ind/>
+        <w:rPr/>
+      </w:pPr>
+      <w:r/>
+      <w:r/>
+      <w:r/>
+    </w:p>
+    <w:p>
+      <w:pPr>
+        <w:pBdr/>
+        <w:spacing/>
+        <w:ind/>
+        <w:rPr/>
+      </w:pPr>
+      <w:r/>
+      <w:r/>
+      <w:r/>
+    </w:p>
+    <w:p>
+      <w:pPr>
+        <w:pBdr/>
+        <w:spacing/>
+        <w:ind/>
+        <w:rPr/>
+      </w:pPr>
+      <w:r/>
+      <w:r/>
+      <w:r/>
+    </w:p>
+    <w:p>
+      <w:pPr>
+        <w:pBdr/>
+        <w:spacing/>
+        <w:ind/>
+        <w:rPr/>
+      </w:pPr>
+      <w:r/>
+      <w:r/>
+      <w:r/>
+    </w:p>
+    <w:p>
+      <w:pPr>
+        <w:pBdr/>
+        <w:spacing/>
+        <w:ind/>
+        <w:rPr/>
+      </w:pPr>
+      <w:r/>
+      <w:r/>
+      <w:r/>
+    </w:p>
+    <w:p>
+      <w:pPr>
+        <w:pBdr/>
+        <w:spacing/>
+        <w:ind/>
+        <w:rPr/>
+      </w:pPr>
+      <w:r/>
+      <w:r/>
+      <w:r/>
+    </w:p>
+    <w:p>
+      <w:pPr>
+        <w:pBdr/>
+        <w:spacing/>
+        <w:ind/>
+        <w:rPr/>
+      </w:pPr>
+      <w:r/>
+      <w:r/>
+      <w:r/>
+    </w:p>
+    <w:p>
+      <w:pPr>
+        <w:pBdr/>
+        <w:spacing/>
+        <w:ind/>
+        <w:rPr/>
+      </w:pPr>
+      <w:r/>
+      <w:r/>
+      <w:r/>
+    </w:p>
+    <w:p>
+      <w:pPr>
+        <w:pBdr/>
+        <w:spacing/>
+        <w:ind/>
+        <w:rPr/>
+      </w:pPr>
+      <w:r/>
+      <w:r/>
+      <w:r/>
+    </w:p>
+    <w:p>
+      <w:pPr>
+        <w:pBdr/>
+        <w:spacing/>
+        <w:ind/>
+        <w:rPr/>
+      </w:pPr>
+      <w:r/>
+      <w:r/>
+      <w:r/>
+    </w:p>
+    <w:p>
+      <w:pPr>
+        <w:pBdr/>
+        <w:spacing/>
+        <w:ind/>
+        <w:rPr/>
+      </w:pPr>
+      <w:r/>
+      <w:r/>
+      <w:r/>
+    </w:p>
+    <w:p>
+      <w:pPr>
+        <w:pBdr/>
+        <w:spacing/>
+        <w:ind/>
+        <w:rPr/>
+      </w:pPr>
+      <w:r/>
+      <w:r/>
+      <w:r/>
+    </w:p>
+    <w:p>
+      <w:pPr>
+        <w:pBdr/>
+        <w:spacing/>
+        <w:ind/>
+        <w:rPr/>
+      </w:pPr>
+      <w:r/>
+      <w:r/>
       <w:r/>
     </w:p>
     <w:p>
@@ -2543,24 +3083,11 @@
           <w:highlight w:val="none"/>
         </w:rPr>
       </w:r>
-      <w:r>
-        <w:rPr>
-          <w:rFonts w:ascii="Segoe UI" w:hAnsi="Segoe UI"/>
-          <w:sz w:val="22"/>
-          <w:highlight w:val="none"/>
-        </w:rPr>
-      </w:r>
-      <w:r>
-        <w:rPr>
-          <w:rFonts w:ascii="Segoe UI" w:hAnsi="Segoe UI"/>
-          <w:sz w:val="22"/>
-          <w:highlight w:val="none"/>
-        </w:rPr>
-      </w:r>
+      <w:r/>
     </w:p>
     <w:p>
       <w:pPr>
-        <w:pStyle w:val="707"/>
+        <w:pStyle w:val="888"/>
         <w:pBdr/>
         <w:spacing/>
         <w:ind/>
@@ -2610,15 +3137,6 @@
       </w:pPr>
       <w:r/>
       <w:r/>
-      <w:r/>
-      <w:r/>
-      <w:r/>
-      <w:r/>
-      <w:r/>
-      <w:r/>
-      <w:r/>
-      <w:r/>
-      <w:r/>
     </w:p>
     <w:p>
       <w:pPr>
@@ -2627,7 +3145,6 @@
         <w:ind/>
         <w:rPr/>
       </w:pPr>
-      <w:r/>
       <w:r>
         <mc:AlternateContent>
           <mc:Choice Requires="wpg">
@@ -2676,7 +3193,6 @@
                               <w:ind/>
                               <w:rPr/>
                             </w:pPr>
-                            <w:r/>
                             <w:r>
                               <mc:AlternateContent>
                                 <mc:Choice Requires="wpg">
@@ -2747,8 +3263,6 @@
                               </mc:AlternateContent>
                             </w:r>
                             <w:r/>
-                            <w:r/>
-                            <w:r/>
                           </w:p>
                         </w:txbxContent>
                       </wps:txbx>
@@ -2771,7 +3285,6 @@
                         <w:ind/>
                         <w:rPr/>
                       </w:pPr>
-                      <w:r/>
                       <w:r>
                         <mc:AlternateContent>
                           <mc:Choice Requires="wpg">
@@ -2842,8 +3355,6 @@
                         </mc:AlternateContent>
                       </w:r>
                       <w:r/>
-                      <w:r/>
-                      <w:r/>
                     </w:p>
                   </w:txbxContent>
                 </v:textbox>
@@ -2853,6 +3364,14 @@
         </mc:AlternateContent>
       </w:r>
       <w:r/>
+    </w:p>
+    <w:p>
+      <w:pPr>
+        <w:pBdr/>
+        <w:spacing/>
+        <w:ind/>
+        <w:rPr/>
+      </w:pPr>
       <w:r/>
       <w:r/>
     </w:p>
@@ -2865,7 +3384,6 @@
       </w:pPr>
       <w:r/>
       <w:r/>
-      <w:r/>
     </w:p>
     <w:p>
       <w:pPr>
@@ -2874,7 +3392,6 @@
         <w:ind/>
         <w:rPr/>
       </w:pPr>
-      <w:r/>
       <w:r/>
       <w:r/>
     </w:p>
@@ -2887,7 +3404,6 @@
       </w:pPr>
       <w:r/>
       <w:r/>
-      <w:r/>
     </w:p>
     <w:p>
       <w:pPr>
@@ -2896,7 +3412,6 @@
         <w:ind/>
         <w:rPr/>
       </w:pPr>
-      <w:r/>
       <w:r/>
       <w:r/>
     </w:p>
@@ -2909,7 +3424,6 @@
       </w:pPr>
       <w:r/>
       <w:r/>
-      <w:r/>
     </w:p>
     <w:p>
       <w:pPr>
@@ -2918,7 +3432,6 @@
         <w:ind/>
         <w:rPr/>
       </w:pPr>
-      <w:r/>
       <w:r/>
       <w:r/>
     </w:p>
@@ -2931,7 +3444,6 @@
       </w:pPr>
       <w:r/>
       <w:r/>
-      <w:r/>
     </w:p>
     <w:p>
       <w:pPr>
@@ -2940,7 +3452,6 @@
         <w:ind/>
         <w:rPr/>
       </w:pPr>
-      <w:r/>
       <w:r/>
       <w:r/>
     </w:p>
@@ -2953,7 +3464,6 @@
       </w:pPr>
       <w:r/>
       <w:r/>
-      <w:r/>
     </w:p>
     <w:p>
       <w:pPr>
@@ -2962,7 +3472,6 @@
         <w:ind/>
         <w:rPr/>
       </w:pPr>
-      <w:r/>
       <w:r/>
       <w:r/>
     </w:p>
@@ -2975,7 +3484,6 @@
       </w:pPr>
       <w:r/>
       <w:r/>
-      <w:r/>
     </w:p>
     <w:p>
       <w:pPr>
@@ -2984,7 +3492,6 @@
         <w:ind/>
         <w:rPr/>
       </w:pPr>
-      <w:r/>
       <w:r/>
       <w:r/>
     </w:p>
@@ -2997,7 +3504,6 @@
       </w:pPr>
       <w:r/>
       <w:r/>
-      <w:r/>
     </w:p>
     <w:p>
       <w:pPr>
@@ -3006,7 +3512,6 @@
         <w:ind/>
         <w:rPr/>
       </w:pPr>
-      <w:r/>
       <w:r/>
       <w:r/>
     </w:p>
@@ -3019,7 +3524,6 @@
       </w:pPr>
       <w:r/>
       <w:r/>
-      <w:r/>
     </w:p>
     <w:p>
       <w:pPr>
@@ -3028,7 +3532,6 @@
         <w:ind/>
         <w:rPr/>
       </w:pPr>
-      <w:r/>
       <w:r/>
       <w:r/>
     </w:p>
@@ -3041,7 +3544,6 @@
       </w:pPr>
       <w:r/>
       <w:r/>
-      <w:r/>
     </w:p>
     <w:p>
       <w:pPr>
@@ -3050,7 +3552,6 @@
         <w:ind/>
         <w:rPr/>
       </w:pPr>
-      <w:r/>
       <w:r/>
       <w:r/>
     </w:p>
@@ -3063,7 +3564,6 @@
       </w:pPr>
       <w:r/>
       <w:r/>
-      <w:r/>
     </w:p>
     <w:p>
       <w:pPr>
@@ -3072,7 +3572,6 @@
         <w:ind/>
         <w:rPr/>
       </w:pPr>
-      <w:r/>
       <w:r/>
       <w:r/>
     </w:p>
@@ -3085,7 +3584,6 @@
       </w:pPr>
       <w:r/>
       <w:r/>
-      <w:r/>
     </w:p>
     <w:p>
       <w:pPr>
@@ -3094,7 +3592,6 @@
         <w:ind/>
         <w:rPr/>
       </w:pPr>
-      <w:r/>
       <w:r/>
       <w:r/>
     </w:p>
@@ -3107,7 +3604,6 @@
       </w:pPr>
       <w:r/>
       <w:r/>
-      <w:r/>
     </w:p>
     <w:p>
       <w:pPr>
@@ -3128,21 +3624,10 @@
       </w:pPr>
       <w:r/>
       <w:r/>
-      <w:r/>
     </w:p>
     <w:p>
       <w:pPr>
-        <w:pBdr/>
-        <w:spacing/>
-        <w:ind/>
-        <w:rPr/>
-      </w:pPr>
-      <w:r/>
-      <w:r/>
-    </w:p>
-    <w:p>
-      <w:pPr>
-        <w:pStyle w:val="707"/>
+        <w:pStyle w:val="888"/>
         <w:pBdr/>
         <w:spacing/>
         <w:ind/>
@@ -3159,7 +3644,7 @@
     </w:p>
     <w:p>
       <w:pPr>
-        <w:pStyle w:val="735"/>
+        <w:pStyle w:val="916"/>
         <w:pBdr/>
         <w:spacing/>
         <w:ind/>
@@ -3205,11 +3690,17 @@
         </w:rPr>
         <w:t xml:space="preserve"> the plan </w:t>
       </w:r>
-      <w:r/>
+      <w:r>
+        <w:rPr>
+          <w:rFonts w:ascii="Segoe UI" w:hAnsi="Segoe UI"/>
+          <w:sz w:val="22"/>
+          <w:szCs w:val="22"/>
+        </w:rPr>
+      </w:r>
     </w:p>
     <w:p>
       <w:pPr>
-        <w:pStyle w:val="735"/>
+        <w:pStyle w:val="916"/>
         <w:numPr>
           <w:ilvl w:val="0"/>
           <w:numId w:val="0"/>
@@ -3230,11 +3721,17 @@
         </w:rPr>
         <w:t xml:space="preserve">and may skip steps — acceptable, since the summarizer tool retrieves policies internally </w:t>
       </w:r>
-      <w:r/>
+      <w:r>
+        <w:rPr>
+          <w:rFonts w:ascii="Segoe UI" w:hAnsi="Segoe UI"/>
+          <w:sz w:val="22"/>
+          <w:szCs w:val="22"/>
+        </w:rPr>
+      </w:r>
     </w:p>
     <w:p>
       <w:pPr>
-        <w:pStyle w:val="735"/>
+        <w:pStyle w:val="916"/>
         <w:numPr>
           <w:ilvl w:val="0"/>
           <w:numId w:val="0"/>
@@ -3261,11 +3758,17 @@
           <w:sz w:val="20"/>
         </w:rPr>
       </w:r>
-      <w:r/>
+      <w:r>
+        <w:rPr>
+          <w:rFonts w:ascii="Cascadia Mono" w:hAnsi="Cascadia Mono"/>
+          <w:sz w:val="20"/>
+          <w:szCs w:val="20"/>
+        </w:rPr>
+      </w:r>
     </w:p>
     <w:p>
       <w:pPr>
-        <w:pStyle w:val="735"/>
+        <w:pStyle w:val="916"/>
         <w:numPr>
           <w:ilvl w:val="0"/>
           <w:numId w:val="0"/>
@@ -3290,11 +3793,10 @@
         <w:t xml:space="preserve"> is the live demo.</w:t>
       </w:r>
       <w:r/>
-      <w:r/>
     </w:p>
     <w:p>
       <w:pPr>
-        <w:pStyle w:val="735"/>
+        <w:pStyle w:val="916"/>
         <w:pBdr/>
         <w:spacing/>
         <w:ind/>
@@ -3323,11 +3825,10 @@
         <w:t xml:space="preserve"> (226 incidents) is the rubric default, with a small slice (4 incidents) kept for fast iteration. The pipeline is sliced, not retrained, so the cap is on calls, not on capability.</w:t>
       </w:r>
       <w:r/>
-      <w:r/>
     </w:p>
     <w:p>
       <w:pPr>
-        <w:pStyle w:val="735"/>
+        <w:pStyle w:val="916"/>
         <w:pBdr/>
         <w:spacing/>
         <w:ind/>
@@ -3412,7 +3913,13 @@
         </w:rPr>
         <w:t xml:space="preserve">, not shuffled rows). </w:t>
       </w:r>
-      <w:r/>
+      <w:r>
+        <w:rPr>
+          <w:rFonts w:ascii="Segoe UI" w:hAnsi="Segoe UI"/>
+          <w:sz w:val="22"/>
+          <w:szCs w:val="22"/>
+        </w:rPr>
+      </w:r>
     </w:p>
     <w:p>
       <w:pPr>
@@ -3443,11 +3950,10 @@
         <w:t xml:space="preserve"> interface, not a redesign.</w:t>
       </w:r>
       <w:r/>
-      <w:r/>
     </w:p>
     <w:p>
       <w:pPr>
-        <w:pStyle w:val="735"/>
+        <w:pStyle w:val="916"/>
         <w:pBdr/>
         <w:spacing/>
         <w:ind/>
@@ -3496,6 +4002,13 @@
           <w:highlight w:val="none"/>
         </w:rPr>
       </w:r>
+      <w:r>
+        <w:rPr>
+          <w:rFonts w:ascii="Segoe UI" w:hAnsi="Segoe UI"/>
+          <w:sz w:val="22"/>
+          <w:szCs w:val="22"/>
+        </w:rPr>
+      </w:r>
     </w:p>
     <w:p>
       <w:pPr>
@@ -3516,8 +4029,14 @@
         </w:rPr>
         <w:t xml:space="preserve">  guard do the work the 2026 production RAG recipe would otherwise spend model size on.</w:t>
       </w:r>
-      <w:r/>
-      <w:r/>
+      <w:r>
+        <w:rPr>
+          <w:rFonts w:ascii="Segoe UI" w:hAnsi="Segoe UI"/>
+          <w:sz w:val="22"/>
+          <w:szCs w:val="22"/>
+          <w:highlight w:val="none"/>
+        </w:rPr>
+      </w:r>
     </w:p>
     <w:p>
       <w:pPr>
@@ -3540,17 +4059,11 @@
           <w:highlight w:val="none"/>
         </w:rPr>
       </w:r>
-      <w:r>
-        <w:rPr>
-          <w:rFonts w:ascii="Segoe UI" w:hAnsi="Segoe UI"/>
-          <w:sz w:val="22"/>
-          <w:highlight w:val="none"/>
-        </w:rPr>
-      </w:r>
+      <w:r/>
     </w:p>
     <w:p>
       <w:pPr>
-        <w:pStyle w:val="707"/>
+        <w:pStyle w:val="888"/>
         <w:pBdr/>
         <w:spacing/>
         <w:ind/>
@@ -3648,7 +4161,14 @@
         </w:rPr>
         <w:t xml:space="preserve">; high-band (75–79) cannot escalate (stricter than the prior 75-vs-80 mismatch).</w:t>
       </w:r>
-      <w:r/>
+      <w:r>
+        <w:rPr>
+          <w:rFonts w:ascii="Segoe UI" w:hAnsi="Segoe UI"/>
+          <w:sz w:val="22"/>
+          <w:szCs w:val="22"/>
+          <w:highlight w:val="none"/>
+        </w:rPr>
+      </w:r>
     </w:p>
     <w:p>
       <w:pPr>
@@ -3671,17 +4191,11 @@
           <w:highlight w:val="none"/>
         </w:rPr>
       </w:r>
-      <w:r>
-        <w:rPr>
-          <w:rFonts w:ascii="Segoe UI" w:hAnsi="Segoe UI"/>
-          <w:sz w:val="22"/>
-          <w:highlight w:val="none"/>
-        </w:rPr>
-      </w:r>
+      <w:r/>
     </w:p>
     <w:p>
       <w:pPr>
-        <w:pStyle w:val="707"/>
+        <w:pStyle w:val="888"/>
         <w:pBdr/>
         <w:spacing/>
         <w:ind/>
@@ -3770,7 +4284,13 @@
         </w:rPr>
         <w:t xml:space="preserve"> mode. </w:t>
       </w:r>
-      <w:r/>
+      <w:r>
+        <w:rPr>
+          <w:rFonts w:ascii="Segoe UI" w:hAnsi="Segoe UI"/>
+          <w:sz w:val="22"/>
+          <w:szCs w:val="22"/>
+        </w:rPr>
+      </w:r>
     </w:p>
     <w:p>
       <w:pPr>
@@ -3815,7 +4335,6 @@
         <w:t xml:space="preserve">.</w:t>
       </w:r>
       <w:r/>
-      <w:r/>
     </w:p>
     <w:p>
       <w:pPr>
@@ -3834,7 +4353,12 @@
         </w:rPr>
         <w:t xml:space="preserve">──────────────────────────────</w:t>
       </w:r>
-      <w:r/>
+      <w:r>
+        <w:rPr>
+          <w:color w:val="cfd8e3"/>
+          <w:highlight w:val="none"/>
+        </w:rPr>
+      </w:r>
     </w:p>
     <w:p>
       <w:pPr>
@@ -3856,16 +4380,11 @@
           <w:highlight w:val="none"/>
         </w:rPr>
       </w:r>
-      <w:r>
-        <w:rPr>
-          <w:color w:val="cfd8e3"/>
-          <w:highlight w:val="none"/>
-        </w:rPr>
-      </w:r>
+      <w:r/>
     </w:p>
     <w:p>
       <w:pPr>
-        <w:pStyle w:val="706"/>
+        <w:pStyle w:val="887"/>
         <w:pBdr/>
         <w:spacing/>
         <w:ind/>
@@ -3894,11 +4413,10 @@
         </w:rPr>
       </w:r>
       <w:r/>
-      <w:r/>
     </w:p>
     <w:p>
       <w:pPr>
-        <w:pStyle w:val="735"/>
+        <w:pStyle w:val="916"/>
         <w:pBdr/>
         <w:spacing/>
         <w:ind/>
@@ -3967,7 +4485,7 @@
     </w:p>
     <w:p>
       <w:pPr>
-        <w:pStyle w:val="735"/>
+        <w:pStyle w:val="916"/>
         <w:pBdr/>
         <w:spacing/>
         <w:ind/>
@@ -4022,7 +4540,13 @@
         </w:rPr>
         <w:t xml:space="preserve"> in the GUI; the analyst's Grant/Deny decision is logged to the   hash-chained audit </w:t>
       </w:r>
-      <w:r/>
+      <w:r>
+        <w:rPr>
+          <w:rFonts w:ascii="Segoe UI" w:hAnsi="Segoe UI"/>
+          <w:sz w:val="22"/>
+          <w:szCs w:val="22"/>
+        </w:rPr>
+      </w:r>
     </w:p>
     <w:p>
       <w:pPr>
@@ -4056,7 +4580,13 @@
         </w:rPr>
         <w:t xml:space="preserve"> is blocked entirely. This is responsible-deployment   reasoning made concrete in the </w:t>
       </w:r>
-      <w:r/>
+      <w:r>
+        <w:rPr>
+          <w:rFonts w:ascii="Segoe UI" w:hAnsi="Segoe UI"/>
+          <w:sz w:val="22"/>
+          <w:szCs w:val="22"/>
+        </w:rPr>
+      </w:r>
     </w:p>
     <w:p>
       <w:pPr>
@@ -4073,11 +4603,10 @@
         <w:t xml:space="preserve">  policy, not a footnote.</w:t>
       </w:r>
       <w:r/>
-      <w:r/>
     </w:p>
     <w:p>
       <w:pPr>
-        <w:pStyle w:val="735"/>
+        <w:pStyle w:val="916"/>
         <w:pBdr/>
         <w:spacing/>
         <w:ind/>
@@ -4132,7 +4661,13 @@
         </w:rPr>
         <w:t xml:space="preserve">  risk score (the cosine score returned by retrieval is the raw value; the category bonus is ordering-only).</w:t>
       </w:r>
-      <w:r/>
+      <w:r>
+        <w:rPr>
+          <w:rFonts w:ascii="Segoe UI" w:hAnsi="Segoe UI"/>
+          <w:sz w:val="22"/>
+          <w:szCs w:val="22"/>
+        </w:rPr>
+      </w:r>
     </w:p>
     <w:p>
       <w:pPr>
@@ -4173,7 +4708,13 @@
         </w:rPr>
         <w:t xml:space="preserve">⚠️ chain </w:t>
       </w:r>
-      <w:r/>
+      <w:r>
+        <w:rPr>
+          <w:rFonts w:ascii="Cascadia Mono" w:hAnsi="Cascadia Mono"/>
+          <w:sz w:val="20"/>
+          <w:szCs w:val="20"/>
+        </w:rPr>
+      </w:r>
     </w:p>
     <w:p>
       <w:pPr>
@@ -4197,11 +4738,10 @@
         <w:t xml:space="preserve"> warning honestly when a pre-existing break is found.</w:t>
       </w:r>
       <w:r/>
-      <w:r/>
     </w:p>
     <w:p>
       <w:pPr>
-        <w:pStyle w:val="735"/>
+        <w:pStyle w:val="916"/>
         <w:pBdr/>
         <w:spacing/>
         <w:ind/>
@@ -4242,7 +4782,13 @@
         </w:rPr>
         <w:t xml:space="preserve">  surfaced to operators, not hidden — deploying a rule with a known ~42% anomaly blind spot  </w:t>
       </w:r>
-      <w:r/>
+      <w:r>
+        <w:rPr>
+          <w:rFonts w:ascii="Segoe UI" w:hAnsi="Segoe UI"/>
+          <w:sz w:val="22"/>
+          <w:szCs w:val="22"/>
+        </w:rPr>
+      </w:r>
     </w:p>
     <w:p>
       <w:pPr>
@@ -4259,11 +4805,10 @@
         <w:t xml:space="preserve">  without telling analysts would be irresponsible. The calibration test is the safeguard.</w:t>
       </w:r>
       <w:r/>
-      <w:r/>
     </w:p>
     <w:p>
       <w:pPr>
-        <w:pStyle w:val="735"/>
+        <w:pStyle w:val="916"/>
         <w:pBdr/>
         <w:spacing/>
         <w:ind/>
@@ -4304,7 +4849,13 @@
         </w:rPr>
         <w:t xml:space="preserve">  not to profiling individuals. The free-model citation guard prevents the most common generative </w:t>
       </w:r>
-      <w:r/>
+      <w:r>
+        <w:rPr>
+          <w:rFonts w:ascii="Segoe UI" w:hAnsi="Segoe UI"/>
+          <w:sz w:val="22"/>
+          <w:szCs w:val="22"/>
+        </w:rPr>
+      </w:r>
     </w:p>
     <w:p>
       <w:pPr>
@@ -4321,7 +4872,6 @@
         <w:t xml:space="preserve">  misuse path — fabricated policy justification.</w:t>
       </w:r>
       <w:r/>
-      <w:r/>
     </w:p>
     <w:p>
       <w:pPr>
@@ -4339,19 +4889,6 @@
           <w:color w:val="cfd8e3"/>
         </w:rPr>
         <w:t xml:space="preserve">──────────────────────────────</w:t>
-      </w:r>
-      <w:r/>
-      <w:r>
-        <w:rPr>
-          <w:color w:val="cfd8e3"/>
-          <w:highlight w:val="none"/>
-        </w:rPr>
-      </w:r>
-      <w:r>
-        <w:rPr>
-          <w:color w:val="cfd8e3"/>
-          <w:highlight w:val="none"/>
-        </w:rPr>
       </w:r>
       <w:r>
         <w:rPr>
@@ -4368,7 +4905,7 @@
     </w:p>
     <w:p>
       <w:pPr>
-        <w:pStyle w:val="706"/>
+        <w:pStyle w:val="887"/>
         <w:pBdr/>
         <w:spacing/>
         <w:ind/>
@@ -4469,7 +5006,7 @@
     </w:p>
     <w:p>
       <w:pPr>
-        <w:pStyle w:val="735"/>
+        <w:pStyle w:val="916"/>
         <w:pBdr/>
         <w:spacing/>
         <w:ind/>
@@ -4530,7 +5067,7 @@
     </w:p>
     <w:p>
       <w:pPr>
-        <w:pStyle w:val="735"/>
+        <w:pStyle w:val="916"/>
         <w:pBdr/>
         <w:spacing/>
         <w:ind/>
@@ -4577,7 +5114,7 @@
     </w:p>
     <w:p>
       <w:pPr>
-        <w:pStyle w:val="735"/>
+        <w:pStyle w:val="916"/>
         <w:pBdr/>
         <w:spacing/>
         <w:ind/>
@@ -4625,7 +5162,7 @@
     </w:p>
     <w:p>
       <w:pPr>
-        <w:pStyle w:val="735"/>
+        <w:pStyle w:val="916"/>
         <w:pBdr/>
         <w:spacing/>
         <w:ind/>
@@ -4656,7 +5193,7 @@
     </w:p>
     <w:p>
       <w:pPr>
-        <w:pStyle w:val="735"/>
+        <w:pStyle w:val="916"/>
         <w:numPr>
           <w:ilvl w:val="0"/>
           <w:numId w:val="0"/>
@@ -4668,11 +5205,10 @@
       </w:pPr>
       <w:r/>
       <w:r/>
-      <w:r/>
     </w:p>
     <w:p>
       <w:pPr>
-        <w:pStyle w:val="735"/>
+        <w:pStyle w:val="916"/>
         <w:numPr>
           <w:ilvl w:val="0"/>
           <w:numId w:val="0"/>
@@ -4696,13 +5232,7 @@
           <w:highlight w:val="none"/>
         </w:rPr>
       </w:r>
-      <w:r>
-        <w:rPr>
-          <w:rFonts w:ascii="Segoe UI" w:hAnsi="Segoe UI"/>
-          <w:sz w:val="22"/>
-          <w:highlight w:val="none"/>
-        </w:rPr>
-      </w:r>
+      <w:r/>
     </w:p>
     <w:p>
       <w:pPr>
@@ -4731,7 +5261,14 @@
         </w:rPr>
         <w:t xml:space="preserve"> Clean Restart &amp; Run All on the 30-cell notebook; non-bypassable policy gate proved for SOC; category-routed retrieval fixes a real vocabulary-overlap problem cheaply; the governance spine is reused across two domains with one mechanism.</w:t>
       </w:r>
-      <w:r/>
+      <w:r>
+        <w:rPr>
+          <w:rFonts w:ascii="Segoe UI" w:hAnsi="Segoe UI"/>
+          <w:sz w:val="22"/>
+          <w:szCs w:val="22"/>
+          <w:highlight w:val="none"/>
+        </w:rPr>
+      </w:r>
     </w:p>
     <w:p>
       <w:pPr>
@@ -4754,13 +5291,7 @@
           <w:highlight w:val="none"/>
         </w:rPr>
       </w:r>
-      <w:r>
-        <w:rPr>
-          <w:rFonts w:ascii="Segoe UI" w:hAnsi="Segoe UI"/>
-          <w:sz w:val="22"/>
-          <w:highlight w:val="none"/>
-        </w:rPr>
-      </w:r>
+      <w:r/>
     </w:p>
     <w:p>
       <w:pPr>
@@ -4810,7 +5341,12 @@
         </w:rPr>
         <w:t xml:space="preserve">──────────────────────────────</w:t>
       </w:r>
-      <w:r/>
+      <w:r>
+        <w:rPr>
+          <w:color w:val="cfd8e3"/>
+          <w:highlight w:val="none"/>
+        </w:rPr>
+      </w:r>
     </w:p>
     <w:p>
       <w:pPr>
@@ -4832,16 +5368,11 @@
           <w:highlight w:val="none"/>
         </w:rPr>
       </w:r>
-      <w:r>
-        <w:rPr>
-          <w:color w:val="cfd8e3"/>
-          <w:highlight w:val="none"/>
-        </w:rPr>
-      </w:r>
+      <w:r/>
     </w:p>
     <w:p>
       <w:pPr>
-        <w:pStyle w:val="706"/>
+        <w:pStyle w:val="887"/>
         <w:pBdr/>
         <w:spacing/>
         <w:ind/>
@@ -4854,7 +5385,6 @@
         </w:rPr>
         <w:t xml:space="preserve">6. Professional Relevance</w:t>
       </w:r>
-      <w:r/>
       <w:r>
         <w:rPr>
           <w:rFonts w:ascii="Segoe UI" w:hAnsi="Segoe UI"/>
@@ -4862,8 +5392,6 @@
         </w:rPr>
       </w:r>
       <w:r/>
-      <w:r/>
-      <w:r/>
     </w:p>
     <w:p>
       <w:pPr>
@@ -4872,7 +5400,6 @@
         <w:ind/>
         <w:rPr/>
       </w:pPr>
-      <w:r/>
       <w:r/>
       <w:r/>
     </w:p>
@@ -4954,7 +5481,12 @@
         </w:rPr>
         <w:t xml:space="preserve">──────────────────────────────</w:t>
       </w:r>
-      <w:r/>
+      <w:r>
+        <w:rPr>
+          <w:color w:val="cfd8e3"/>
+          <w:highlight w:val="none"/>
+        </w:rPr>
+      </w:r>
     </w:p>
     <w:p>
       <w:pPr>
@@ -4964,7 +5496,6 @@
         <w:jc w:val="center"/>
         <w:rPr/>
       </w:pPr>
-      <w:r/>
       <w:r/>
       <w:r/>
     </w:p>
@@ -4978,7 +5509,6 @@
       </w:pPr>
       <w:r/>
       <w:r/>
-      <w:r/>
     </w:p>
     <w:p>
       <w:pPr>
@@ -4988,7 +5518,6 @@
         <w:jc w:val="center"/>
         <w:rPr/>
       </w:pPr>
-      <w:r/>
       <w:r/>
       <w:r/>
     </w:p>
@@ -5002,7 +5531,6 @@
       </w:pPr>
       <w:r/>
       <w:r/>
-      <w:r/>
     </w:p>
     <w:p>
       <w:pPr>
@@ -5012,7 +5540,6 @@
         <w:jc w:val="center"/>
         <w:rPr/>
       </w:pPr>
-      <w:r/>
       <w:r/>
       <w:r/>
     </w:p>
@@ -5026,7 +5553,6 @@
       </w:pPr>
       <w:r/>
       <w:r/>
-      <w:r/>
     </w:p>
     <w:p>
       <w:pPr>
@@ -5036,7 +5562,6 @@
         <w:jc w:val="center"/>
         <w:rPr/>
       </w:pPr>
-      <w:r/>
       <w:r/>
       <w:r/>
     </w:p>
@@ -5048,7 +5573,6 @@
         <w:jc w:val="center"/>
         <w:rPr/>
       </w:pPr>
-      <w:r/>
       <w:r/>
       <w:r/>
     </w:p>
@@ -5072,16 +5596,11 @@
           <w:highlight w:val="none"/>
         </w:rPr>
       </w:r>
-      <w:r>
-        <w:rPr>
-          <w:color w:val="cfd8e3"/>
-          <w:highlight w:val="none"/>
-        </w:rPr>
-      </w:r>
+      <w:r/>
     </w:p>
     <w:p>
       <w:pPr>
-        <w:pStyle w:val="706"/>
+        <w:pStyle w:val="887"/>
         <w:pBdr/>
         <w:spacing/>
         <w:ind/>
@@ -5098,7 +5617,7 @@
     </w:p>
     <w:p>
       <w:pPr>
-        <w:pStyle w:val="738"/>
+        <w:pStyle w:val="919"/>
         <w:pBdr/>
         <w:spacing/>
         <w:ind/>
@@ -5129,7 +5648,7 @@
       <w:hyperlink r:id="rId12" w:tooltip="https://nvlpubs.nist.gov/nistpubs/Legacy/SP/nistspecialpublication800-122.pdf" w:history="1">
         <w:r>
           <w:rPr>
-            <w:rStyle w:val="187"/>
+            <w:rStyle w:val="868"/>
             <w:rFonts w:ascii="Segoe UI" w:hAnsi="Segoe UI"/>
             <w:sz w:val="22"/>
           </w:rPr>
@@ -5137,7 +5656,7 @@
         </w:r>
         <w:r>
           <w:rPr>
-            <w:rStyle w:val="187"/>
+            <w:rStyle w:val="868"/>
           </w:rPr>
         </w:r>
       </w:hyperlink>
@@ -5146,7 +5665,7 @@
     </w:p>
     <w:p>
       <w:pPr>
-        <w:pStyle w:val="738"/>
+        <w:pStyle w:val="919"/>
         <w:pBdr/>
         <w:spacing/>
         <w:ind/>
@@ -5162,7 +5681,7 @@
       <w:hyperlink r:id="rId13" w:tooltip="https://gdpr-info.eu/art-5-gdpr/" w:history="1">
         <w:r>
           <w:rPr>
-            <w:rStyle w:val="187"/>
+            <w:rStyle w:val="868"/>
             <w:rFonts w:ascii="Segoe UI" w:hAnsi="Segoe UI"/>
             <w:sz w:val="22"/>
           </w:rPr>
@@ -5170,7 +5689,7 @@
         </w:r>
         <w:r>
           <w:rPr>
-            <w:rStyle w:val="187"/>
+            <w:rStyle w:val="868"/>
           </w:rPr>
         </w:r>
       </w:hyperlink>
@@ -5179,7 +5698,7 @@
     </w:p>
     <w:p>
       <w:pPr>
-        <w:pStyle w:val="738"/>
+        <w:pStyle w:val="919"/>
         <w:pBdr/>
         <w:spacing/>
         <w:ind/>
@@ -5195,7 +5714,7 @@
       <w:hyperlink r:id="rId14" w:tooltip="https://github.com/Soliman2020/master_capstone_01" w:history="1">
         <w:r>
           <w:rPr>
-            <w:rStyle w:val="187"/>
+            <w:rStyle w:val="868"/>
             <w:rFonts w:ascii="Segoe UI" w:hAnsi="Segoe UI"/>
             <w:sz w:val="22"/>
           </w:rPr>
@@ -5212,7 +5731,7 @@
     </w:p>
     <w:p>
       <w:pPr>
-        <w:pStyle w:val="738"/>
+        <w:pStyle w:val="919"/>
         <w:pBdr/>
         <w:spacing/>
         <w:ind/>
@@ -5228,7 +5747,7 @@
       <w:hyperlink r:id="rId15" w:tooltip="https://github.com/apache/parquet-format/" w:history="1">
         <w:r>
           <w:rPr>
-            <w:rStyle w:val="187"/>
+            <w:rStyle w:val="868"/>
             <w:rFonts w:ascii="Segoe UI" w:hAnsi="Segoe UI"/>
             <w:sz w:val="22"/>
           </w:rPr>
@@ -5245,7 +5764,7 @@
     </w:p>
     <w:p>
       <w:pPr>
-        <w:pStyle w:val="738"/>
+        <w:pStyle w:val="919"/>
         <w:pBdr/>
         <w:spacing/>
         <w:ind/>
@@ -5261,7 +5780,7 @@
       <w:hyperlink r:id="rId16" w:tooltip="https://github.com/Soliman2020/master_capstone_02" w:history="1">
         <w:r>
           <w:rPr>
-            <w:rStyle w:val="187"/>
+            <w:rStyle w:val="868"/>
             <w:rFonts w:ascii="Segoe UI" w:hAnsi="Segoe UI"/>
             <w:sz w:val="22"/>
           </w:rPr>
@@ -5278,7 +5797,7 @@
     </w:p>
     <w:p>
       <w:pPr>
-        <w:pStyle w:val="738"/>
+        <w:pStyle w:val="919"/>
         <w:pBdr/>
         <w:spacing/>
         <w:ind/>
@@ -5309,7 +5828,7 @@
       <w:hyperlink r:id="rId17" w:tooltip="https://pmc.ncbi.nlm.nih.gov/articles/PMC3900058/" w:history="1">
         <w:r>
           <w:rPr>
-            <w:rStyle w:val="187"/>
+            <w:rStyle w:val="868"/>
             <w:rFonts w:ascii="Segoe UI" w:hAnsi="Segoe UI"/>
             <w:sz w:val="22"/>
           </w:rPr>
@@ -5317,7 +5836,7 @@
         </w:r>
         <w:r>
           <w:rPr>
-            <w:rStyle w:val="187"/>
+            <w:rStyle w:val="868"/>
           </w:rPr>
         </w:r>
       </w:hyperlink>
@@ -5326,7 +5845,7 @@
     </w:p>
     <w:p>
       <w:pPr>
-        <w:pStyle w:val="738"/>
+        <w:pStyle w:val="919"/>
         <w:pBdr/>
         <w:spacing/>
         <w:ind/>
@@ -5357,7 +5876,7 @@
       <w:hyperlink r:id="rId18" w:tooltip="https://academic.oup.com/beheco/article-abstract/17/4/688/215960" w:history="1">
         <w:r>
           <w:rPr>
-            <w:rStyle w:val="187"/>
+            <w:rStyle w:val="868"/>
             <w:rFonts w:ascii="Segoe UI" w:hAnsi="Segoe UI"/>
             <w:sz w:val="22"/>
           </w:rPr>
@@ -5374,7 +5893,7 @@
     </w:p>
     <w:p>
       <w:pPr>
-        <w:pStyle w:val="738"/>
+        <w:pStyle w:val="919"/>
         <w:pBdr/>
         <w:spacing/>
         <w:ind/>
@@ -5390,7 +5909,7 @@
       <w:hyperlink r:id="rId19" w:tooltip="https://github.com/Soliman2020/master_capstone_03" w:history="1">
         <w:r>
           <w:rPr>
-            <w:rStyle w:val="187"/>
+            <w:rStyle w:val="868"/>
             <w:rFonts w:ascii="Segoe UI" w:hAnsi="Segoe UI"/>
             <w:sz w:val="22"/>
           </w:rPr>
@@ -5407,7 +5926,7 @@
     </w:p>
     <w:p>
       <w:pPr>
-        <w:pStyle w:val="738"/>
+        <w:pStyle w:val="919"/>
         <w:pBdr/>
         <w:spacing/>
         <w:ind/>
@@ -5423,7 +5942,7 @@
       <w:hyperlink r:id="rId20" w:tooltip="https://github.com/Soliman2020/master_capstone_05" w:history="1">
         <w:r>
           <w:rPr>
-            <w:rStyle w:val="187"/>
+            <w:rStyle w:val="868"/>
             <w:rFonts w:ascii="Segoe UI" w:hAnsi="Segoe UI"/>
             <w:sz w:val="22"/>
           </w:rPr>
@@ -5440,7 +5959,7 @@
     </w:p>
     <w:p>
       <w:pPr>
-        <w:pStyle w:val="738"/>
+        <w:pStyle w:val="919"/>
         <w:pBdr/>
         <w:spacing/>
         <w:ind/>
@@ -5456,7 +5975,7 @@
       <w:hyperlink r:id="rId21" w:tooltip="https://github.com/Soliman2020/master_capstone_06" w:history="1">
         <w:r>
           <w:rPr>
-            <w:rStyle w:val="187"/>
+            <w:rStyle w:val="868"/>
             <w:rFonts w:ascii="Segoe UI" w:hAnsi="Segoe UI"/>
             <w:sz w:val="22"/>
           </w:rPr>
@@ -5464,7 +5983,7 @@
         </w:r>
         <w:r>
           <w:rPr>
-            <w:rStyle w:val="187"/>
+            <w:rStyle w:val="868"/>
           </w:rPr>
         </w:r>
       </w:hyperlink>
@@ -5473,7 +5992,7 @@
     </w:p>
     <w:p>
       <w:pPr>
-        <w:pStyle w:val="738"/>
+        <w:pStyle w:val="919"/>
         <w:pBdr/>
         <w:spacing/>
         <w:ind/>
@@ -5489,7 +6008,7 @@
       <w:hyperlink r:id="rId22" w:tooltip="https://langchain-ai.github.io/langgraph/" w:history="1">
         <w:r>
           <w:rPr>
-            <w:rStyle w:val="187"/>
+            <w:rStyle w:val="868"/>
             <w:rFonts w:ascii="Segoe UI" w:hAnsi="Segoe UI"/>
             <w:sz w:val="22"/>
           </w:rPr>
@@ -5497,7 +6016,7 @@
         </w:r>
         <w:r>
           <w:rPr>
-            <w:rStyle w:val="187"/>
+            <w:rStyle w:val="868"/>
           </w:rPr>
         </w:r>
       </w:hyperlink>
@@ -5506,7 +6025,7 @@
     </w:p>
     <w:p>
       <w:pPr>
-        <w:pStyle w:val="738"/>
+        <w:pStyle w:val="919"/>
         <w:pBdr/>
         <w:spacing/>
         <w:ind/>
@@ -5537,7 +6056,7 @@
       <w:hyperlink r:id="rId23" w:tooltip="https://proceedings.neurips.cc/paper/2020/file/6b493230205f780e1bc26945df7481e5-Paper.pdf" w:history="1">
         <w:r>
           <w:rPr>
-            <w:rStyle w:val="187"/>
+            <w:rStyle w:val="868"/>
             <w:rFonts w:ascii="Segoe UI" w:hAnsi="Segoe UI"/>
             <w:sz w:val="22"/>
           </w:rPr>
@@ -5545,7 +6064,7 @@
         </w:r>
         <w:r>
           <w:rPr>
-            <w:rStyle w:val="187"/>
+            <w:rStyle w:val="868"/>
           </w:rPr>
         </w:r>
       </w:hyperlink>
@@ -5554,7 +6073,7 @@
     </w:p>
     <w:p>
       <w:pPr>
-        <w:pStyle w:val="738"/>
+        <w:pStyle w:val="919"/>
         <w:pBdr/>
         <w:spacing/>
         <w:ind/>
@@ -5570,7 +6089,7 @@
       <w:hyperlink r:id="rId24" w:tooltip="https://www.trychroma.com/products/chromadb" w:history="1">
         <w:r>
           <w:rPr>
-            <w:rStyle w:val="187"/>
+            <w:rStyle w:val="868"/>
             <w:rFonts w:ascii="Segoe UI" w:hAnsi="Segoe UI"/>
             <w:sz w:val="22"/>
           </w:rPr>
@@ -5587,7 +6106,7 @@
     </w:p>
     <w:p>
       <w:pPr>
-        <w:pStyle w:val="738"/>
+        <w:pStyle w:val="919"/>
         <w:pBdr/>
         <w:spacing/>
         <w:ind/>
@@ -5603,7 +6122,7 @@
       <w:hyperlink r:id="rId25" w:tooltip="https://huggingface.co/sentence-transformers/all-MiniLM-L6-v2" w:history="1">
         <w:r>
           <w:rPr>
-            <w:rStyle w:val="187"/>
+            <w:rStyle w:val="868"/>
             <w:rFonts w:ascii="Segoe UI" w:hAnsi="Segoe UI"/>
             <w:sz w:val="22"/>
           </w:rPr>
@@ -5620,7 +6139,7 @@
     </w:p>
     <w:p>
       <w:pPr>
-        <w:pStyle w:val="738"/>
+        <w:pStyle w:val="919"/>
         <w:pBdr/>
         <w:spacing/>
         <w:ind/>
@@ -5651,7 +6170,7 @@
       <w:hyperlink r:id="rId26" w:tooltip="https://aclanthology.org/D19-1410/" w:history="1">
         <w:r>
           <w:rPr>
-            <w:rStyle w:val="187"/>
+            <w:rStyle w:val="868"/>
             <w:rFonts w:ascii="Segoe UI" w:hAnsi="Segoe UI"/>
             <w:sz w:val="22"/>
           </w:rPr>
@@ -5668,7 +6187,7 @@
     </w:p>
     <w:p>
       <w:pPr>
-        <w:pStyle w:val="738"/>
+        <w:pStyle w:val="919"/>
         <w:pBdr/>
         <w:spacing/>
         <w:ind/>
@@ -5684,7 +6203,7 @@
       <w:hyperlink r:id="rId27" w:tooltip="https://www.cs.cmu.edu/~jgc/publication/The_Use_MMR_Diversity_Based_LTMIR_1998.pdf" w:history="1">
         <w:r>
           <w:rPr>
-            <w:rStyle w:val="187"/>
+            <w:rStyle w:val="868"/>
             <w:rFonts w:ascii="Segoe UI" w:hAnsi="Segoe UI"/>
             <w:sz w:val="22"/>
           </w:rPr>
@@ -5692,7 +6211,7 @@
         </w:r>
         <w:r>
           <w:rPr>
-            <w:rStyle w:val="187"/>
+            <w:rStyle w:val="868"/>
           </w:rPr>
         </w:r>
       </w:hyperlink>
@@ -5701,7 +6220,7 @@
     </w:p>
     <w:p>
       <w:pPr>
-        <w:pStyle w:val="738"/>
+        <w:pStyle w:val="919"/>
         <w:pBdr/>
         <w:spacing/>
         <w:ind/>
@@ -5717,7 +6236,7 @@
       <w:hyperlink r:id="rId28" w:tooltip="https://console.groq.com/docs" w:history="1">
         <w:r>
           <w:rPr>
-            <w:rStyle w:val="187"/>
+            <w:rStyle w:val="868"/>
             <w:rFonts w:ascii="Segoe UI" w:hAnsi="Segoe UI"/>
             <w:sz w:val="22"/>
           </w:rPr>
@@ -5734,7 +6253,7 @@
     </w:p>
     <w:p>
       <w:pPr>
-        <w:pStyle w:val="738"/>
+        <w:pStyle w:val="919"/>
         <w:pBdr/>
         <w:spacing/>
         <w:ind/>
@@ -5750,7 +6269,7 @@
       <w:hyperlink r:id="rId29" w:tooltip="https://streamlit.io/" w:history="1">
         <w:r>
           <w:rPr>
-            <w:rStyle w:val="187"/>
+            <w:rStyle w:val="868"/>
             <w:rFonts w:ascii="Segoe UI" w:hAnsi="Segoe UI"/>
             <w:sz w:val="22"/>
           </w:rPr>
@@ -5788,7 +6307,6 @@
         <w:ind/>
         <w:rPr/>
       </w:pPr>
-      <w:r/>
       <w:r>
         <w:separator/>
       </w:r>
@@ -5803,7 +6321,6 @@
         <w:ind/>
         <w:rPr/>
       </w:pPr>
-      <w:r/>
       <w:r>
         <w:continuationSeparator/>
       </w:r>
@@ -5817,7 +6334,7 @@
 <w:ftr xmlns:wpc="http://schemas.microsoft.com/office/word/2010/wordprocessingCanvas" xmlns:mc="http://schemas.openxmlformats.org/markup-compatibility/2006" xmlns:o="urn:schemas-microsoft-com:office:office" xmlns:r="http://schemas.openxmlformats.org/officeDocument/2006/relationships" xmlns:m="http://schemas.openxmlformats.org/officeDocument/2006/math" xmlns:v="urn:schemas-microsoft-com:vml" xmlns:wp14="http://schemas.microsoft.com/office/word/2010/wordprocessingDrawing" xmlns:wp="http://schemas.openxmlformats.org/drawingml/2006/wordprocessingDrawing" xmlns:w10="urn:schemas-microsoft-com:office:word" xmlns:w="http://schemas.openxmlformats.org/wordprocessingml/2006/main" xmlns:w14="http://schemas.microsoft.com/office/word/2010/wordml" xmlns:w15="http://schemas.microsoft.com/office/word/2012/wordml" xmlns:wpg="http://schemas.microsoft.com/office/word/2010/wordprocessingGroup" xmlns:wpi="http://schemas.microsoft.com/office/word/2010/wordprocessingInk" xmlns:wne="http://schemas.microsoft.com/office/word/2006/wordml" xmlns:a="http://schemas.openxmlformats.org/drawingml/2006/main" xmlns:wps="http://schemas.microsoft.com/office/word/2010/wordprocessingShape" mc:Ignorable="w14 w15 wp14">
   <w:p>
     <w:pPr>
-      <w:pStyle w:val="703"/>
+      <w:pStyle w:val="884"/>
       <w:pBdr/>
       <w:spacing/>
       <w:ind/>
@@ -5856,7 +6373,6 @@
         <w:ind/>
         <w:rPr/>
       </w:pPr>
-      <w:r/>
       <w:r>
         <w:separator/>
       </w:r>
@@ -5871,7 +6387,6 @@
         <w:ind/>
         <w:rPr/>
       </w:pPr>
-      <w:r/>
       <w:r>
         <w:continuationSeparator/>
       </w:r>
@@ -6162,7 +6677,7 @@
         <w:spacing/>
         <w:ind w:hanging="360" w:left="1080"/>
       </w:pPr>
-      <w:pStyle w:val="740"/>
+      <w:pStyle w:val="921"/>
       <w:rPr/>
       <w:start w:val="1"/>
       <w:suff w:val="tab"/>
@@ -6295,7 +6810,7 @@
         <w:spacing/>
         <w:ind w:hanging="360" w:left="720"/>
       </w:pPr>
-      <w:pStyle w:val="739"/>
+      <w:pStyle w:val="920"/>
       <w:rPr/>
       <w:start w:val="1"/>
       <w:suff w:val="tab"/>
@@ -6562,7 +7077,7 @@
         <w:spacing/>
         <w:ind w:hanging="360" w:left="1080"/>
       </w:pPr>
-      <w:pStyle w:val="737"/>
+      <w:pStyle w:val="918"/>
       <w:rPr>
         <w:rFonts w:hint="default" w:ascii="Symbol" w:hAnsi="Symbol"/>
       </w:rPr>
@@ -6697,7 +7212,7 @@
         <w:spacing/>
         <w:ind w:hanging="360" w:left="720"/>
       </w:pPr>
-      <w:pStyle w:val="736"/>
+      <w:pStyle w:val="917"/>
       <w:rPr>
         <w:rFonts w:hint="default" w:ascii="Symbol" w:hAnsi="Symbol"/>
       </w:rPr>
@@ -6832,7 +7347,7 @@
         <w:spacing/>
         <w:ind w:hanging="360" w:left="360"/>
       </w:pPr>
-      <w:pStyle w:val="738"/>
+      <w:pStyle w:val="919"/>
       <w:rPr/>
       <w:start w:val="1"/>
       <w:suff w:val="tab"/>
@@ -6965,7 +7480,7 @@
         <w:spacing/>
         <w:ind w:hanging="360" w:left="360"/>
       </w:pPr>
-      <w:pStyle w:val="735"/>
+      <w:pStyle w:val="916"/>
       <w:rPr>
         <w:rFonts w:hint="default" w:ascii="Symbol" w:hAnsi="Symbol"/>
       </w:rPr>
@@ -7273,9 +7788,9 @@
     <w:lsdException w:name="Bibliography" w:uiPriority="37"/>
     <w:lsdException w:name="TOC Heading" w:uiPriority="39" w:qFormat="1"/>
   </w:latentStyles>
-  <w:style w:type="table" w:styleId="13">
+  <w:style w:type="table" w:styleId="737">
     <w:name w:val="Table Grid Light"/>
-    <w:basedOn w:val="715"/>
+    <w:basedOn w:val="896"/>
     <w:uiPriority w:val="59"/>
     <w:pPr>
       <w:pBdr/>
@@ -7472,9 +7987,9 @@
       </w:tcPr>
     </w:tblStylePr>
   </w:style>
-  <w:style w:type="table" w:styleId="14">
+  <w:style w:type="table" w:styleId="738">
     <w:name w:val="Plain Table 1"/>
-    <w:basedOn w:val="715"/>
+    <w:basedOn w:val="896"/>
     <w:uiPriority w:val="59"/>
     <w:pPr>
       <w:pBdr/>
@@ -7697,9 +8212,9 @@
       </w:tcPr>
     </w:tblStylePr>
   </w:style>
-  <w:style w:type="table" w:styleId="15">
+  <w:style w:type="table" w:styleId="739">
     <w:name w:val="Plain Table 2"/>
-    <w:basedOn w:val="715"/>
+    <w:basedOn w:val="896"/>
     <w:uiPriority w:val="59"/>
     <w:pPr>
       <w:pBdr/>
@@ -7930,9 +8445,9 @@
       </w:tcPr>
     </w:tblStylePr>
   </w:style>
-  <w:style w:type="table" w:styleId="16">
+  <w:style w:type="table" w:styleId="740">
     <w:name w:val="Plain Table 3"/>
-    <w:basedOn w:val="715"/>
+    <w:basedOn w:val="896"/>
     <w:uiPriority w:val="99"/>
     <w:pPr>
       <w:pBdr/>
@@ -8160,9 +8675,9 @@
       </w:tcPr>
     </w:tblStylePr>
   </w:style>
-  <w:style w:type="table" w:styleId="17">
+  <w:style w:type="table" w:styleId="741">
     <w:name w:val="Plain Table 4"/>
-    <w:basedOn w:val="715"/>
+    <w:basedOn w:val="896"/>
     <w:uiPriority w:val="99"/>
     <w:pPr>
       <w:pBdr/>
@@ -8376,9 +8891,9 @@
       </w:tcPr>
     </w:tblStylePr>
   </w:style>
-  <w:style w:type="table" w:styleId="18">
+  <w:style w:type="table" w:styleId="742">
     <w:name w:val="Plain Table 5"/>
-    <w:basedOn w:val="715"/>
+    <w:basedOn w:val="896"/>
     <w:uiPriority w:val="99"/>
     <w:pPr>
       <w:pBdr/>
@@ -8609,9 +9124,9 @@
       </w:tcPr>
     </w:tblStylePr>
   </w:style>
-  <w:style w:type="table" w:styleId="19">
+  <w:style w:type="table" w:styleId="743">
     <w:name w:val="Grid Table 1 Light"/>
-    <w:basedOn w:val="715"/>
+    <w:basedOn w:val="896"/>
     <w:uiPriority w:val="99"/>
     <w:pPr>
       <w:pBdr/>
@@ -8832,9 +9347,9 @@
       </w:tcPr>
     </w:tblStylePr>
   </w:style>
-  <w:style w:type="table" w:styleId="20">
+  <w:style w:type="table" w:styleId="744">
     <w:name w:val="Grid Table 1 Light - Accent 1"/>
-    <w:basedOn w:val="715"/>
+    <w:basedOn w:val="896"/>
     <w:uiPriority w:val="99"/>
     <w:pPr>
       <w:pBdr/>
@@ -9055,9 +9570,9 @@
       </w:tcPr>
     </w:tblStylePr>
   </w:style>
-  <w:style w:type="table" w:styleId="21">
+  <w:style w:type="table" w:styleId="745">
     <w:name w:val="Grid Table 1 Light - Accent 2"/>
-    <w:basedOn w:val="715"/>
+    <w:basedOn w:val="896"/>
     <w:uiPriority w:val="99"/>
     <w:pPr>
       <w:pBdr/>
@@ -9278,9 +9793,9 @@
       </w:tcPr>
     </w:tblStylePr>
   </w:style>
-  <w:style w:type="table" w:styleId="22">
+  <w:style w:type="table" w:styleId="746">
     <w:name w:val="Grid Table 1 Light - Accent 3"/>
-    <w:basedOn w:val="715"/>
+    <w:basedOn w:val="896"/>
     <w:uiPriority w:val="99"/>
     <w:pPr>
       <w:pBdr/>
@@ -9501,9 +10016,9 @@
       </w:tcPr>
     </w:tblStylePr>
   </w:style>
-  <w:style w:type="table" w:styleId="23">
+  <w:style w:type="table" w:styleId="747">
     <w:name w:val="Grid Table 1 Light - Accent 4"/>
-    <w:basedOn w:val="715"/>
+    <w:basedOn w:val="896"/>
     <w:uiPriority w:val="99"/>
     <w:pPr>
       <w:pBdr/>
@@ -9724,9 +10239,9 @@
       </w:tcPr>
     </w:tblStylePr>
   </w:style>
-  <w:style w:type="table" w:styleId="24">
+  <w:style w:type="table" w:styleId="748">
     <w:name w:val="Grid Table 1 Light - Accent 5"/>
-    <w:basedOn w:val="715"/>
+    <w:basedOn w:val="896"/>
     <w:uiPriority w:val="99"/>
     <w:pPr>
       <w:pBdr/>
@@ -9947,9 +10462,9 @@
       </w:tcPr>
     </w:tblStylePr>
   </w:style>
-  <w:style w:type="table" w:styleId="25">
+  <w:style w:type="table" w:styleId="749">
     <w:name w:val="Grid Table 1 Light - Accent 6"/>
-    <w:basedOn w:val="715"/>
+    <w:basedOn w:val="896"/>
     <w:uiPriority w:val="99"/>
     <w:pPr>
       <w:pBdr/>
@@ -10170,9 +10685,9 @@
       </w:tcPr>
     </w:tblStylePr>
   </w:style>
-  <w:style w:type="table" w:styleId="26">
+  <w:style w:type="table" w:styleId="750">
     <w:name w:val="Grid Table 2"/>
-    <w:basedOn w:val="715"/>
+    <w:basedOn w:val="896"/>
     <w:uiPriority w:val="99"/>
     <w:pPr>
       <w:pBdr/>
@@ -10402,9 +10917,9 @@
       </w:tcPr>
     </w:tblStylePr>
   </w:style>
-  <w:style w:type="table" w:styleId="27">
+  <w:style w:type="table" w:styleId="751">
     <w:name w:val="Grid Table 2 - Accent 1"/>
-    <w:basedOn w:val="715"/>
+    <w:basedOn w:val="896"/>
     <w:uiPriority w:val="99"/>
     <w:pPr>
       <w:pBdr/>
@@ -10634,9 +11149,9 @@
       </w:tcPr>
     </w:tblStylePr>
   </w:style>
-  <w:style w:type="table" w:styleId="28">
+  <w:style w:type="table" w:styleId="752">
     <w:name w:val="Grid Table 2 - Accent 2"/>
-    <w:basedOn w:val="715"/>
+    <w:basedOn w:val="896"/>
     <w:uiPriority w:val="99"/>
     <w:pPr>
       <w:pBdr/>
@@ -10866,9 +11381,9 @@
       </w:tcPr>
     </w:tblStylePr>
   </w:style>
-  <w:style w:type="table" w:styleId="29">
+  <w:style w:type="table" w:styleId="753">
     <w:name w:val="Grid Table 2 - Accent 3"/>
-    <w:basedOn w:val="715"/>
+    <w:basedOn w:val="896"/>
     <w:uiPriority w:val="99"/>
     <w:pPr>
       <w:pBdr/>
@@ -11098,9 +11613,9 @@
       </w:tcPr>
     </w:tblStylePr>
   </w:style>
-  <w:style w:type="table" w:styleId="30">
+  <w:style w:type="table" w:styleId="754">
     <w:name w:val="Grid Table 2 - Accent 4"/>
-    <w:basedOn w:val="715"/>
+    <w:basedOn w:val="896"/>
     <w:uiPriority w:val="99"/>
     <w:pPr>
       <w:pBdr/>
@@ -11330,9 +11845,9 @@
       </w:tcPr>
     </w:tblStylePr>
   </w:style>
-  <w:style w:type="table" w:styleId="31">
+  <w:style w:type="table" w:styleId="755">
     <w:name w:val="Grid Table 2 - Accent 5"/>
-    <w:basedOn w:val="715"/>
+    <w:basedOn w:val="896"/>
     <w:uiPriority w:val="99"/>
     <w:pPr>
       <w:pBdr/>
@@ -11562,9 +12077,9 @@
       </w:tcPr>
     </w:tblStylePr>
   </w:style>
-  <w:style w:type="table" w:styleId="32">
+  <w:style w:type="table" w:styleId="756">
     <w:name w:val="Grid Table 2 - Accent 6"/>
-    <w:basedOn w:val="715"/>
+    <w:basedOn w:val="896"/>
     <w:uiPriority w:val="99"/>
     <w:pPr>
       <w:pBdr/>
@@ -11794,9 +12309,9 @@
       </w:tcPr>
     </w:tblStylePr>
   </w:style>
-  <w:style w:type="table" w:styleId="33">
+  <w:style w:type="table" w:styleId="757">
     <w:name w:val="Grid Table 3"/>
-    <w:basedOn w:val="715"/>
+    <w:basedOn w:val="896"/>
     <w:uiPriority w:val="99"/>
     <w:pPr>
       <w:pBdr/>
@@ -11895,7 +12410,7 @@
         <w:tblBorders/>
       </w:tblPr>
       <w:tcPr>
-        <w:shd w:color="ffffff"/>
+        <w:shd w:val="clear" w:color="ffffff"/>
         <w:tcBorders>
           <w:top w:val="none" w:color="000000" w:sz="4" w:space="0"/>
           <w:left w:val="none" w:color="000000" w:sz="4" w:space="0"/>
@@ -11941,7 +12456,7 @@
         <w:tblBorders/>
       </w:tblPr>
       <w:tcPr>
-        <w:shd w:color="ffffff"/>
+        <w:shd w:val="clear" w:color="ffffff"/>
         <w:tcBorders>
           <w:top w:val="none" w:color="000000" w:sz="4" w:space="0"/>
           <w:left w:val="none" w:color="000000" w:sz="4" w:space="0"/>
@@ -12039,9 +12554,9 @@
       </w:tcPr>
     </w:tblStylePr>
   </w:style>
-  <w:style w:type="table" w:styleId="34">
+  <w:style w:type="table" w:styleId="758">
     <w:name w:val="Grid Table 3 - Accent 1"/>
-    <w:basedOn w:val="715"/>
+    <w:basedOn w:val="896"/>
     <w:uiPriority w:val="99"/>
     <w:pPr>
       <w:pBdr/>
@@ -12140,7 +12655,7 @@
         <w:tblBorders/>
       </w:tblPr>
       <w:tcPr>
-        <w:shd w:color="ffffff"/>
+        <w:shd w:val="clear" w:color="ffffff"/>
         <w:tcBorders>
           <w:top w:val="none" w:color="000000" w:sz="4" w:space="0"/>
           <w:left w:val="none" w:color="000000" w:sz="4" w:space="0"/>
@@ -12186,7 +12701,7 @@
         <w:tblBorders/>
       </w:tblPr>
       <w:tcPr>
-        <w:shd w:color="ffffff"/>
+        <w:shd w:val="clear" w:color="ffffff"/>
         <w:tcBorders>
           <w:top w:val="none" w:color="000000" w:sz="4" w:space="0"/>
           <w:left w:val="none" w:color="000000" w:sz="4" w:space="0"/>
@@ -12284,9 +12799,9 @@
       </w:tcPr>
     </w:tblStylePr>
   </w:style>
-  <w:style w:type="table" w:styleId="35">
+  <w:style w:type="table" w:styleId="759">
     <w:name w:val="Grid Table 3 - Accent 2"/>
-    <w:basedOn w:val="715"/>
+    <w:basedOn w:val="896"/>
     <w:uiPriority w:val="99"/>
     <w:pPr>
       <w:pBdr/>
@@ -12385,7 +12900,7 @@
         <w:tblBorders/>
       </w:tblPr>
       <w:tcPr>
-        <w:shd w:color="ffffff"/>
+        <w:shd w:val="clear" w:color="ffffff"/>
         <w:tcBorders>
           <w:top w:val="none" w:color="000000" w:sz="4" w:space="0"/>
           <w:left w:val="none" w:color="000000" w:sz="4" w:space="0"/>
@@ -12431,7 +12946,7 @@
         <w:tblBorders/>
       </w:tblPr>
       <w:tcPr>
-        <w:shd w:color="ffffff"/>
+        <w:shd w:val="clear" w:color="ffffff"/>
         <w:tcBorders>
           <w:top w:val="none" w:color="000000" w:sz="4" w:space="0"/>
           <w:left w:val="none" w:color="000000" w:sz="4" w:space="0"/>
@@ -12529,9 +13044,9 @@
       </w:tcPr>
     </w:tblStylePr>
   </w:style>
-  <w:style w:type="table" w:styleId="36">
+  <w:style w:type="table" w:styleId="760">
     <w:name w:val="Grid Table 3 - Accent 3"/>
-    <w:basedOn w:val="715"/>
+    <w:basedOn w:val="896"/>
     <w:uiPriority w:val="99"/>
     <w:pPr>
       <w:pBdr/>
@@ -12630,7 +13145,7 @@
         <w:tblBorders/>
       </w:tblPr>
       <w:tcPr>
-        <w:shd w:color="ffffff"/>
+        <w:shd w:val="clear" w:color="ffffff"/>
         <w:tcBorders>
           <w:top w:val="none" w:color="000000" w:sz="4" w:space="0"/>
           <w:left w:val="none" w:color="000000" w:sz="4" w:space="0"/>
@@ -12676,7 +13191,7 @@
         <w:tblBorders/>
       </w:tblPr>
       <w:tcPr>
-        <w:shd w:color="ffffff"/>
+        <w:shd w:val="clear" w:color="ffffff"/>
         <w:tcBorders>
           <w:top w:val="none" w:color="000000" w:sz="4" w:space="0"/>
           <w:left w:val="none" w:color="000000" w:sz="4" w:space="0"/>
@@ -12774,9 +13289,9 @@
       </w:tcPr>
     </w:tblStylePr>
   </w:style>
-  <w:style w:type="table" w:styleId="37">
+  <w:style w:type="table" w:styleId="761">
     <w:name w:val="Grid Table 3 - Accent 4"/>
-    <w:basedOn w:val="715"/>
+    <w:basedOn w:val="896"/>
     <w:uiPriority w:val="99"/>
     <w:pPr>
       <w:pBdr/>
@@ -12875,7 +13390,7 @@
         <w:tblBorders/>
       </w:tblPr>
       <w:tcPr>
-        <w:shd w:color="ffffff"/>
+        <w:shd w:val="clear" w:color="ffffff"/>
         <w:tcBorders>
           <w:top w:val="none" w:color="000000" w:sz="4" w:space="0"/>
           <w:left w:val="none" w:color="000000" w:sz="4" w:space="0"/>
@@ -12921,7 +13436,7 @@
         <w:tblBorders/>
       </w:tblPr>
       <w:tcPr>
-        <w:shd w:color="ffffff"/>
+        <w:shd w:val="clear" w:color="ffffff"/>
         <w:tcBorders>
           <w:top w:val="none" w:color="000000" w:sz="4" w:space="0"/>
           <w:left w:val="none" w:color="000000" w:sz="4" w:space="0"/>
@@ -13019,9 +13534,9 @@
       </w:tcPr>
     </w:tblStylePr>
   </w:style>
-  <w:style w:type="table" w:styleId="38">
+  <w:style w:type="table" w:styleId="762">
     <w:name w:val="Grid Table 3 - Accent 5"/>
-    <w:basedOn w:val="715"/>
+    <w:basedOn w:val="896"/>
     <w:uiPriority w:val="99"/>
     <w:pPr>
       <w:pBdr/>
@@ -13120,7 +13635,7 @@
         <w:tblBorders/>
       </w:tblPr>
       <w:tcPr>
-        <w:shd w:color="ffffff"/>
+        <w:shd w:val="clear" w:color="ffffff"/>
         <w:tcBorders>
           <w:top w:val="none" w:color="000000" w:sz="4" w:space="0"/>
           <w:left w:val="none" w:color="000000" w:sz="4" w:space="0"/>
@@ -13166,7 +13681,7 @@
         <w:tblBorders/>
       </w:tblPr>
       <w:tcPr>
-        <w:shd w:color="ffffff"/>
+        <w:shd w:val="clear" w:color="ffffff"/>
         <w:tcBorders>
           <w:top w:val="none" w:color="000000" w:sz="4" w:space="0"/>
           <w:left w:val="none" w:color="000000" w:sz="4" w:space="0"/>
@@ -13264,9 +13779,9 @@
       </w:tcPr>
     </w:tblStylePr>
   </w:style>
-  <w:style w:type="table" w:styleId="39">
+  <w:style w:type="table" w:styleId="763">
     <w:name w:val="Grid Table 3 - Accent 6"/>
-    <w:basedOn w:val="715"/>
+    <w:basedOn w:val="896"/>
     <w:uiPriority w:val="99"/>
     <w:pPr>
       <w:pBdr/>
@@ -13365,7 +13880,7 @@
         <w:tblBorders/>
       </w:tblPr>
       <w:tcPr>
-        <w:shd w:color="ffffff"/>
+        <w:shd w:val="clear" w:color="ffffff"/>
         <w:tcBorders>
           <w:top w:val="none" w:color="000000" w:sz="4" w:space="0"/>
           <w:left w:val="none" w:color="000000" w:sz="4" w:space="0"/>
@@ -13411,7 +13926,7 @@
         <w:tblBorders/>
       </w:tblPr>
       <w:tcPr>
-        <w:shd w:color="ffffff"/>
+        <w:shd w:val="clear" w:color="ffffff"/>
         <w:tcBorders>
           <w:top w:val="none" w:color="000000" w:sz="4" w:space="0"/>
           <w:left w:val="none" w:color="000000" w:sz="4" w:space="0"/>
@@ -13509,9 +14024,9 @@
       </w:tcPr>
     </w:tblStylePr>
   </w:style>
-  <w:style w:type="table" w:styleId="40">
+  <w:style w:type="table" w:styleId="764">
     <w:name w:val="Grid Table 4"/>
-    <w:basedOn w:val="715"/>
+    <w:basedOn w:val="896"/>
     <w:uiPriority w:val="59"/>
     <w:pPr>
       <w:pBdr/>
@@ -13742,9 +14257,9 @@
       </w:tcPr>
     </w:tblStylePr>
   </w:style>
-  <w:style w:type="table" w:styleId="41">
+  <w:style w:type="table" w:styleId="765">
     <w:name w:val="Grid Table 4 - Accent 1"/>
-    <w:basedOn w:val="715"/>
+    <w:basedOn w:val="896"/>
     <w:uiPriority w:val="59"/>
     <w:pPr>
       <w:pBdr/>
@@ -13975,9 +14490,9 @@
       </w:tcPr>
     </w:tblStylePr>
   </w:style>
-  <w:style w:type="table" w:styleId="42">
+  <w:style w:type="table" w:styleId="766">
     <w:name w:val="Grid Table 4 - Accent 2"/>
-    <w:basedOn w:val="715"/>
+    <w:basedOn w:val="896"/>
     <w:uiPriority w:val="59"/>
     <w:pPr>
       <w:pBdr/>
@@ -14208,9 +14723,9 @@
       </w:tcPr>
     </w:tblStylePr>
   </w:style>
-  <w:style w:type="table" w:styleId="43">
+  <w:style w:type="table" w:styleId="767">
     <w:name w:val="Grid Table 4 - Accent 3"/>
-    <w:basedOn w:val="715"/>
+    <w:basedOn w:val="896"/>
     <w:uiPriority w:val="59"/>
     <w:pPr>
       <w:pBdr/>
@@ -14441,9 +14956,9 @@
       </w:tcPr>
     </w:tblStylePr>
   </w:style>
-  <w:style w:type="table" w:styleId="44">
+  <w:style w:type="table" w:styleId="768">
     <w:name w:val="Grid Table 4 - Accent 4"/>
-    <w:basedOn w:val="715"/>
+    <w:basedOn w:val="896"/>
     <w:uiPriority w:val="59"/>
     <w:pPr>
       <w:pBdr/>
@@ -14674,9 +15189,9 @@
       </w:tcPr>
     </w:tblStylePr>
   </w:style>
-  <w:style w:type="table" w:styleId="45">
+  <w:style w:type="table" w:styleId="769">
     <w:name w:val="Grid Table 4 - Accent 5"/>
-    <w:basedOn w:val="715"/>
+    <w:basedOn w:val="896"/>
     <w:uiPriority w:val="59"/>
     <w:pPr>
       <w:pBdr/>
@@ -14907,9 +15422,9 @@
       </w:tcPr>
     </w:tblStylePr>
   </w:style>
-  <w:style w:type="table" w:styleId="46">
+  <w:style w:type="table" w:styleId="770">
     <w:name w:val="Grid Table 4 - Accent 6"/>
-    <w:basedOn w:val="715"/>
+    <w:basedOn w:val="896"/>
     <w:uiPriority w:val="59"/>
     <w:pPr>
       <w:pBdr/>
@@ -15140,9 +15655,9 @@
       </w:tcPr>
     </w:tblStylePr>
   </w:style>
-  <w:style w:type="table" w:styleId="47">
+  <w:style w:type="table" w:styleId="771">
     <w:name w:val="Grid Table 5 Dark"/>
-    <w:basedOn w:val="715"/>
+    <w:basedOn w:val="896"/>
     <w:uiPriority w:val="99"/>
     <w:pPr>
       <w:pBdr/>
@@ -15368,9 +15883,9 @@
       </w:tcPr>
     </w:tblStylePr>
   </w:style>
-  <w:style w:type="table" w:styleId="48">
+  <w:style w:type="table" w:styleId="772">
     <w:name w:val="Grid Table 5 Dark- Accent 1"/>
-    <w:basedOn w:val="715"/>
+    <w:basedOn w:val="896"/>
     <w:uiPriority w:val="99"/>
     <w:pPr>
       <w:pBdr/>
@@ -15596,9 +16111,9 @@
       </w:tcPr>
     </w:tblStylePr>
   </w:style>
-  <w:style w:type="table" w:styleId="49">
+  <w:style w:type="table" w:styleId="773">
     <w:name w:val="Grid Table 5 Dark - Accent 2"/>
-    <w:basedOn w:val="715"/>
+    <w:basedOn w:val="896"/>
     <w:uiPriority w:val="99"/>
     <w:pPr>
       <w:pBdr/>
@@ -15824,9 +16339,9 @@
       </w:tcPr>
     </w:tblStylePr>
   </w:style>
-  <w:style w:type="table" w:styleId="50">
+  <w:style w:type="table" w:styleId="774">
     <w:name w:val="Grid Table 5 Dark - Accent 3"/>
-    <w:basedOn w:val="715"/>
+    <w:basedOn w:val="896"/>
     <w:uiPriority w:val="99"/>
     <w:pPr>
       <w:pBdr/>
@@ -16052,9 +16567,9 @@
       </w:tcPr>
     </w:tblStylePr>
   </w:style>
-  <w:style w:type="table" w:styleId="51">
+  <w:style w:type="table" w:styleId="775">
     <w:name w:val="Grid Table 5 Dark- Accent 4"/>
-    <w:basedOn w:val="715"/>
+    <w:basedOn w:val="896"/>
     <w:uiPriority w:val="99"/>
     <w:pPr>
       <w:pBdr/>
@@ -16280,9 +16795,9 @@
       </w:tcPr>
     </w:tblStylePr>
   </w:style>
-  <w:style w:type="table" w:styleId="52">
+  <w:style w:type="table" w:styleId="776">
     <w:name w:val="Grid Table 5 Dark - Accent 5"/>
-    <w:basedOn w:val="715"/>
+    <w:basedOn w:val="896"/>
     <w:uiPriority w:val="99"/>
     <w:pPr>
       <w:pBdr/>
@@ -16508,9 +17023,9 @@
       </w:tcPr>
     </w:tblStylePr>
   </w:style>
-  <w:style w:type="table" w:styleId="53">
+  <w:style w:type="table" w:styleId="777">
     <w:name w:val="Grid Table 5 Dark - Accent 6"/>
-    <w:basedOn w:val="715"/>
+    <w:basedOn w:val="896"/>
     <w:uiPriority w:val="99"/>
     <w:pPr>
       <w:pBdr/>
@@ -16736,9 +17251,9 @@
       </w:tcPr>
     </w:tblStylePr>
   </w:style>
-  <w:style w:type="table" w:styleId="54">
+  <w:style w:type="table" w:styleId="778">
     <w:name w:val="Grid Table 6 Colorful"/>
-    <w:basedOn w:val="715"/>
+    <w:basedOn w:val="896"/>
     <w:uiPriority w:val="99"/>
     <w:pPr>
       <w:pBdr/>
@@ -16966,9 +17481,9 @@
       </w:tcPr>
     </w:tblStylePr>
   </w:style>
-  <w:style w:type="table" w:styleId="55">
+  <w:style w:type="table" w:styleId="779">
     <w:name w:val="Grid Table 6 Colorful - Accent 1"/>
-    <w:basedOn w:val="715"/>
+    <w:basedOn w:val="896"/>
     <w:uiPriority w:val="99"/>
     <w:pPr>
       <w:pBdr/>
@@ -17196,9 +17711,9 @@
       </w:tcPr>
     </w:tblStylePr>
   </w:style>
-  <w:style w:type="table" w:styleId="56">
+  <w:style w:type="table" w:styleId="780">
     <w:name w:val="Grid Table 6 Colorful - Accent 2"/>
-    <w:basedOn w:val="715"/>
+    <w:basedOn w:val="896"/>
     <w:uiPriority w:val="99"/>
     <w:pPr>
       <w:pBdr/>
@@ -17426,9 +17941,9 @@
       </w:tcPr>
     </w:tblStylePr>
   </w:style>
-  <w:style w:type="table" w:styleId="57">
+  <w:style w:type="table" w:styleId="781">
     <w:name w:val="Grid Table 6 Colorful - Accent 3"/>
-    <w:basedOn w:val="715"/>
+    <w:basedOn w:val="896"/>
     <w:uiPriority w:val="99"/>
     <w:pPr>
       <w:pBdr/>
@@ -17656,9 +18171,9 @@
       </w:tcPr>
     </w:tblStylePr>
   </w:style>
-  <w:style w:type="table" w:styleId="58">
+  <w:style w:type="table" w:styleId="782">
     <w:name w:val="Grid Table 6 Colorful - Accent 4"/>
-    <w:basedOn w:val="715"/>
+    <w:basedOn w:val="896"/>
     <w:uiPriority w:val="99"/>
     <w:pPr>
       <w:pBdr/>
@@ -17886,9 +18401,9 @@
       </w:tcPr>
     </w:tblStylePr>
   </w:style>
-  <w:style w:type="table" w:styleId="59">
+  <w:style w:type="table" w:styleId="783">
     <w:name w:val="Grid Table 6 Colorful - Accent 5"/>
-    <w:basedOn w:val="715"/>
+    <w:basedOn w:val="896"/>
     <w:uiPriority w:val="99"/>
     <w:pPr>
       <w:pBdr/>
@@ -18116,9 +18631,9 @@
       </w:tcPr>
     </w:tblStylePr>
   </w:style>
-  <w:style w:type="table" w:styleId="60">
+  <w:style w:type="table" w:styleId="784">
     <w:name w:val="Grid Table 6 Colorful - Accent 6"/>
-    <w:basedOn w:val="715"/>
+    <w:basedOn w:val="896"/>
     <w:uiPriority w:val="99"/>
     <w:pPr>
       <w:pBdr/>
@@ -18346,9 +18861,9 @@
       </w:tcPr>
     </w:tblStylePr>
   </w:style>
-  <w:style w:type="table" w:styleId="61">
+  <w:style w:type="table" w:styleId="785">
     <w:name w:val="Grid Table 7 Colorful"/>
-    <w:basedOn w:val="715"/>
+    <w:basedOn w:val="896"/>
     <w:uiPriority w:val="99"/>
     <w:pPr>
       <w:pBdr/>
@@ -18450,11 +18965,11 @@
         <w:tblBorders/>
       </w:tblPr>
       <w:tcPr>
-        <w:shd w:color="ffffff"/>
-        <w:tcBorders>
-          <w:top w:val="none"/>
-          <w:left w:val="none"/>
-          <w:bottom w:val="none"/>
+        <w:shd w:val="clear" w:color="ffffff"/>
+        <w:tcBorders>
+          <w:top w:val="none" w:color="000000" w:sz="4" w:space="0"/>
+          <w:left w:val="none" w:color="000000" w:sz="4" w:space="0"/>
+          <w:bottom w:val="none" w:color="000000" w:sz="4" w:space="0"/>
           <w:right w:val="single" w:color="000000" w:themeColor="text1" w:themeTint="80" w:sz="4" w:space="0"/>
         </w:tcBorders>
       </w:tcPr>
@@ -18477,10 +18992,10 @@
       <w:tcPr>
         <w:shd w:val="clear" w:color="ffffff" w:themeColor="light1" w:fill="ffffff" w:themeFill="light1"/>
         <w:tcBorders>
-          <w:top w:val="none"/>
-          <w:left w:val="none"/>
+          <w:top w:val="none" w:color="000000" w:sz="4" w:space="0"/>
+          <w:left w:val="none" w:color="000000" w:sz="4" w:space="0"/>
           <w:bottom w:val="single" w:color="000000" w:themeColor="text1" w:themeTint="80" w:sz="4" w:space="0"/>
-          <w:right w:val="none"/>
+          <w:right w:val="none" w:color="000000" w:sz="4" w:space="0"/>
         </w:tcBorders>
       </w:tcPr>
     </w:tblStylePr>
@@ -18500,12 +19015,12 @@
         <w:tblBorders/>
       </w:tblPr>
       <w:tcPr>
-        <w:shd w:color="ffffff"/>
-        <w:tcBorders>
-          <w:top w:val="none"/>
+        <w:shd w:val="clear" w:color="ffffff"/>
+        <w:tcBorders>
+          <w:top w:val="none" w:color="000000" w:sz="4" w:space="0"/>
           <w:left w:val="single" w:color="000000" w:themeColor="text1" w:themeTint="80" w:sz="4" w:space="0"/>
-          <w:bottom w:val="none"/>
-          <w:right w:val="none"/>
+          <w:bottom w:val="none" w:color="000000" w:sz="4" w:space="0"/>
+          <w:right w:val="none" w:color="000000" w:sz="4" w:space="0"/>
         </w:tcBorders>
       </w:tcPr>
     </w:tblStylePr>
@@ -18528,9 +19043,9 @@
         <w:shd w:val="clear" w:color="ffffff" w:themeColor="light1" w:fill="ffffff" w:themeFill="light1"/>
         <w:tcBorders>
           <w:top w:val="single" w:color="000000" w:themeColor="text1" w:themeTint="80" w:sz="4" w:space="0"/>
-          <w:left w:val="none"/>
-          <w:bottom w:val="none"/>
-          <w:right w:val="none"/>
+          <w:left w:val="none" w:color="000000" w:sz="4" w:space="0"/>
+          <w:bottom w:val="none" w:color="000000" w:sz="4" w:space="0"/>
+          <w:right w:val="none" w:color="000000" w:sz="4" w:space="0"/>
         </w:tcBorders>
       </w:tcPr>
     </w:tblStylePr>
@@ -18600,9 +19115,9 @@
       </w:tcPr>
     </w:tblStylePr>
   </w:style>
-  <w:style w:type="table" w:styleId="62">
+  <w:style w:type="table" w:styleId="786">
     <w:name w:val="Grid Table 7 Colorful - Accent 1"/>
-    <w:basedOn w:val="715"/>
+    <w:basedOn w:val="896"/>
     <w:uiPriority w:val="99"/>
     <w:pPr>
       <w:pBdr/>
@@ -18704,11 +19219,11 @@
         <w:tblBorders/>
       </w:tblPr>
       <w:tcPr>
-        <w:shd w:color="ffffff"/>
-        <w:tcBorders>
-          <w:top w:val="none"/>
-          <w:left w:val="none"/>
-          <w:bottom w:val="none"/>
+        <w:shd w:val="clear" w:color="ffffff"/>
+        <w:tcBorders>
+          <w:top w:val="none" w:color="000000" w:sz="4" w:space="0"/>
+          <w:left w:val="none" w:color="000000" w:sz="4" w:space="0"/>
+          <w:bottom w:val="none" w:color="000000" w:sz="4" w:space="0"/>
           <w:right w:val="single" w:color="000000" w:themeColor="accent1" w:themeTint="80" w:sz="4" w:space="0"/>
         </w:tcBorders>
       </w:tcPr>
@@ -18731,10 +19246,10 @@
       <w:tcPr>
         <w:shd w:val="clear" w:color="ffffff" w:themeColor="light1" w:fill="ffffff" w:themeFill="light1"/>
         <w:tcBorders>
-          <w:top w:val="none"/>
-          <w:left w:val="none"/>
+          <w:top w:val="none" w:color="000000" w:sz="4" w:space="0"/>
+          <w:left w:val="none" w:color="000000" w:sz="4" w:space="0"/>
           <w:bottom w:val="single" w:color="000000" w:themeColor="accent1" w:themeTint="80" w:sz="4" w:space="0"/>
-          <w:right w:val="none"/>
+          <w:right w:val="none" w:color="000000" w:sz="4" w:space="0"/>
         </w:tcBorders>
       </w:tcPr>
     </w:tblStylePr>
@@ -18754,12 +19269,12 @@
         <w:tblBorders/>
       </w:tblPr>
       <w:tcPr>
-        <w:shd w:color="ffffff"/>
-        <w:tcBorders>
-          <w:top w:val="none"/>
+        <w:shd w:val="clear" w:color="ffffff"/>
+        <w:tcBorders>
+          <w:top w:val="none" w:color="000000" w:sz="4" w:space="0"/>
           <w:left w:val="single" w:color="000000" w:themeColor="accent1" w:themeTint="80" w:sz="4" w:space="0"/>
-          <w:bottom w:val="none"/>
-          <w:right w:val="none"/>
+          <w:bottom w:val="none" w:color="000000" w:sz="4" w:space="0"/>
+          <w:right w:val="none" w:color="000000" w:sz="4" w:space="0"/>
         </w:tcBorders>
       </w:tcPr>
     </w:tblStylePr>
@@ -18782,9 +19297,9 @@
         <w:shd w:val="clear" w:color="ffffff" w:themeColor="light1" w:fill="ffffff" w:themeFill="light1"/>
         <w:tcBorders>
           <w:top w:val="single" w:color="000000" w:themeColor="accent1" w:themeTint="80" w:sz="4" w:space="0"/>
-          <w:left w:val="none"/>
-          <w:bottom w:val="none"/>
-          <w:right w:val="none"/>
+          <w:left w:val="none" w:color="000000" w:sz="4" w:space="0"/>
+          <w:bottom w:val="none" w:color="000000" w:sz="4" w:space="0"/>
+          <w:right w:val="none" w:color="000000" w:sz="4" w:space="0"/>
         </w:tcBorders>
       </w:tcPr>
     </w:tblStylePr>
@@ -18854,9 +19369,9 @@
       </w:tcPr>
     </w:tblStylePr>
   </w:style>
-  <w:style w:type="table" w:styleId="63">
+  <w:style w:type="table" w:styleId="787">
     <w:name w:val="Grid Table 7 Colorful - Accent 2"/>
-    <w:basedOn w:val="715"/>
+    <w:basedOn w:val="896"/>
     <w:uiPriority w:val="99"/>
     <w:pPr>
       <w:pBdr/>
@@ -18958,11 +19473,11 @@
         <w:tblBorders/>
       </w:tblPr>
       <w:tcPr>
-        <w:shd w:color="ffffff"/>
-        <w:tcBorders>
-          <w:top w:val="none"/>
-          <w:left w:val="none"/>
-          <w:bottom w:val="none"/>
+        <w:shd w:val="clear" w:color="ffffff"/>
+        <w:tcBorders>
+          <w:top w:val="none" w:color="000000" w:sz="4" w:space="0"/>
+          <w:left w:val="none" w:color="000000" w:sz="4" w:space="0"/>
+          <w:bottom w:val="none" w:color="000000" w:sz="4" w:space="0"/>
           <w:right w:val="single" w:color="000000" w:themeColor="accent2" w:themeTint="97" w:sz="4" w:space="0"/>
         </w:tcBorders>
       </w:tcPr>
@@ -18985,10 +19500,10 @@
       <w:tcPr>
         <w:shd w:val="clear" w:color="ffffff" w:themeColor="light1" w:fill="ffffff" w:themeFill="light1"/>
         <w:tcBorders>
-          <w:top w:val="none"/>
-          <w:left w:val="none"/>
+          <w:top w:val="none" w:color="000000" w:sz="4" w:space="0"/>
+          <w:left w:val="none" w:color="000000" w:sz="4" w:space="0"/>
           <w:bottom w:val="single" w:color="000000" w:themeColor="accent2" w:themeTint="97" w:sz="4" w:space="0"/>
-          <w:right w:val="none"/>
+          <w:right w:val="none" w:color="000000" w:sz="4" w:space="0"/>
         </w:tcBorders>
       </w:tcPr>
     </w:tblStylePr>
@@ -19008,12 +19523,12 @@
         <w:tblBorders/>
       </w:tblPr>
       <w:tcPr>
-        <w:shd w:color="ffffff"/>
-        <w:tcBorders>
-          <w:top w:val="none"/>
+        <w:shd w:val="clear" w:color="ffffff"/>
+        <w:tcBorders>
+          <w:top w:val="none" w:color="000000" w:sz="4" w:space="0"/>
           <w:left w:val="single" w:color="000000" w:themeColor="accent2" w:themeTint="97" w:sz="4" w:space="0"/>
-          <w:bottom w:val="none"/>
-          <w:right w:val="none"/>
+          <w:bottom w:val="none" w:color="000000" w:sz="4" w:space="0"/>
+          <w:right w:val="none" w:color="000000" w:sz="4" w:space="0"/>
         </w:tcBorders>
       </w:tcPr>
     </w:tblStylePr>
@@ -19036,9 +19551,9 @@
         <w:shd w:val="clear" w:color="ffffff" w:themeColor="light1" w:fill="ffffff" w:themeFill="light1"/>
         <w:tcBorders>
           <w:top w:val="single" w:color="000000" w:themeColor="accent2" w:themeTint="97" w:sz="4" w:space="0"/>
-          <w:left w:val="none"/>
-          <w:bottom w:val="none"/>
-          <w:right w:val="none"/>
+          <w:left w:val="none" w:color="000000" w:sz="4" w:space="0"/>
+          <w:bottom w:val="none" w:color="000000" w:sz="4" w:space="0"/>
+          <w:right w:val="none" w:color="000000" w:sz="4" w:space="0"/>
         </w:tcBorders>
       </w:tcPr>
     </w:tblStylePr>
@@ -19108,9 +19623,9 @@
       </w:tcPr>
     </w:tblStylePr>
   </w:style>
-  <w:style w:type="table" w:styleId="64">
+  <w:style w:type="table" w:styleId="788">
     <w:name w:val="Grid Table 7 Colorful - Accent 3"/>
-    <w:basedOn w:val="715"/>
+    <w:basedOn w:val="896"/>
     <w:uiPriority w:val="99"/>
     <w:pPr>
       <w:pBdr/>
@@ -19212,11 +19727,11 @@
         <w:tblBorders/>
       </w:tblPr>
       <w:tcPr>
-        <w:shd w:color="ffffff"/>
-        <w:tcBorders>
-          <w:top w:val="none"/>
-          <w:left w:val="none"/>
-          <w:bottom w:val="none"/>
+        <w:shd w:val="clear" w:color="ffffff"/>
+        <w:tcBorders>
+          <w:top w:val="none" w:color="000000" w:sz="4" w:space="0"/>
+          <w:left w:val="none" w:color="000000" w:sz="4" w:space="0"/>
+          <w:bottom w:val="none" w:color="000000" w:sz="4" w:space="0"/>
           <w:right w:val="single" w:color="000000" w:themeColor="accent3" w:themeTint="FE" w:sz="4" w:space="0"/>
         </w:tcBorders>
       </w:tcPr>
@@ -19239,10 +19754,10 @@
       <w:tcPr>
         <w:shd w:val="clear" w:color="ffffff" w:themeColor="light1" w:fill="ffffff" w:themeFill="light1"/>
         <w:tcBorders>
-          <w:top w:val="none"/>
-          <w:left w:val="none"/>
+          <w:top w:val="none" w:color="000000" w:sz="4" w:space="0"/>
+          <w:left w:val="none" w:color="000000" w:sz="4" w:space="0"/>
           <w:bottom w:val="single" w:color="000000" w:themeColor="accent3" w:themeTint="FE" w:sz="4" w:space="0"/>
-          <w:right w:val="none"/>
+          <w:right w:val="none" w:color="000000" w:sz="4" w:space="0"/>
         </w:tcBorders>
       </w:tcPr>
     </w:tblStylePr>
@@ -19262,12 +19777,12 @@
         <w:tblBorders/>
       </w:tblPr>
       <w:tcPr>
-        <w:shd w:color="ffffff"/>
-        <w:tcBorders>
-          <w:top w:val="none"/>
+        <w:shd w:val="clear" w:color="ffffff"/>
+        <w:tcBorders>
+          <w:top w:val="none" w:color="000000" w:sz="4" w:space="0"/>
           <w:left w:val="single" w:color="000000" w:themeColor="accent3" w:themeTint="FE" w:sz="4" w:space="0"/>
-          <w:bottom w:val="none"/>
-          <w:right w:val="none"/>
+          <w:bottom w:val="none" w:color="000000" w:sz="4" w:space="0"/>
+          <w:right w:val="none" w:color="000000" w:sz="4" w:space="0"/>
         </w:tcBorders>
       </w:tcPr>
     </w:tblStylePr>
@@ -19290,9 +19805,9 @@
         <w:shd w:val="clear" w:color="ffffff" w:themeColor="light1" w:fill="ffffff" w:themeFill="light1"/>
         <w:tcBorders>
           <w:top w:val="single" w:color="000000" w:themeColor="accent3" w:themeTint="FE" w:sz="4" w:space="0"/>
-          <w:left w:val="none"/>
-          <w:bottom w:val="none"/>
-          <w:right w:val="none"/>
+          <w:left w:val="none" w:color="000000" w:sz="4" w:space="0"/>
+          <w:bottom w:val="none" w:color="000000" w:sz="4" w:space="0"/>
+          <w:right w:val="none" w:color="000000" w:sz="4" w:space="0"/>
         </w:tcBorders>
       </w:tcPr>
     </w:tblStylePr>
@@ -19362,9 +19877,9 @@
       </w:tcPr>
     </w:tblStylePr>
   </w:style>
-  <w:style w:type="table" w:styleId="65">
+  <w:style w:type="table" w:styleId="789">
     <w:name w:val="Grid Table 7 Colorful - Accent 4"/>
-    <w:basedOn w:val="715"/>
+    <w:basedOn w:val="896"/>
     <w:uiPriority w:val="99"/>
     <w:pPr>
       <w:pBdr/>
@@ -19466,11 +19981,11 @@
         <w:tblBorders/>
       </w:tblPr>
       <w:tcPr>
-        <w:shd w:color="ffffff"/>
-        <w:tcBorders>
-          <w:top w:val="none"/>
-          <w:left w:val="none"/>
-          <w:bottom w:val="none"/>
+        <w:shd w:val="clear" w:color="ffffff"/>
+        <w:tcBorders>
+          <w:top w:val="none" w:color="000000" w:sz="4" w:space="0"/>
+          <w:left w:val="none" w:color="000000" w:sz="4" w:space="0"/>
+          <w:bottom w:val="none" w:color="000000" w:sz="4" w:space="0"/>
           <w:right w:val="single" w:color="000000" w:themeColor="accent4" w:themeTint="9A" w:sz="4" w:space="0"/>
         </w:tcBorders>
       </w:tcPr>
@@ -19493,10 +20008,10 @@
       <w:tcPr>
         <w:shd w:val="clear" w:color="ffffff" w:themeColor="light1" w:fill="ffffff" w:themeFill="light1"/>
         <w:tcBorders>
-          <w:top w:val="none"/>
-          <w:left w:val="none"/>
+          <w:top w:val="none" w:color="000000" w:sz="4" w:space="0"/>
+          <w:left w:val="none" w:color="000000" w:sz="4" w:space="0"/>
           <w:bottom w:val="single" w:color="000000" w:themeColor="accent4" w:themeTint="9A" w:sz="4" w:space="0"/>
-          <w:right w:val="none"/>
+          <w:right w:val="none" w:color="000000" w:sz="4" w:space="0"/>
         </w:tcBorders>
       </w:tcPr>
     </w:tblStylePr>
@@ -19516,12 +20031,12 @@
         <w:tblBorders/>
       </w:tblPr>
       <w:tcPr>
-        <w:shd w:color="ffffff"/>
-        <w:tcBorders>
-          <w:top w:val="none"/>
+        <w:shd w:val="clear" w:color="ffffff"/>
+        <w:tcBorders>
+          <w:top w:val="none" w:color="000000" w:sz="4" w:space="0"/>
           <w:left w:val="single" w:color="000000" w:themeColor="accent4" w:themeTint="9A" w:sz="4" w:space="0"/>
-          <w:bottom w:val="none"/>
-          <w:right w:val="none"/>
+          <w:bottom w:val="none" w:color="000000" w:sz="4" w:space="0"/>
+          <w:right w:val="none" w:color="000000" w:sz="4" w:space="0"/>
         </w:tcBorders>
       </w:tcPr>
     </w:tblStylePr>
@@ -19544,9 +20059,9 @@
         <w:shd w:val="clear" w:color="ffffff" w:themeColor="light1" w:fill="ffffff" w:themeFill="light1"/>
         <w:tcBorders>
           <w:top w:val="single" w:color="000000" w:themeColor="accent4" w:themeTint="9A" w:sz="4" w:space="0"/>
-          <w:left w:val="none"/>
-          <w:bottom w:val="none"/>
-          <w:right w:val="none"/>
+          <w:left w:val="none" w:color="000000" w:sz="4" w:space="0"/>
+          <w:bottom w:val="none" w:color="000000" w:sz="4" w:space="0"/>
+          <w:right w:val="none" w:color="000000" w:sz="4" w:space="0"/>
         </w:tcBorders>
       </w:tcPr>
     </w:tblStylePr>
@@ -19616,9 +20131,9 @@
       </w:tcPr>
     </w:tblStylePr>
   </w:style>
-  <w:style w:type="table" w:styleId="66">
+  <w:style w:type="table" w:styleId="790">
     <w:name w:val="Grid Table 7 Colorful - Accent 5"/>
-    <w:basedOn w:val="715"/>
+    <w:basedOn w:val="896"/>
     <w:uiPriority w:val="99"/>
     <w:pPr>
       <w:pBdr/>
@@ -19720,11 +20235,11 @@
         <w:tblBorders/>
       </w:tblPr>
       <w:tcPr>
-        <w:shd w:color="ffffff"/>
-        <w:tcBorders>
-          <w:top w:val="none"/>
-          <w:left w:val="none"/>
-          <w:bottom w:val="none"/>
+        <w:shd w:val="clear" w:color="ffffff"/>
+        <w:tcBorders>
+          <w:top w:val="none" w:color="000000" w:sz="4" w:space="0"/>
+          <w:left w:val="none" w:color="000000" w:sz="4" w:space="0"/>
+          <w:bottom w:val="none" w:color="000000" w:sz="4" w:space="0"/>
           <w:right w:val="single" w:color="000000" w:themeColor="accent5" w:themeTint="90" w:sz="4" w:space="0"/>
         </w:tcBorders>
       </w:tcPr>
@@ -19747,10 +20262,10 @@
       <w:tcPr>
         <w:shd w:val="clear" w:color="ffffff" w:themeColor="light1" w:fill="ffffff" w:themeFill="light1"/>
         <w:tcBorders>
-          <w:top w:val="none"/>
-          <w:left w:val="none"/>
+          <w:top w:val="none" w:color="000000" w:sz="4" w:space="0"/>
+          <w:left w:val="none" w:color="000000" w:sz="4" w:space="0"/>
           <w:bottom w:val="single" w:color="000000" w:themeColor="accent5" w:themeTint="90" w:sz="4" w:space="0"/>
-          <w:right w:val="none"/>
+          <w:right w:val="none" w:color="000000" w:sz="4" w:space="0"/>
         </w:tcBorders>
       </w:tcPr>
     </w:tblStylePr>
@@ -19770,12 +20285,12 @@
         <w:tblBorders/>
       </w:tblPr>
       <w:tcPr>
-        <w:shd w:color="ffffff"/>
-        <w:tcBorders>
-          <w:top w:val="none"/>
+        <w:shd w:val="clear" w:color="ffffff"/>
+        <w:tcBorders>
+          <w:top w:val="none" w:color="000000" w:sz="4" w:space="0"/>
           <w:left w:val="single" w:color="000000" w:themeColor="accent5" w:themeTint="90" w:sz="4" w:space="0"/>
-          <w:bottom w:val="none"/>
-          <w:right w:val="none"/>
+          <w:bottom w:val="none" w:color="000000" w:sz="4" w:space="0"/>
+          <w:right w:val="none" w:color="000000" w:sz="4" w:space="0"/>
         </w:tcBorders>
       </w:tcPr>
     </w:tblStylePr>
@@ -19798,9 +20313,9 @@
         <w:shd w:val="clear" w:color="ffffff" w:themeColor="light1" w:fill="ffffff" w:themeFill="light1"/>
         <w:tcBorders>
           <w:top w:val="single" w:color="000000" w:themeColor="accent5" w:themeTint="90" w:sz="4" w:space="0"/>
-          <w:left w:val="none"/>
-          <w:bottom w:val="none"/>
-          <w:right w:val="none"/>
+          <w:left w:val="none" w:color="000000" w:sz="4" w:space="0"/>
+          <w:bottom w:val="none" w:color="000000" w:sz="4" w:space="0"/>
+          <w:right w:val="none" w:color="000000" w:sz="4" w:space="0"/>
         </w:tcBorders>
       </w:tcPr>
     </w:tblStylePr>
@@ -19870,9 +20385,9 @@
       </w:tcPr>
     </w:tblStylePr>
   </w:style>
-  <w:style w:type="table" w:styleId="67">
+  <w:style w:type="table" w:styleId="791">
     <w:name w:val="Grid Table 7 Colorful - Accent 6"/>
-    <w:basedOn w:val="715"/>
+    <w:basedOn w:val="896"/>
     <w:uiPriority w:val="99"/>
     <w:pPr>
       <w:pBdr/>
@@ -19974,11 +20489,11 @@
         <w:tblBorders/>
       </w:tblPr>
       <w:tcPr>
-        <w:shd w:color="ffffff"/>
-        <w:tcBorders>
-          <w:top w:val="none"/>
-          <w:left w:val="none"/>
-          <w:bottom w:val="none"/>
+        <w:shd w:val="clear" w:color="ffffff"/>
+        <w:tcBorders>
+          <w:top w:val="none" w:color="000000" w:sz="4" w:space="0"/>
+          <w:left w:val="none" w:color="000000" w:sz="4" w:space="0"/>
+          <w:bottom w:val="none" w:color="000000" w:sz="4" w:space="0"/>
           <w:right w:val="single" w:color="000000" w:themeColor="accent6" w:themeTint="90" w:sz="4" w:space="0"/>
         </w:tcBorders>
       </w:tcPr>
@@ -20001,10 +20516,10 @@
       <w:tcPr>
         <w:shd w:val="clear" w:color="ffffff" w:themeColor="light1" w:fill="ffffff" w:themeFill="light1"/>
         <w:tcBorders>
-          <w:top w:val="none"/>
-          <w:left w:val="none"/>
+          <w:top w:val="none" w:color="000000" w:sz="4" w:space="0"/>
+          <w:left w:val="none" w:color="000000" w:sz="4" w:space="0"/>
           <w:bottom w:val="single" w:color="000000" w:themeColor="accent6" w:themeTint="90" w:sz="4" w:space="0"/>
-          <w:right w:val="none"/>
+          <w:right w:val="none" w:color="000000" w:sz="4" w:space="0"/>
         </w:tcBorders>
       </w:tcPr>
     </w:tblStylePr>
@@ -20024,12 +20539,12 @@
         <w:tblBorders/>
       </w:tblPr>
       <w:tcPr>
-        <w:shd w:color="ffffff"/>
-        <w:tcBorders>
-          <w:top w:val="none"/>
+        <w:shd w:val="clear" w:color="ffffff"/>
+        <w:tcBorders>
+          <w:top w:val="none" w:color="000000" w:sz="4" w:space="0"/>
           <w:left w:val="single" w:color="000000" w:themeColor="accent6" w:themeTint="90" w:sz="4" w:space="0"/>
-          <w:bottom w:val="none"/>
-          <w:right w:val="none"/>
+          <w:bottom w:val="none" w:color="000000" w:sz="4" w:space="0"/>
+          <w:right w:val="none" w:color="000000" w:sz="4" w:space="0"/>
         </w:tcBorders>
       </w:tcPr>
     </w:tblStylePr>
@@ -20052,9 +20567,9 @@
         <w:shd w:val="clear" w:color="ffffff" w:themeColor="light1" w:fill="ffffff" w:themeFill="light1"/>
         <w:tcBorders>
           <w:top w:val="single" w:color="000000" w:themeColor="accent6" w:themeTint="90" w:sz="4" w:space="0"/>
-          <w:left w:val="none"/>
-          <w:bottom w:val="none"/>
-          <w:right w:val="none"/>
+          <w:left w:val="none" w:color="000000" w:sz="4" w:space="0"/>
+          <w:bottom w:val="none" w:color="000000" w:sz="4" w:space="0"/>
+          <w:right w:val="none" w:color="000000" w:sz="4" w:space="0"/>
         </w:tcBorders>
       </w:tcPr>
     </w:tblStylePr>
@@ -20124,9 +20639,9 @@
       </w:tcPr>
     </w:tblStylePr>
   </w:style>
-  <w:style w:type="table" w:styleId="68">
+  <w:style w:type="table" w:styleId="792">
     <w:name w:val="List Table 1 Light"/>
-    <w:basedOn w:val="715"/>
+    <w:basedOn w:val="896"/>
     <w:uiPriority w:val="99"/>
     <w:pPr>
       <w:pBdr/>
@@ -20340,9 +20855,9 @@
       </w:tcPr>
     </w:tblStylePr>
   </w:style>
-  <w:style w:type="table" w:styleId="69">
+  <w:style w:type="table" w:styleId="793">
     <w:name w:val="List Table 1 Light - Accent 1"/>
-    <w:basedOn w:val="715"/>
+    <w:basedOn w:val="896"/>
     <w:uiPriority w:val="99"/>
     <w:pPr>
       <w:pBdr/>
@@ -20556,9 +21071,9 @@
       </w:tcPr>
     </w:tblStylePr>
   </w:style>
-  <w:style w:type="table" w:styleId="70">
+  <w:style w:type="table" w:styleId="794">
     <w:name w:val="List Table 1 Light - Accent 2"/>
-    <w:basedOn w:val="715"/>
+    <w:basedOn w:val="896"/>
     <w:uiPriority w:val="99"/>
     <w:pPr>
       <w:pBdr/>
@@ -20772,9 +21287,9 @@
       </w:tcPr>
     </w:tblStylePr>
   </w:style>
-  <w:style w:type="table" w:styleId="71">
+  <w:style w:type="table" w:styleId="795">
     <w:name w:val="List Table 1 Light - Accent 3"/>
-    <w:basedOn w:val="715"/>
+    <w:basedOn w:val="896"/>
     <w:uiPriority w:val="99"/>
     <w:pPr>
       <w:pBdr/>
@@ -20988,9 +21503,9 @@
       </w:tcPr>
     </w:tblStylePr>
   </w:style>
-  <w:style w:type="table" w:styleId="72">
+  <w:style w:type="table" w:styleId="796">
     <w:name w:val="List Table 1 Light - Accent 4"/>
-    <w:basedOn w:val="715"/>
+    <w:basedOn w:val="896"/>
     <w:uiPriority w:val="99"/>
     <w:pPr>
       <w:pBdr/>
@@ -21204,9 +21719,9 @@
       </w:tcPr>
     </w:tblStylePr>
   </w:style>
-  <w:style w:type="table" w:styleId="73">
+  <w:style w:type="table" w:styleId="797">
     <w:name w:val="List Table 1 Light - Accent 5"/>
-    <w:basedOn w:val="715"/>
+    <w:basedOn w:val="896"/>
     <w:uiPriority w:val="99"/>
     <w:pPr>
       <w:pBdr/>
@@ -21420,9 +21935,9 @@
       </w:tcPr>
     </w:tblStylePr>
   </w:style>
-  <w:style w:type="table" w:styleId="74">
+  <w:style w:type="table" w:styleId="798">
     <w:name w:val="List Table 1 Light - Accent 6"/>
-    <w:basedOn w:val="715"/>
+    <w:basedOn w:val="896"/>
     <w:uiPriority w:val="99"/>
     <w:pPr>
       <w:pBdr/>
@@ -21636,9 +22151,9 @@
       </w:tcPr>
     </w:tblStylePr>
   </w:style>
-  <w:style w:type="table" w:styleId="75">
+  <w:style w:type="table" w:styleId="799">
     <w:name w:val="List Table 2"/>
-    <w:basedOn w:val="715"/>
+    <w:basedOn w:val="896"/>
     <w:uiPriority w:val="99"/>
     <w:pPr>
       <w:pBdr/>
@@ -21874,9 +22389,9 @@
       </w:tcPr>
     </w:tblStylePr>
   </w:style>
-  <w:style w:type="table" w:styleId="76">
+  <w:style w:type="table" w:styleId="800">
     <w:name w:val="List Table 2 - Accent 1"/>
-    <w:basedOn w:val="715"/>
+    <w:basedOn w:val="896"/>
     <w:uiPriority w:val="99"/>
     <w:pPr>
       <w:pBdr/>
@@ -22112,9 +22627,9 @@
       </w:tcPr>
     </w:tblStylePr>
   </w:style>
-  <w:style w:type="table" w:styleId="77">
+  <w:style w:type="table" w:styleId="801">
     <w:name w:val="List Table 2 - Accent 2"/>
-    <w:basedOn w:val="715"/>
+    <w:basedOn w:val="896"/>
     <w:uiPriority w:val="99"/>
     <w:pPr>
       <w:pBdr/>
@@ -22350,9 +22865,9 @@
       </w:tcPr>
     </w:tblStylePr>
   </w:style>
-  <w:style w:type="table" w:styleId="78">
+  <w:style w:type="table" w:styleId="802">
     <w:name w:val="List Table 2 - Accent 3"/>
-    <w:basedOn w:val="715"/>
+    <w:basedOn w:val="896"/>
     <w:uiPriority w:val="99"/>
     <w:pPr>
       <w:pBdr/>
@@ -22588,9 +23103,9 @@
       </w:tcPr>
     </w:tblStylePr>
   </w:style>
-  <w:style w:type="table" w:styleId="79">
+  <w:style w:type="table" w:styleId="803">
     <w:name w:val="List Table 2 - Accent 4"/>
-    <w:basedOn w:val="715"/>
+    <w:basedOn w:val="896"/>
     <w:uiPriority w:val="99"/>
     <w:pPr>
       <w:pBdr/>
@@ -22826,9 +23341,9 @@
       </w:tcPr>
     </w:tblStylePr>
   </w:style>
-  <w:style w:type="table" w:styleId="80">
+  <w:style w:type="table" w:styleId="804">
     <w:name w:val="List Table 2 - Accent 5"/>
-    <w:basedOn w:val="715"/>
+    <w:basedOn w:val="896"/>
     <w:uiPriority w:val="99"/>
     <w:pPr>
       <w:pBdr/>
@@ -23064,9 +23579,9 @@
       </w:tcPr>
     </w:tblStylePr>
   </w:style>
-  <w:style w:type="table" w:styleId="81">
+  <w:style w:type="table" w:styleId="805">
     <w:name w:val="List Table 2 - Accent 6"/>
-    <w:basedOn w:val="715"/>
+    <w:basedOn w:val="896"/>
     <w:uiPriority w:val="99"/>
     <w:pPr>
       <w:pBdr/>
@@ -23302,9 +23817,9 @@
       </w:tcPr>
     </w:tblStylePr>
   </w:style>
-  <w:style w:type="table" w:styleId="82">
+  <w:style w:type="table" w:styleId="806">
     <w:name w:val="List Table 3"/>
-    <w:basedOn w:val="715"/>
+    <w:basedOn w:val="896"/>
     <w:uiPriority w:val="99"/>
     <w:pPr>
       <w:pBdr/>
@@ -23530,9 +24045,9 @@
       </w:tcPr>
     </w:tblStylePr>
   </w:style>
-  <w:style w:type="table" w:styleId="83">
+  <w:style w:type="table" w:styleId="807">
     <w:name w:val="List Table 3 - Accent 1"/>
-    <w:basedOn w:val="715"/>
+    <w:basedOn w:val="896"/>
     <w:uiPriority w:val="99"/>
     <w:pPr>
       <w:pBdr/>
@@ -23758,9 +24273,9 @@
       </w:tcPr>
     </w:tblStylePr>
   </w:style>
-  <w:style w:type="table" w:styleId="84">
+  <w:style w:type="table" w:styleId="808">
     <w:name w:val="List Table 3 - Accent 2"/>
-    <w:basedOn w:val="715"/>
+    <w:basedOn w:val="896"/>
     <w:uiPriority w:val="99"/>
     <w:pPr>
       <w:pBdr/>
@@ -23986,9 +24501,9 @@
       </w:tcPr>
     </w:tblStylePr>
   </w:style>
-  <w:style w:type="table" w:styleId="85">
+  <w:style w:type="table" w:styleId="809">
     <w:name w:val="List Table 3 - Accent 3"/>
-    <w:basedOn w:val="715"/>
+    <w:basedOn w:val="896"/>
     <w:uiPriority w:val="99"/>
     <w:pPr>
       <w:pBdr/>
@@ -24214,9 +24729,9 @@
       </w:tcPr>
     </w:tblStylePr>
   </w:style>
-  <w:style w:type="table" w:styleId="86">
+  <w:style w:type="table" w:styleId="810">
     <w:name w:val="List Table 3 - Accent 4"/>
-    <w:basedOn w:val="715"/>
+    <w:basedOn w:val="896"/>
     <w:uiPriority w:val="99"/>
     <w:pPr>
       <w:pBdr/>
@@ -24442,9 +24957,9 @@
       </w:tcPr>
     </w:tblStylePr>
   </w:style>
-  <w:style w:type="table" w:styleId="87">
+  <w:style w:type="table" w:styleId="811">
     <w:name w:val="List Table 3 - Accent 5"/>
-    <w:basedOn w:val="715"/>
+    <w:basedOn w:val="896"/>
     <w:uiPriority w:val="99"/>
     <w:pPr>
       <w:pBdr/>
@@ -24670,9 +25185,9 @@
       </w:tcPr>
     </w:tblStylePr>
   </w:style>
-  <w:style w:type="table" w:styleId="88">
+  <w:style w:type="table" w:styleId="812">
     <w:name w:val="List Table 3 - Accent 6"/>
-    <w:basedOn w:val="715"/>
+    <w:basedOn w:val="896"/>
     <w:uiPriority w:val="99"/>
     <w:pPr>
       <w:pBdr/>
@@ -24898,9 +25413,9 @@
       </w:tcPr>
     </w:tblStylePr>
   </w:style>
-  <w:style w:type="table" w:styleId="89">
+  <w:style w:type="table" w:styleId="813">
     <w:name w:val="List Table 4"/>
-    <w:basedOn w:val="715"/>
+    <w:basedOn w:val="896"/>
     <w:uiPriority w:val="99"/>
     <w:pPr>
       <w:pBdr/>
@@ -25123,9 +25638,9 @@
       </w:tcPr>
     </w:tblStylePr>
   </w:style>
-  <w:style w:type="table" w:styleId="90">
+  <w:style w:type="table" w:styleId="814">
     <w:name w:val="List Table 4 - Accent 1"/>
-    <w:basedOn w:val="715"/>
+    <w:basedOn w:val="896"/>
     <w:uiPriority w:val="99"/>
     <w:pPr>
       <w:pBdr/>
@@ -25348,9 +25863,9 @@
       </w:tcPr>
     </w:tblStylePr>
   </w:style>
-  <w:style w:type="table" w:styleId="91">
+  <w:style w:type="table" w:styleId="815">
     <w:name w:val="List Table 4 - Accent 2"/>
-    <w:basedOn w:val="715"/>
+    <w:basedOn w:val="896"/>
     <w:uiPriority w:val="99"/>
     <w:pPr>
       <w:pBdr/>
@@ -25573,9 +26088,9 @@
       </w:tcPr>
     </w:tblStylePr>
   </w:style>
-  <w:style w:type="table" w:styleId="92">
+  <w:style w:type="table" w:styleId="816">
     <w:name w:val="List Table 4 - Accent 3"/>
-    <w:basedOn w:val="715"/>
+    <w:basedOn w:val="896"/>
     <w:uiPriority w:val="99"/>
     <w:pPr>
       <w:pBdr/>
@@ -25798,9 +26313,9 @@
       </w:tcPr>
     </w:tblStylePr>
   </w:style>
-  <w:style w:type="table" w:styleId="93">
+  <w:style w:type="table" w:styleId="817">
     <w:name w:val="List Table 4 - Accent 4"/>
-    <w:basedOn w:val="715"/>
+    <w:basedOn w:val="896"/>
     <w:uiPriority w:val="99"/>
     <w:pPr>
       <w:pBdr/>
@@ -26023,9 +26538,9 @@
       </w:tcPr>
     </w:tblStylePr>
   </w:style>
-  <w:style w:type="table" w:styleId="94">
+  <w:style w:type="table" w:styleId="818">
     <w:name w:val="List Table 4 - Accent 5"/>
-    <w:basedOn w:val="715"/>
+    <w:basedOn w:val="896"/>
     <w:uiPriority w:val="99"/>
     <w:pPr>
       <w:pBdr/>
@@ -26248,9 +26763,9 @@
       </w:tcPr>
     </w:tblStylePr>
   </w:style>
-  <w:style w:type="table" w:styleId="95">
+  <w:style w:type="table" w:styleId="819">
     <w:name w:val="List Table 4 - Accent 6"/>
-    <w:basedOn w:val="715"/>
+    <w:basedOn w:val="896"/>
     <w:uiPriority w:val="99"/>
     <w:pPr>
       <w:pBdr/>
@@ -26473,9 +26988,9 @@
       </w:tcPr>
     </w:tblStylePr>
   </w:style>
-  <w:style w:type="table" w:styleId="96">
+  <w:style w:type="table" w:styleId="820">
     <w:name w:val="List Table 5 Dark"/>
-    <w:basedOn w:val="715"/>
+    <w:basedOn w:val="896"/>
     <w:uiPriority w:val="99"/>
     <w:pPr>
       <w:pBdr/>
@@ -26715,9 +27230,9 @@
       </w:tcPr>
     </w:tblStylePr>
   </w:style>
-  <w:style w:type="table" w:styleId="97">
+  <w:style w:type="table" w:styleId="821">
     <w:name w:val="List Table 5 Dark - Accent 1"/>
-    <w:basedOn w:val="715"/>
+    <w:basedOn w:val="896"/>
     <w:uiPriority w:val="99"/>
     <w:pPr>
       <w:pBdr/>
@@ -26957,9 +27472,9 @@
       </w:tcPr>
     </w:tblStylePr>
   </w:style>
-  <w:style w:type="table" w:styleId="98">
+  <w:style w:type="table" w:styleId="822">
     <w:name w:val="List Table 5 Dark - Accent 2"/>
-    <w:basedOn w:val="715"/>
+    <w:basedOn w:val="896"/>
     <w:uiPriority w:val="99"/>
     <w:pPr>
       <w:pBdr/>
@@ -27199,9 +27714,9 @@
       </w:tcPr>
     </w:tblStylePr>
   </w:style>
-  <w:style w:type="table" w:styleId="99">
+  <w:style w:type="table" w:styleId="823">
     <w:name w:val="List Table 5 Dark - Accent 3"/>
-    <w:basedOn w:val="715"/>
+    <w:basedOn w:val="896"/>
     <w:uiPriority w:val="99"/>
     <w:pPr>
       <w:pBdr/>
@@ -27441,9 +27956,9 @@
       </w:tcPr>
     </w:tblStylePr>
   </w:style>
-  <w:style w:type="table" w:styleId="100">
+  <w:style w:type="table" w:styleId="824">
     <w:name w:val="List Table 5 Dark - Accent 4"/>
-    <w:basedOn w:val="715"/>
+    <w:basedOn w:val="896"/>
     <w:uiPriority w:val="99"/>
     <w:pPr>
       <w:pBdr/>
@@ -27683,9 +28198,9 @@
       </w:tcPr>
     </w:tblStylePr>
   </w:style>
-  <w:style w:type="table" w:styleId="101">
+  <w:style w:type="table" w:styleId="825">
     <w:name w:val="List Table 5 Dark - Accent 5"/>
-    <w:basedOn w:val="715"/>
+    <w:basedOn w:val="896"/>
     <w:uiPriority w:val="99"/>
     <w:pPr>
       <w:pBdr/>
@@ -27925,9 +28440,9 @@
       </w:tcPr>
     </w:tblStylePr>
   </w:style>
-  <w:style w:type="table" w:styleId="102">
+  <w:style w:type="table" w:styleId="826">
     <w:name w:val="List Table 5 Dark - Accent 6"/>
-    <w:basedOn w:val="715"/>
+    <w:basedOn w:val="896"/>
     <w:uiPriority w:val="99"/>
     <w:pPr>
       <w:pBdr/>
@@ -28167,9 +28682,9 @@
       </w:tcPr>
     </w:tblStylePr>
   </w:style>
-  <w:style w:type="table" w:styleId="103">
+  <w:style w:type="table" w:styleId="827">
     <w:name w:val="List Table 6 Colorful"/>
-    <w:basedOn w:val="715"/>
+    <w:basedOn w:val="896"/>
     <w:uiPriority w:val="99"/>
     <w:pPr>
       <w:pBdr/>
@@ -28390,9 +28905,9 @@
       </w:tcPr>
     </w:tblStylePr>
   </w:style>
-  <w:style w:type="table" w:styleId="104">
+  <w:style w:type="table" w:styleId="828">
     <w:name w:val="List Table 6 Colorful - Accent 1"/>
-    <w:basedOn w:val="715"/>
+    <w:basedOn w:val="896"/>
     <w:uiPriority w:val="99"/>
     <w:pPr>
       <w:pBdr/>
@@ -28613,9 +29128,9 @@
       </w:tcPr>
     </w:tblStylePr>
   </w:style>
-  <w:style w:type="table" w:styleId="105">
+  <w:style w:type="table" w:styleId="829">
     <w:name w:val="List Table 6 Colorful - Accent 2"/>
-    <w:basedOn w:val="715"/>
+    <w:basedOn w:val="896"/>
     <w:uiPriority w:val="99"/>
     <w:pPr>
       <w:pBdr/>
@@ -28836,9 +29351,9 @@
       </w:tcPr>
     </w:tblStylePr>
   </w:style>
-  <w:style w:type="table" w:styleId="106">
+  <w:style w:type="table" w:styleId="830">
     <w:name w:val="List Table 6 Colorful - Accent 3"/>
-    <w:basedOn w:val="715"/>
+    <w:basedOn w:val="896"/>
     <w:uiPriority w:val="99"/>
     <w:pPr>
       <w:pBdr/>
@@ -29059,9 +29574,9 @@
       </w:tcPr>
     </w:tblStylePr>
   </w:style>
-  <w:style w:type="table" w:styleId="107">
+  <w:style w:type="table" w:styleId="831">
     <w:name w:val="List Table 6 Colorful - Accent 4"/>
-    <w:basedOn w:val="715"/>
+    <w:basedOn w:val="896"/>
     <w:uiPriority w:val="99"/>
     <w:pPr>
       <w:pBdr/>
@@ -29282,9 +29797,9 @@
       </w:tcPr>
     </w:tblStylePr>
   </w:style>
-  <w:style w:type="table" w:styleId="108">
+  <w:style w:type="table" w:styleId="832">
     <w:name w:val="List Table 6 Colorful - Accent 5"/>
-    <w:basedOn w:val="715"/>
+    <w:basedOn w:val="896"/>
     <w:uiPriority w:val="99"/>
     <w:pPr>
       <w:pBdr/>
@@ -29505,9 +30020,9 @@
       </w:tcPr>
     </w:tblStylePr>
   </w:style>
-  <w:style w:type="table" w:styleId="109">
+  <w:style w:type="table" w:styleId="833">
     <w:name w:val="List Table 6 Colorful - Accent 6"/>
-    <w:basedOn w:val="715"/>
+    <w:basedOn w:val="896"/>
     <w:uiPriority w:val="99"/>
     <w:pPr>
       <w:pBdr/>
@@ -29728,9 +30243,9 @@
       </w:tcPr>
     </w:tblStylePr>
   </w:style>
-  <w:style w:type="table" w:styleId="110">
+  <w:style w:type="table" w:styleId="834">
     <w:name w:val="List Table 7 Colorful"/>
-    <w:basedOn w:val="715"/>
+    <w:basedOn w:val="896"/>
     <w:uiPriority w:val="99"/>
     <w:pPr>
       <w:pBdr/>
@@ -29829,11 +30344,11 @@
         <w:tblBorders/>
       </w:tblPr>
       <w:tcPr>
-        <w:shd w:color="ffffff"/>
-        <w:tcBorders>
-          <w:top w:val="none"/>
-          <w:left w:val="none"/>
-          <w:bottom w:val="none"/>
+        <w:shd w:val="clear" w:color="ffffff"/>
+        <w:tcBorders>
+          <w:top w:val="none" w:color="000000" w:sz="4" w:space="0"/>
+          <w:left w:val="none" w:color="000000" w:sz="4" w:space="0"/>
+          <w:bottom w:val="none" w:color="000000" w:sz="4" w:space="0"/>
           <w:right w:val="single" w:color="000000" w:themeColor="text1" w:themeTint="80" w:sz="4" w:space="0"/>
         </w:tcBorders>
       </w:tcPr>
@@ -29856,10 +30371,10 @@
       <w:tcPr>
         <w:shd w:val="clear" w:color="ffffff" w:themeColor="light1" w:fill="ffffff" w:themeFill="light1"/>
         <w:tcBorders>
-          <w:top w:val="none"/>
-          <w:left w:val="none"/>
+          <w:top w:val="none" w:color="000000" w:sz="4" w:space="0"/>
+          <w:left w:val="none" w:color="000000" w:sz="4" w:space="0"/>
           <w:bottom w:val="single" w:color="000000" w:themeColor="text1" w:themeTint="80" w:sz="4" w:space="0"/>
-          <w:right w:val="none"/>
+          <w:right w:val="none" w:color="000000" w:sz="4" w:space="0"/>
         </w:tcBorders>
       </w:tcPr>
     </w:tblStylePr>
@@ -29879,12 +30394,12 @@
         <w:tblBorders/>
       </w:tblPr>
       <w:tcPr>
-        <w:shd w:color="ffffff"/>
-        <w:tcBorders>
-          <w:top w:val="none"/>
+        <w:shd w:val="clear" w:color="ffffff"/>
+        <w:tcBorders>
+          <w:top w:val="none" w:color="000000" w:sz="4" w:space="0"/>
           <w:left w:val="single" w:color="000000" w:themeColor="text1" w:themeTint="80" w:sz="4" w:space="0"/>
-          <w:bottom w:val="none"/>
-          <w:right w:val="none"/>
+          <w:bottom w:val="none" w:color="000000" w:sz="4" w:space="0"/>
+          <w:right w:val="none" w:color="000000" w:sz="4" w:space="0"/>
         </w:tcBorders>
       </w:tcPr>
     </w:tblStylePr>
@@ -29907,9 +30422,9 @@
         <w:shd w:val="clear" w:color="ffffff" w:themeColor="light1" w:fill="ffffff" w:themeFill="light1"/>
         <w:tcBorders>
           <w:top w:val="single" w:color="000000" w:themeColor="text1" w:themeTint="80" w:sz="4" w:space="0"/>
-          <w:left w:val="none"/>
-          <w:bottom w:val="none"/>
-          <w:right w:val="none"/>
+          <w:left w:val="none" w:color="000000" w:sz="4" w:space="0"/>
+          <w:bottom w:val="none" w:color="000000" w:sz="4" w:space="0"/>
+          <w:right w:val="none" w:color="000000" w:sz="4" w:space="0"/>
         </w:tcBorders>
       </w:tcPr>
     </w:tblStylePr>
@@ -29984,9 +30499,9 @@
       </w:tcPr>
     </w:tblStylePr>
   </w:style>
-  <w:style w:type="table" w:styleId="111">
+  <w:style w:type="table" w:styleId="835">
     <w:name w:val="List Table 7 Colorful - Accent 1"/>
-    <w:basedOn w:val="715"/>
+    <w:basedOn w:val="896"/>
     <w:uiPriority w:val="99"/>
     <w:pPr>
       <w:pBdr/>
@@ -30085,11 +30600,11 @@
         <w:tblBorders/>
       </w:tblPr>
       <w:tcPr>
-        <w:shd w:color="ffffff"/>
-        <w:tcBorders>
-          <w:top w:val="none"/>
-          <w:left w:val="none"/>
-          <w:bottom w:val="none"/>
+        <w:shd w:val="clear" w:color="ffffff"/>
+        <w:tcBorders>
+          <w:top w:val="none" w:color="000000" w:sz="4" w:space="0"/>
+          <w:left w:val="none" w:color="000000" w:sz="4" w:space="0"/>
+          <w:bottom w:val="none" w:color="000000" w:sz="4" w:space="0"/>
           <w:right w:val="single" w:color="000000" w:themeColor="accent1" w:sz="4" w:space="0"/>
         </w:tcBorders>
       </w:tcPr>
@@ -30112,10 +30627,10 @@
       <w:tcPr>
         <w:shd w:val="clear" w:color="ffffff" w:themeColor="light1" w:fill="ffffff" w:themeFill="light1"/>
         <w:tcBorders>
-          <w:top w:val="none"/>
-          <w:left w:val="none"/>
+          <w:top w:val="none" w:color="000000" w:sz="4" w:space="0"/>
+          <w:left w:val="none" w:color="000000" w:sz="4" w:space="0"/>
           <w:bottom w:val="single" w:color="000000" w:themeColor="accent1" w:sz="4" w:space="0"/>
-          <w:right w:val="none"/>
+          <w:right w:val="none" w:color="000000" w:sz="4" w:space="0"/>
         </w:tcBorders>
       </w:tcPr>
     </w:tblStylePr>
@@ -30135,12 +30650,12 @@
         <w:tblBorders/>
       </w:tblPr>
       <w:tcPr>
-        <w:shd w:color="ffffff"/>
-        <w:tcBorders>
-          <w:top w:val="none"/>
+        <w:shd w:val="clear" w:color="ffffff"/>
+        <w:tcBorders>
+          <w:top w:val="none" w:color="000000" w:sz="4" w:space="0"/>
           <w:left w:val="single" w:color="000000" w:themeColor="accent1" w:sz="4" w:space="0"/>
-          <w:bottom w:val="none"/>
-          <w:right w:val="none"/>
+          <w:bottom w:val="none" w:color="000000" w:sz="4" w:space="0"/>
+          <w:right w:val="none" w:color="000000" w:sz="4" w:space="0"/>
         </w:tcBorders>
       </w:tcPr>
     </w:tblStylePr>
@@ -30163,9 +30678,9 @@
         <w:shd w:val="clear" w:color="ffffff" w:themeColor="light1" w:fill="ffffff" w:themeFill="light1"/>
         <w:tcBorders>
           <w:top w:val="single" w:color="000000" w:themeColor="accent1" w:sz="4" w:space="0"/>
-          <w:left w:val="none"/>
-          <w:bottom w:val="none"/>
-          <w:right w:val="none"/>
+          <w:left w:val="none" w:color="000000" w:sz="4" w:space="0"/>
+          <w:bottom w:val="none" w:color="000000" w:sz="4" w:space="0"/>
+          <w:right w:val="none" w:color="000000" w:sz="4" w:space="0"/>
         </w:tcBorders>
       </w:tcPr>
     </w:tblStylePr>
@@ -30240,9 +30755,9 @@
       </w:tcPr>
     </w:tblStylePr>
   </w:style>
-  <w:style w:type="table" w:styleId="112">
+  <w:style w:type="table" w:styleId="836">
     <w:name w:val="List Table 7 Colorful - Accent 2"/>
-    <w:basedOn w:val="715"/>
+    <w:basedOn w:val="896"/>
     <w:uiPriority w:val="99"/>
     <w:pPr>
       <w:pBdr/>
@@ -30341,11 +30856,11 @@
         <w:tblBorders/>
       </w:tblPr>
       <w:tcPr>
-        <w:shd w:color="ffffff"/>
-        <w:tcBorders>
-          <w:top w:val="none"/>
-          <w:left w:val="none"/>
-          <w:bottom w:val="none"/>
+        <w:shd w:val="clear" w:color="ffffff"/>
+        <w:tcBorders>
+          <w:top w:val="none" w:color="000000" w:sz="4" w:space="0"/>
+          <w:left w:val="none" w:color="000000" w:sz="4" w:space="0"/>
+          <w:bottom w:val="none" w:color="000000" w:sz="4" w:space="0"/>
           <w:right w:val="single" w:color="000000" w:themeColor="accent2" w:themeTint="97" w:sz="4" w:space="0"/>
         </w:tcBorders>
       </w:tcPr>
@@ -30368,10 +30883,10 @@
       <w:tcPr>
         <w:shd w:val="clear" w:color="ffffff" w:themeColor="light1" w:fill="ffffff" w:themeFill="light1"/>
         <w:tcBorders>
-          <w:top w:val="none"/>
-          <w:left w:val="none"/>
+          <w:top w:val="none" w:color="000000" w:sz="4" w:space="0"/>
+          <w:left w:val="none" w:color="000000" w:sz="4" w:space="0"/>
           <w:bottom w:val="single" w:color="000000" w:themeColor="accent2" w:themeTint="97" w:sz="4" w:space="0"/>
-          <w:right w:val="none"/>
+          <w:right w:val="none" w:color="000000" w:sz="4" w:space="0"/>
         </w:tcBorders>
       </w:tcPr>
     </w:tblStylePr>
@@ -30391,12 +30906,12 @@
         <w:tblBorders/>
       </w:tblPr>
       <w:tcPr>
-        <w:shd w:color="ffffff"/>
-        <w:tcBorders>
-          <w:top w:val="none"/>
+        <w:shd w:val="clear" w:color="ffffff"/>
+        <w:tcBorders>
+          <w:top w:val="none" w:color="000000" w:sz="4" w:space="0"/>
           <w:left w:val="single" w:color="000000" w:themeColor="accent2" w:themeTint="97" w:sz="4" w:space="0"/>
-          <w:bottom w:val="none"/>
-          <w:right w:val="none"/>
+          <w:bottom w:val="none" w:color="000000" w:sz="4" w:space="0"/>
+          <w:right w:val="none" w:color="000000" w:sz="4" w:space="0"/>
         </w:tcBorders>
       </w:tcPr>
     </w:tblStylePr>
@@ -30419,9 +30934,9 @@
         <w:shd w:val="clear" w:color="ffffff" w:themeColor="light1" w:fill="ffffff" w:themeFill="light1"/>
         <w:tcBorders>
           <w:top w:val="single" w:color="000000" w:themeColor="accent2" w:themeTint="97" w:sz="4" w:space="0"/>
-          <w:left w:val="none"/>
-          <w:bottom w:val="none"/>
-          <w:right w:val="none"/>
+          <w:left w:val="none" w:color="000000" w:sz="4" w:space="0"/>
+          <w:bottom w:val="none" w:color="000000" w:sz="4" w:space="0"/>
+          <w:right w:val="none" w:color="000000" w:sz="4" w:space="0"/>
         </w:tcBorders>
       </w:tcPr>
     </w:tblStylePr>
@@ -30496,9 +31011,9 @@
       </w:tcPr>
     </w:tblStylePr>
   </w:style>
-  <w:style w:type="table" w:styleId="113">
+  <w:style w:type="table" w:styleId="837">
     <w:name w:val="List Table 7 Colorful - Accent 3"/>
-    <w:basedOn w:val="715"/>
+    <w:basedOn w:val="896"/>
     <w:uiPriority w:val="99"/>
     <w:pPr>
       <w:pBdr/>
@@ -30597,11 +31112,11 @@
         <w:tblBorders/>
       </w:tblPr>
       <w:tcPr>
-        <w:shd w:color="ffffff"/>
-        <w:tcBorders>
-          <w:top w:val="none"/>
-          <w:left w:val="none"/>
-          <w:bottom w:val="none"/>
+        <w:shd w:val="clear" w:color="ffffff"/>
+        <w:tcBorders>
+          <w:top w:val="none" w:color="000000" w:sz="4" w:space="0"/>
+          <w:left w:val="none" w:color="000000" w:sz="4" w:space="0"/>
+          <w:bottom w:val="none" w:color="000000" w:sz="4" w:space="0"/>
           <w:right w:val="single" w:color="000000" w:themeColor="accent3" w:themeTint="98" w:sz="4" w:space="0"/>
         </w:tcBorders>
       </w:tcPr>
@@ -30624,10 +31139,10 @@
       <w:tcPr>
         <w:shd w:val="clear" w:color="ffffff" w:themeColor="light1" w:fill="ffffff" w:themeFill="light1"/>
         <w:tcBorders>
-          <w:top w:val="none"/>
-          <w:left w:val="none"/>
+          <w:top w:val="none" w:color="000000" w:sz="4" w:space="0"/>
+          <w:left w:val="none" w:color="000000" w:sz="4" w:space="0"/>
           <w:bottom w:val="single" w:color="000000" w:themeColor="accent3" w:themeTint="98" w:sz="4" w:space="0"/>
-          <w:right w:val="none"/>
+          <w:right w:val="none" w:color="000000" w:sz="4" w:space="0"/>
         </w:tcBorders>
       </w:tcPr>
     </w:tblStylePr>
@@ -30647,12 +31162,12 @@
         <w:tblBorders/>
       </w:tblPr>
       <w:tcPr>
-        <w:shd w:color="ffffff"/>
-        <w:tcBorders>
-          <w:top w:val="none"/>
+        <w:shd w:val="clear" w:color="ffffff"/>
+        <w:tcBorders>
+          <w:top w:val="none" w:color="000000" w:sz="4" w:space="0"/>
           <w:left w:val="single" w:color="000000" w:themeColor="accent3" w:themeTint="98" w:sz="4" w:space="0"/>
-          <w:bottom w:val="none"/>
-          <w:right w:val="none"/>
+          <w:bottom w:val="none" w:color="000000" w:sz="4" w:space="0"/>
+          <w:right w:val="none" w:color="000000" w:sz="4" w:space="0"/>
         </w:tcBorders>
       </w:tcPr>
     </w:tblStylePr>
@@ -30675,9 +31190,9 @@
         <w:shd w:val="clear" w:color="ffffff" w:themeColor="light1" w:fill="ffffff" w:themeFill="light1"/>
         <w:tcBorders>
           <w:top w:val="single" w:color="000000" w:themeColor="accent3" w:themeTint="98" w:sz="4" w:space="0"/>
-          <w:left w:val="none"/>
-          <w:bottom w:val="none"/>
-          <w:right w:val="none"/>
+          <w:left w:val="none" w:color="000000" w:sz="4" w:space="0"/>
+          <w:bottom w:val="none" w:color="000000" w:sz="4" w:space="0"/>
+          <w:right w:val="none" w:color="000000" w:sz="4" w:space="0"/>
         </w:tcBorders>
       </w:tcPr>
     </w:tblStylePr>
@@ -30752,9 +31267,9 @@
       </w:tcPr>
     </w:tblStylePr>
   </w:style>
-  <w:style w:type="table" w:styleId="114">
+  <w:style w:type="table" w:styleId="838">
     <w:name w:val="List Table 7 Colorful - Accent 4"/>
-    <w:basedOn w:val="715"/>
+    <w:basedOn w:val="896"/>
     <w:uiPriority w:val="99"/>
     <w:pPr>
       <w:pBdr/>
@@ -30853,11 +31368,11 @@
         <w:tblBorders/>
       </w:tblPr>
       <w:tcPr>
-        <w:shd w:color="ffffff"/>
-        <w:tcBorders>
-          <w:top w:val="none"/>
-          <w:left w:val="none"/>
-          <w:bottom w:val="none"/>
+        <w:shd w:val="clear" w:color="ffffff"/>
+        <w:tcBorders>
+          <w:top w:val="none" w:color="000000" w:sz="4" w:space="0"/>
+          <w:left w:val="none" w:color="000000" w:sz="4" w:space="0"/>
+          <w:bottom w:val="none" w:color="000000" w:sz="4" w:space="0"/>
           <w:right w:val="single" w:color="000000" w:themeColor="accent4" w:themeTint="9A" w:sz="4" w:space="0"/>
         </w:tcBorders>
       </w:tcPr>
@@ -30880,10 +31395,10 @@
       <w:tcPr>
         <w:shd w:val="clear" w:color="ffffff" w:themeColor="light1" w:fill="ffffff" w:themeFill="light1"/>
         <w:tcBorders>
-          <w:top w:val="none"/>
-          <w:left w:val="none"/>
+          <w:top w:val="none" w:color="000000" w:sz="4" w:space="0"/>
+          <w:left w:val="none" w:color="000000" w:sz="4" w:space="0"/>
           <w:bottom w:val="single" w:color="000000" w:themeColor="accent4" w:themeTint="9A" w:sz="4" w:space="0"/>
-          <w:right w:val="none"/>
+          <w:right w:val="none" w:color="000000" w:sz="4" w:space="0"/>
         </w:tcBorders>
       </w:tcPr>
     </w:tblStylePr>
@@ -30903,12 +31418,12 @@
         <w:tblBorders/>
       </w:tblPr>
       <w:tcPr>
-        <w:shd w:color="ffffff"/>
-        <w:tcBorders>
-          <w:top w:val="none"/>
+        <w:shd w:val="clear" w:color="ffffff"/>
+        <w:tcBorders>
+          <w:top w:val="none" w:color="000000" w:sz="4" w:space="0"/>
           <w:left w:val="single" w:color="000000" w:themeColor="accent4" w:themeTint="9A" w:sz="4" w:space="0"/>
-          <w:bottom w:val="none"/>
-          <w:right w:val="none"/>
+          <w:bottom w:val="none" w:color="000000" w:sz="4" w:space="0"/>
+          <w:right w:val="none" w:color="000000" w:sz="4" w:space="0"/>
         </w:tcBorders>
       </w:tcPr>
     </w:tblStylePr>
@@ -30931,9 +31446,9 @@
         <w:shd w:val="clear" w:color="ffffff" w:themeColor="light1" w:fill="ffffff" w:themeFill="light1"/>
         <w:tcBorders>
           <w:top w:val="single" w:color="000000" w:themeColor="accent4" w:themeTint="9A" w:sz="4" w:space="0"/>
-          <w:left w:val="none"/>
-          <w:bottom w:val="none"/>
-          <w:right w:val="none"/>
+          <w:left w:val="none" w:color="000000" w:sz="4" w:space="0"/>
+          <w:bottom w:val="none" w:color="000000" w:sz="4" w:space="0"/>
+          <w:right w:val="none" w:color="000000" w:sz="4" w:space="0"/>
         </w:tcBorders>
       </w:tcPr>
     </w:tblStylePr>
@@ -31008,9 +31523,9 @@
       </w:tcPr>
     </w:tblStylePr>
   </w:style>
-  <w:style w:type="table" w:styleId="115">
+  <w:style w:type="table" w:styleId="839">
     <w:name w:val="List Table 7 Colorful - Accent 5"/>
-    <w:basedOn w:val="715"/>
+    <w:basedOn w:val="896"/>
     <w:uiPriority w:val="99"/>
     <w:pPr>
       <w:pBdr/>
@@ -31109,11 +31624,11 @@
         <w:tblBorders/>
       </w:tblPr>
       <w:tcPr>
-        <w:shd w:color="ffffff"/>
-        <w:tcBorders>
-          <w:top w:val="none"/>
-          <w:left w:val="none"/>
-          <w:bottom w:val="none"/>
+        <w:shd w:val="clear" w:color="ffffff"/>
+        <w:tcBorders>
+          <w:top w:val="none" w:color="000000" w:sz="4" w:space="0"/>
+          <w:left w:val="none" w:color="000000" w:sz="4" w:space="0"/>
+          <w:bottom w:val="none" w:color="000000" w:sz="4" w:space="0"/>
           <w:right w:val="single" w:color="000000" w:themeColor="accent5" w:themeTint="9A" w:sz="4" w:space="0"/>
         </w:tcBorders>
       </w:tcPr>
@@ -31136,10 +31651,10 @@
       <w:tcPr>
         <w:shd w:val="clear" w:color="ffffff" w:themeColor="light1" w:fill="ffffff" w:themeFill="light1"/>
         <w:tcBorders>
-          <w:top w:val="none"/>
-          <w:left w:val="none"/>
+          <w:top w:val="none" w:color="000000" w:sz="4" w:space="0"/>
+          <w:left w:val="none" w:color="000000" w:sz="4" w:space="0"/>
           <w:bottom w:val="single" w:color="000000" w:themeColor="accent5" w:themeTint="9A" w:sz="4" w:space="0"/>
-          <w:right w:val="none"/>
+          <w:right w:val="none" w:color="000000" w:sz="4" w:space="0"/>
         </w:tcBorders>
       </w:tcPr>
     </w:tblStylePr>
@@ -31159,12 +31674,12 @@
         <w:tblBorders/>
       </w:tblPr>
       <w:tcPr>
-        <w:shd w:color="ffffff"/>
-        <w:tcBorders>
-          <w:top w:val="none"/>
+        <w:shd w:val="clear" w:color="ffffff"/>
+        <w:tcBorders>
+          <w:top w:val="none" w:color="000000" w:sz="4" w:space="0"/>
           <w:left w:val="single" w:color="000000" w:themeColor="accent5" w:themeTint="9A" w:sz="4" w:space="0"/>
-          <w:bottom w:val="none"/>
-          <w:right w:val="none"/>
+          <w:bottom w:val="none" w:color="000000" w:sz="4" w:space="0"/>
+          <w:right w:val="none" w:color="000000" w:sz="4" w:space="0"/>
         </w:tcBorders>
       </w:tcPr>
     </w:tblStylePr>
@@ -31187,9 +31702,9 @@
         <w:shd w:val="clear" w:color="ffffff" w:themeColor="light1" w:fill="ffffff" w:themeFill="light1"/>
         <w:tcBorders>
           <w:top w:val="single" w:color="000000" w:themeColor="accent5" w:themeTint="9A" w:sz="4" w:space="0"/>
-          <w:left w:val="none"/>
-          <w:bottom w:val="none"/>
-          <w:right w:val="none"/>
+          <w:left w:val="none" w:color="000000" w:sz="4" w:space="0"/>
+          <w:bottom w:val="none" w:color="000000" w:sz="4" w:space="0"/>
+          <w:right w:val="none" w:color="000000" w:sz="4" w:space="0"/>
         </w:tcBorders>
       </w:tcPr>
     </w:tblStylePr>
@@ -31264,9 +31779,9 @@
       </w:tcPr>
     </w:tblStylePr>
   </w:style>
-  <w:style w:type="table" w:styleId="116">
+  <w:style w:type="table" w:styleId="840">
     <w:name w:val="List Table 7 Colorful - Accent 6"/>
-    <w:basedOn w:val="715"/>
+    <w:basedOn w:val="896"/>
     <w:uiPriority w:val="99"/>
     <w:pPr>
       <w:pBdr/>
@@ -31365,11 +31880,11 @@
         <w:tblBorders/>
       </w:tblPr>
       <w:tcPr>
-        <w:shd w:color="ffffff"/>
-        <w:tcBorders>
-          <w:top w:val="none"/>
-          <w:left w:val="none"/>
-          <w:bottom w:val="none"/>
+        <w:shd w:val="clear" w:color="ffffff"/>
+        <w:tcBorders>
+          <w:top w:val="none" w:color="000000" w:sz="4" w:space="0"/>
+          <w:left w:val="none" w:color="000000" w:sz="4" w:space="0"/>
+          <w:bottom w:val="none" w:color="000000" w:sz="4" w:space="0"/>
           <w:right w:val="single" w:color="000000" w:themeColor="accent6" w:themeTint="98" w:sz="4" w:space="0"/>
         </w:tcBorders>
       </w:tcPr>
@@ -31392,10 +31907,10 @@
       <w:tcPr>
         <w:shd w:val="clear" w:color="ffffff" w:themeColor="light1" w:fill="ffffff" w:themeFill="light1"/>
         <w:tcBorders>
-          <w:top w:val="none"/>
-          <w:left w:val="none"/>
+          <w:top w:val="none" w:color="000000" w:sz="4" w:space="0"/>
+          <w:left w:val="none" w:color="000000" w:sz="4" w:space="0"/>
           <w:bottom w:val="single" w:color="000000" w:themeColor="accent6" w:themeTint="98" w:sz="4" w:space="0"/>
-          <w:right w:val="none"/>
+          <w:right w:val="none" w:color="000000" w:sz="4" w:space="0"/>
         </w:tcBorders>
       </w:tcPr>
     </w:tblStylePr>
@@ -31415,12 +31930,12 @@
         <w:tblBorders/>
       </w:tblPr>
       <w:tcPr>
-        <w:shd w:color="ffffff"/>
-        <w:tcBorders>
-          <w:top w:val="none"/>
+        <w:shd w:val="clear" w:color="ffffff"/>
+        <w:tcBorders>
+          <w:top w:val="none" w:color="000000" w:sz="4" w:space="0"/>
           <w:left w:val="single" w:color="000000" w:themeColor="accent6" w:themeTint="98" w:sz="4" w:space="0"/>
-          <w:bottom w:val="none"/>
-          <w:right w:val="none"/>
+          <w:bottom w:val="none" w:color="000000" w:sz="4" w:space="0"/>
+          <w:right w:val="none" w:color="000000" w:sz="4" w:space="0"/>
         </w:tcBorders>
       </w:tcPr>
     </w:tblStylePr>
@@ -31443,9 +31958,9 @@
         <w:shd w:val="clear" w:color="ffffff" w:themeColor="light1" w:fill="ffffff" w:themeFill="light1"/>
         <w:tcBorders>
           <w:top w:val="single" w:color="000000" w:themeColor="accent6" w:themeTint="98" w:sz="4" w:space="0"/>
-          <w:left w:val="none"/>
-          <w:bottom w:val="none"/>
-          <w:right w:val="none"/>
+          <w:left w:val="none" w:color="000000" w:sz="4" w:space="0"/>
+          <w:bottom w:val="none" w:color="000000" w:sz="4" w:space="0"/>
+          <w:right w:val="none" w:color="000000" w:sz="4" w:space="0"/>
         </w:tcBorders>
       </w:tcPr>
     </w:tblStylePr>
@@ -31520,9 +32035,9 @@
       </w:tcPr>
     </w:tblStylePr>
   </w:style>
-  <w:style w:type="table" w:styleId="117">
+  <w:style w:type="table" w:styleId="841">
     <w:name w:val="Lined - Accent"/>
-    <w:basedOn w:val="715"/>
+    <w:basedOn w:val="896"/>
     <w:uiPriority w:val="99"/>
     <w:pPr>
       <w:pBdr/>
@@ -31757,9 +32272,9 @@
       </w:tcPr>
     </w:tblStylePr>
   </w:style>
-  <w:style w:type="table" w:styleId="118">
+  <w:style w:type="table" w:styleId="842">
     <w:name w:val="Lined - Accent 1"/>
-    <w:basedOn w:val="715"/>
+    <w:basedOn w:val="896"/>
     <w:uiPriority w:val="99"/>
     <w:pPr>
       <w:pBdr/>
@@ -31994,9 +32509,9 @@
       </w:tcPr>
     </w:tblStylePr>
   </w:style>
-  <w:style w:type="table" w:styleId="119">
+  <w:style w:type="table" w:styleId="843">
     <w:name w:val="Lined - Accent 2"/>
-    <w:basedOn w:val="715"/>
+    <w:basedOn w:val="896"/>
     <w:uiPriority w:val="99"/>
     <w:pPr>
       <w:pBdr/>
@@ -32231,9 +32746,9 @@
       </w:tcPr>
     </w:tblStylePr>
   </w:style>
-  <w:style w:type="table" w:styleId="120">
+  <w:style w:type="table" w:styleId="844">
     <w:name w:val="Lined - Accent 3"/>
-    <w:basedOn w:val="715"/>
+    <w:basedOn w:val="896"/>
     <w:uiPriority w:val="99"/>
     <w:pPr>
       <w:pBdr/>
@@ -32468,9 +32983,9 @@
       </w:tcPr>
     </w:tblStylePr>
   </w:style>
-  <w:style w:type="table" w:styleId="121">
+  <w:style w:type="table" w:styleId="845">
     <w:name w:val="Lined - Accent 4"/>
-    <w:basedOn w:val="715"/>
+    <w:basedOn w:val="896"/>
     <w:uiPriority w:val="99"/>
     <w:pPr>
       <w:pBdr/>
@@ -32705,9 +33220,9 @@
       </w:tcPr>
     </w:tblStylePr>
   </w:style>
-  <w:style w:type="table" w:styleId="122">
+  <w:style w:type="table" w:styleId="846">
     <w:name w:val="Lined - Accent 5"/>
-    <w:basedOn w:val="715"/>
+    <w:basedOn w:val="896"/>
     <w:uiPriority w:val="99"/>
     <w:pPr>
       <w:pBdr/>
@@ -32942,9 +33457,9 @@
       </w:tcPr>
     </w:tblStylePr>
   </w:style>
-  <w:style w:type="table" w:styleId="123">
+  <w:style w:type="table" w:styleId="847">
     <w:name w:val="Lined - Accent 6"/>
-    <w:basedOn w:val="715"/>
+    <w:basedOn w:val="896"/>
     <w:uiPriority w:val="99"/>
     <w:pPr>
       <w:pBdr/>
@@ -33179,9 +33694,9 @@
       </w:tcPr>
     </w:tblStylePr>
   </w:style>
-  <w:style w:type="table" w:styleId="124">
+  <w:style w:type="table" w:styleId="848">
     <w:name w:val="Bordered &amp; Lined - Accent"/>
-    <w:basedOn w:val="715"/>
+    <w:basedOn w:val="896"/>
     <w:uiPriority w:val="99"/>
     <w:pPr>
       <w:pBdr/>
@@ -33423,9 +33938,9 @@
       </w:tcPr>
     </w:tblStylePr>
   </w:style>
-  <w:style w:type="table" w:styleId="125">
+  <w:style w:type="table" w:styleId="849">
     <w:name w:val="Bordered &amp; Lined - Accent 1"/>
-    <w:basedOn w:val="715"/>
+    <w:basedOn w:val="896"/>
     <w:uiPriority w:val="99"/>
     <w:pPr>
       <w:pBdr/>
@@ -33667,9 +34182,9 @@
       </w:tcPr>
     </w:tblStylePr>
   </w:style>
-  <w:style w:type="table" w:styleId="126">
+  <w:style w:type="table" w:styleId="850">
     <w:name w:val="Bordered &amp; Lined - Accent 2"/>
-    <w:basedOn w:val="715"/>
+    <w:basedOn w:val="896"/>
     <w:uiPriority w:val="99"/>
     <w:pPr>
       <w:pBdr/>
@@ -33911,9 +34426,9 @@
       </w:tcPr>
     </w:tblStylePr>
   </w:style>
-  <w:style w:type="table" w:styleId="127">
+  <w:style w:type="table" w:styleId="851">
     <w:name w:val="Bordered &amp; Lined - Accent 3"/>
-    <w:basedOn w:val="715"/>
+    <w:basedOn w:val="896"/>
     <w:uiPriority w:val="99"/>
     <w:pPr>
       <w:pBdr/>
@@ -34155,9 +34670,9 @@
       </w:tcPr>
     </w:tblStylePr>
   </w:style>
-  <w:style w:type="table" w:styleId="128">
+  <w:style w:type="table" w:styleId="852">
     <w:name w:val="Bordered &amp; Lined - Accent 4"/>
-    <w:basedOn w:val="715"/>
+    <w:basedOn w:val="896"/>
     <w:uiPriority w:val="99"/>
     <w:pPr>
       <w:pBdr/>
@@ -34399,9 +34914,9 @@
       </w:tcPr>
     </w:tblStylePr>
   </w:style>
-  <w:style w:type="table" w:styleId="129">
+  <w:style w:type="table" w:styleId="853">
     <w:name w:val="Bordered &amp; Lined - Accent 5"/>
-    <w:basedOn w:val="715"/>
+    <w:basedOn w:val="896"/>
     <w:uiPriority w:val="99"/>
     <w:pPr>
       <w:pBdr/>
@@ -34643,9 +35158,9 @@
       </w:tcPr>
     </w:tblStylePr>
   </w:style>
-  <w:style w:type="table" w:styleId="130">
+  <w:style w:type="table" w:styleId="854">
     <w:name w:val="Bordered &amp; Lined - Accent 6"/>
-    <w:basedOn w:val="715"/>
+    <w:basedOn w:val="896"/>
     <w:uiPriority w:val="99"/>
     <w:pPr>
       <w:pBdr/>
@@ -34887,9 +35402,9 @@
       </w:tcPr>
     </w:tblStylePr>
   </w:style>
-  <w:style w:type="table" w:styleId="131">
+  <w:style w:type="table" w:styleId="855">
     <w:name w:val="Bordered"/>
-    <w:basedOn w:val="715"/>
+    <w:basedOn w:val="896"/>
     <w:uiPriority w:val="99"/>
     <w:pPr>
       <w:pBdr/>
@@ -35118,9 +35633,9 @@
       </w:tcPr>
     </w:tblStylePr>
   </w:style>
-  <w:style w:type="table" w:styleId="132">
+  <w:style w:type="table" w:styleId="856">
     <w:name w:val="Bordered - Accent 1"/>
-    <w:basedOn w:val="715"/>
+    <w:basedOn w:val="896"/>
     <w:uiPriority w:val="99"/>
     <w:pPr>
       <w:pBdr/>
@@ -35349,9 +35864,9 @@
       </w:tcPr>
     </w:tblStylePr>
   </w:style>
-  <w:style w:type="table" w:styleId="133">
+  <w:style w:type="table" w:styleId="857">
     <w:name w:val="Bordered - Accent 2"/>
-    <w:basedOn w:val="715"/>
+    <w:basedOn w:val="896"/>
     <w:uiPriority w:val="99"/>
     <w:pPr>
       <w:pBdr/>
@@ -35580,9 +36095,9 @@
       </w:tcPr>
     </w:tblStylePr>
   </w:style>
-  <w:style w:type="table" w:styleId="134">
+  <w:style w:type="table" w:styleId="858">
     <w:name w:val="Bordered - Accent 3"/>
-    <w:basedOn w:val="715"/>
+    <w:basedOn w:val="896"/>
     <w:uiPriority w:val="99"/>
     <w:pPr>
       <w:pBdr/>
@@ -35811,9 +36326,9 @@
       </w:tcPr>
     </w:tblStylePr>
   </w:style>
-  <w:style w:type="table" w:styleId="135">
+  <w:style w:type="table" w:styleId="859">
     <w:name w:val="Bordered - Accent 4"/>
-    <w:basedOn w:val="715"/>
+    <w:basedOn w:val="896"/>
     <w:uiPriority w:val="99"/>
     <w:pPr>
       <w:pBdr/>
@@ -36042,9 +36557,9 @@
       </w:tcPr>
     </w:tblStylePr>
   </w:style>
-  <w:style w:type="table" w:styleId="136">
+  <w:style w:type="table" w:styleId="860">
     <w:name w:val="Bordered - Accent 5"/>
-    <w:basedOn w:val="715"/>
+    <w:basedOn w:val="896"/>
     <w:uiPriority w:val="99"/>
     <w:pPr>
       <w:pBdr/>
@@ -36273,9 +36788,9 @@
       </w:tcPr>
     </w:tblStylePr>
   </w:style>
-  <w:style w:type="table" w:styleId="137">
+  <w:style w:type="table" w:styleId="861">
     <w:name w:val="Bordered - Accent 6"/>
-    <w:basedOn w:val="715"/>
+    <w:basedOn w:val="896"/>
     <w:uiPriority w:val="99"/>
     <w:pPr>
       <w:pBdr/>
@@ -36504,10 +37019,10 @@
       </w:tcPr>
     </w:tblStylePr>
   </w:style>
-  <w:style w:type="paragraph" w:styleId="181">
+  <w:style w:type="paragraph" w:styleId="862">
     <w:name w:val="footnote text"/>
-    <w:basedOn w:val="700"/>
-    <w:link w:val="182"/>
+    <w:basedOn w:val="881"/>
+    <w:link w:val="863"/>
     <w:uiPriority w:val="99"/>
     <w:semiHidden/>
     <w:unhideWhenUsed/>
@@ -36521,10 +37036,10 @@
       <w:szCs w:val="20"/>
     </w:rPr>
   </w:style>
-  <w:style w:type="character" w:styleId="182">
+  <w:style w:type="character" w:styleId="863">
     <w:name w:val="Footnote Text Char"/>
-    <w:basedOn w:val="714"/>
-    <w:link w:val="181"/>
+    <w:basedOn w:val="895"/>
+    <w:link w:val="862"/>
     <w:uiPriority w:val="99"/>
     <w:semiHidden/>
     <w:pPr>
@@ -36537,9 +37052,9 @@
       <w:szCs w:val="20"/>
     </w:rPr>
   </w:style>
-  <w:style w:type="character" w:styleId="183">
+  <w:style w:type="character" w:styleId="864">
     <w:name w:val="footnote reference"/>
-    <w:basedOn w:val="714"/>
+    <w:basedOn w:val="895"/>
     <w:uiPriority w:val="99"/>
     <w:semiHidden/>
     <w:unhideWhenUsed/>
@@ -36552,10 +37067,10 @@
       <w:vertAlign w:val="superscript"/>
     </w:rPr>
   </w:style>
-  <w:style w:type="paragraph" w:styleId="184">
+  <w:style w:type="paragraph" w:styleId="865">
     <w:name w:val="endnote text"/>
-    <w:basedOn w:val="700"/>
-    <w:link w:val="185"/>
+    <w:basedOn w:val="881"/>
+    <w:link w:val="866"/>
     <w:uiPriority w:val="99"/>
     <w:semiHidden/>
     <w:unhideWhenUsed/>
@@ -36569,10 +37084,10 @@
       <w:szCs w:val="20"/>
     </w:rPr>
   </w:style>
-  <w:style w:type="character" w:styleId="185">
+  <w:style w:type="character" w:styleId="866">
     <w:name w:val="Endnote Text Char"/>
-    <w:basedOn w:val="714"/>
-    <w:link w:val="184"/>
+    <w:basedOn w:val="895"/>
+    <w:link w:val="865"/>
     <w:uiPriority w:val="99"/>
     <w:semiHidden/>
     <w:pPr>
@@ -36585,9 +37100,9 @@
       <w:szCs w:val="20"/>
     </w:rPr>
   </w:style>
-  <w:style w:type="character" w:styleId="186">
+  <w:style w:type="character" w:styleId="867">
     <w:name w:val="endnote reference"/>
-    <w:basedOn w:val="714"/>
+    <w:basedOn w:val="895"/>
     <w:uiPriority w:val="99"/>
     <w:semiHidden/>
     <w:unhideWhenUsed/>
@@ -36600,9 +37115,9 @@
       <w:vertAlign w:val="superscript"/>
     </w:rPr>
   </w:style>
-  <w:style w:type="character" w:styleId="187">
+  <w:style w:type="character" w:styleId="868">
     <w:name w:val="Hyperlink"/>
-    <w:basedOn w:val="714"/>
+    <w:basedOn w:val="895"/>
     <w:uiPriority w:val="99"/>
     <w:unhideWhenUsed/>
     <w:pPr>
@@ -36615,9 +37130,9 @@
       <w:u w:val="single"/>
     </w:rPr>
   </w:style>
-  <w:style w:type="character" w:styleId="188">
+  <w:style w:type="character" w:styleId="869">
     <w:name w:val="FollowedHyperlink"/>
-    <w:basedOn w:val="714"/>
+    <w:basedOn w:val="895"/>
     <w:uiPriority w:val="99"/>
     <w:semiHidden/>
     <w:unhideWhenUsed/>
@@ -36631,10 +37146,10 @@
       <w:u w:val="single"/>
     </w:rPr>
   </w:style>
-  <w:style w:type="paragraph" w:styleId="189">
+  <w:style w:type="paragraph" w:styleId="870">
     <w:name w:val="toc 1"/>
-    <w:basedOn w:val="700"/>
-    <w:next w:val="700"/>
+    <w:basedOn w:val="881"/>
+    <w:next w:val="881"/>
     <w:uiPriority w:val="39"/>
     <w:unhideWhenUsed/>
     <w:pPr>
@@ -36643,10 +37158,10 @@
       <w:ind/>
     </w:pPr>
   </w:style>
-  <w:style w:type="paragraph" w:styleId="190">
+  <w:style w:type="paragraph" w:styleId="871">
     <w:name w:val="toc 2"/>
-    <w:basedOn w:val="700"/>
-    <w:next w:val="700"/>
+    <w:basedOn w:val="881"/>
+    <w:next w:val="881"/>
     <w:uiPriority w:val="39"/>
     <w:unhideWhenUsed/>
     <w:pPr>
@@ -36655,10 +37170,10 @@
       <w:ind w:left="220"/>
     </w:pPr>
   </w:style>
-  <w:style w:type="paragraph" w:styleId="191">
+  <w:style w:type="paragraph" w:styleId="872">
     <w:name w:val="toc 3"/>
-    <w:basedOn w:val="700"/>
-    <w:next w:val="700"/>
+    <w:basedOn w:val="881"/>
+    <w:next w:val="881"/>
     <w:uiPriority w:val="39"/>
     <w:unhideWhenUsed/>
     <w:pPr>
@@ -36667,10 +37182,10 @@
       <w:ind w:left="440"/>
     </w:pPr>
   </w:style>
-  <w:style w:type="paragraph" w:styleId="192">
+  <w:style w:type="paragraph" w:styleId="873">
     <w:name w:val="toc 4"/>
-    <w:basedOn w:val="700"/>
-    <w:next w:val="700"/>
+    <w:basedOn w:val="881"/>
+    <w:next w:val="881"/>
     <w:uiPriority w:val="39"/>
     <w:unhideWhenUsed/>
     <w:pPr>
@@ -36679,10 +37194,10 @@
       <w:ind w:left="660"/>
     </w:pPr>
   </w:style>
-  <w:style w:type="paragraph" w:styleId="193">
+  <w:style w:type="paragraph" w:styleId="874">
     <w:name w:val="toc 5"/>
-    <w:basedOn w:val="700"/>
-    <w:next w:val="700"/>
+    <w:basedOn w:val="881"/>
+    <w:next w:val="881"/>
     <w:uiPriority w:val="39"/>
     <w:unhideWhenUsed/>
     <w:pPr>
@@ -36691,10 +37206,10 @@
       <w:ind w:left="880"/>
     </w:pPr>
   </w:style>
-  <w:style w:type="paragraph" w:styleId="194">
+  <w:style w:type="paragraph" w:styleId="875">
     <w:name w:val="toc 6"/>
-    <w:basedOn w:val="700"/>
-    <w:next w:val="700"/>
+    <w:basedOn w:val="881"/>
+    <w:next w:val="881"/>
     <w:uiPriority w:val="39"/>
     <w:unhideWhenUsed/>
     <w:pPr>
@@ -36703,10 +37218,10 @@
       <w:ind w:left="1100"/>
     </w:pPr>
   </w:style>
-  <w:style w:type="paragraph" w:styleId="195">
+  <w:style w:type="paragraph" w:styleId="876">
     <w:name w:val="toc 7"/>
-    <w:basedOn w:val="700"/>
-    <w:next w:val="700"/>
+    <w:basedOn w:val="881"/>
+    <w:next w:val="881"/>
     <w:uiPriority w:val="39"/>
     <w:unhideWhenUsed/>
     <w:pPr>
@@ -36715,10 +37230,10 @@
       <w:ind w:left="1320"/>
     </w:pPr>
   </w:style>
-  <w:style w:type="paragraph" w:styleId="196">
+  <w:style w:type="paragraph" w:styleId="877">
     <w:name w:val="toc 8"/>
-    <w:basedOn w:val="700"/>
-    <w:next w:val="700"/>
+    <w:basedOn w:val="881"/>
+    <w:next w:val="881"/>
     <w:uiPriority w:val="39"/>
     <w:unhideWhenUsed/>
     <w:pPr>
@@ -36727,10 +37242,10 @@
       <w:ind w:left="1540"/>
     </w:pPr>
   </w:style>
-  <w:style w:type="paragraph" w:styleId="197">
+  <w:style w:type="paragraph" w:styleId="878">
     <w:name w:val="toc 9"/>
-    <w:basedOn w:val="700"/>
-    <w:next w:val="700"/>
+    <w:basedOn w:val="881"/>
+    <w:next w:val="881"/>
     <w:uiPriority w:val="39"/>
     <w:unhideWhenUsed/>
     <w:pPr>
@@ -36739,9 +37254,9 @@
       <w:ind w:left="1760"/>
     </w:pPr>
   </w:style>
-  <w:style w:type="character" w:styleId="198">
+  <w:style w:type="character" w:styleId="879">
     <w:name w:val="Placeholder Text"/>
-    <w:basedOn w:val="714"/>
+    <w:basedOn w:val="895"/>
     <w:uiPriority w:val="99"/>
     <w:semiHidden/>
     <w:pPr>
@@ -36753,10 +37268,10 @@
       <w:color w:val="666666"/>
     </w:rPr>
   </w:style>
-  <w:style w:type="paragraph" w:styleId="209">
+  <w:style w:type="paragraph" w:styleId="880">
     <w:name w:val="table of figures"/>
-    <w:basedOn w:val="700"/>
-    <w:next w:val="700"/>
+    <w:basedOn w:val="881"/>
+    <w:next w:val="881"/>
     <w:uiPriority w:val="99"/>
     <w:unhideWhenUsed/>
     <w:pPr>
@@ -36765,7 +37280,7 @@
       <w:ind/>
     </w:pPr>
   </w:style>
-  <w:style w:type="paragraph" w:styleId="700" w:default="1">
+  <w:style w:type="paragraph" w:styleId="881" w:default="1">
     <w:name w:val="Normal"/>
     <w:qFormat/>
     <w:pPr>
@@ -36778,10 +37293,10 @@
       <w:sz w:val="22"/>
     </w:rPr>
   </w:style>
-  <w:style w:type="paragraph" w:styleId="701">
+  <w:style w:type="paragraph" w:styleId="882">
     <w:name w:val="Header"/>
-    <w:basedOn w:val="700"/>
-    <w:link w:val="702"/>
+    <w:basedOn w:val="881"/>
+    <w:link w:val="883"/>
     <w:uiPriority w:val="99"/>
     <w:unhideWhenUsed/>
     <w:pPr>
@@ -36794,10 +37309,10 @@
       <w:ind/>
     </w:pPr>
   </w:style>
-  <w:style w:type="character" w:styleId="702" w:customStyle="1">
+  <w:style w:type="character" w:styleId="883" w:customStyle="1">
     <w:name w:val="Header Char"/>
-    <w:basedOn w:val="714"/>
-    <w:link w:val="701"/>
+    <w:basedOn w:val="895"/>
+    <w:link w:val="882"/>
     <w:uiPriority w:val="99"/>
     <w:pPr>
       <w:pBdr/>
@@ -36805,10 +37320,10 @@
       <w:ind/>
     </w:pPr>
   </w:style>
-  <w:style w:type="paragraph" w:styleId="703">
+  <w:style w:type="paragraph" w:styleId="884">
     <w:name w:val="Footer"/>
-    <w:basedOn w:val="700"/>
-    <w:link w:val="704"/>
+    <w:basedOn w:val="881"/>
+    <w:link w:val="885"/>
     <w:uiPriority w:val="99"/>
     <w:unhideWhenUsed/>
     <w:pPr>
@@ -36821,10 +37336,10 @@
       <w:ind/>
     </w:pPr>
   </w:style>
-  <w:style w:type="character" w:styleId="704" w:customStyle="1">
+  <w:style w:type="character" w:styleId="885" w:customStyle="1">
     <w:name w:val="Footer Char"/>
-    <w:basedOn w:val="714"/>
-    <w:link w:val="703"/>
+    <w:basedOn w:val="895"/>
+    <w:link w:val="884"/>
     <w:uiPriority w:val="99"/>
     <w:pPr>
       <w:pBdr/>
@@ -36832,11 +37347,11 @@
       <w:ind/>
     </w:pPr>
   </w:style>
-  <w:style w:type="paragraph" w:styleId="705">
+  <w:style w:type="paragraph" w:styleId="886">
     <w:name w:val="Heading 1"/>
-    <w:basedOn w:val="700"/>
-    <w:next w:val="700"/>
-    <w:link w:val="718"/>
+    <w:basedOn w:val="881"/>
+    <w:next w:val="881"/>
+    <w:link w:val="899"/>
     <w:uiPriority w:val="9"/>
     <w:qFormat/>
     <w:pPr>
@@ -36856,11 +37371,11 @@
       <w:szCs w:val="28"/>
     </w:rPr>
   </w:style>
-  <w:style w:type="paragraph" w:styleId="706">
+  <w:style w:type="paragraph" w:styleId="887">
     <w:name w:val="Heading 2"/>
-    <w:basedOn w:val="700"/>
-    <w:next w:val="700"/>
-    <w:link w:val="719"/>
+    <w:basedOn w:val="881"/>
+    <w:next w:val="881"/>
+    <w:link w:val="900"/>
     <w:uiPriority w:val="9"/>
     <w:unhideWhenUsed/>
     <w:qFormat/>
@@ -36881,11 +37396,11 @@
       <w:szCs w:val="26"/>
     </w:rPr>
   </w:style>
-  <w:style w:type="paragraph" w:styleId="707">
+  <w:style w:type="paragraph" w:styleId="888">
     <w:name w:val="Heading 3"/>
-    <w:basedOn w:val="700"/>
-    <w:next w:val="700"/>
-    <w:link w:val="720"/>
+    <w:basedOn w:val="881"/>
+    <w:next w:val="881"/>
+    <w:link w:val="901"/>
     <w:uiPriority w:val="9"/>
     <w:unhideWhenUsed/>
     <w:qFormat/>
@@ -36905,11 +37420,11 @@
       <w:sz w:val="24"/>
     </w:rPr>
   </w:style>
-  <w:style w:type="paragraph" w:styleId="708">
+  <w:style w:type="paragraph" w:styleId="889">
     <w:name w:val="Heading 4"/>
-    <w:basedOn w:val="700"/>
-    <w:next w:val="700"/>
-    <w:link w:val="748"/>
+    <w:basedOn w:val="881"/>
+    <w:next w:val="881"/>
+    <w:link w:val="929"/>
     <w:uiPriority w:val="9"/>
     <w:semiHidden/>
     <w:unhideWhenUsed/>
@@ -36931,11 +37446,11 @@
       <w:color w:val="4f81bd" w:themeColor="accent1"/>
     </w:rPr>
   </w:style>
-  <w:style w:type="paragraph" w:styleId="709">
+  <w:style w:type="paragraph" w:styleId="890">
     <w:name w:val="Heading 5"/>
-    <w:basedOn w:val="700"/>
-    <w:next w:val="700"/>
-    <w:link w:val="749"/>
+    <w:basedOn w:val="881"/>
+    <w:next w:val="881"/>
+    <w:link w:val="930"/>
     <w:uiPriority w:val="9"/>
     <w:semiHidden/>
     <w:unhideWhenUsed/>
@@ -36953,11 +37468,11 @@
       <w:color w:val="243f60" w:themeColor="accent1" w:themeShade="7F"/>
     </w:rPr>
   </w:style>
-  <w:style w:type="paragraph" w:styleId="710">
+  <w:style w:type="paragraph" w:styleId="891">
     <w:name w:val="Heading 6"/>
-    <w:basedOn w:val="700"/>
-    <w:next w:val="700"/>
-    <w:link w:val="750"/>
+    <w:basedOn w:val="881"/>
+    <w:next w:val="881"/>
+    <w:link w:val="931"/>
     <w:uiPriority w:val="9"/>
     <w:semiHidden/>
     <w:unhideWhenUsed/>
@@ -36977,11 +37492,11 @@
       <w:color w:val="243f60" w:themeColor="accent1" w:themeShade="7F"/>
     </w:rPr>
   </w:style>
-  <w:style w:type="paragraph" w:styleId="711">
+  <w:style w:type="paragraph" w:styleId="892">
     <w:name w:val="Heading 7"/>
-    <w:basedOn w:val="700"/>
-    <w:next w:val="700"/>
-    <w:link w:val="751"/>
+    <w:basedOn w:val="881"/>
+    <w:next w:val="881"/>
+    <w:link w:val="932"/>
     <w:uiPriority w:val="9"/>
     <w:semiHidden/>
     <w:unhideWhenUsed/>
@@ -37001,11 +37516,11 @@
       <w:color w:val="404040" w:themeColor="text1" w:themeTint="BF"/>
     </w:rPr>
   </w:style>
-  <w:style w:type="paragraph" w:styleId="712">
+  <w:style w:type="paragraph" w:styleId="893">
     <w:name w:val="Heading 8"/>
-    <w:basedOn w:val="700"/>
-    <w:next w:val="700"/>
-    <w:link w:val="752"/>
+    <w:basedOn w:val="881"/>
+    <w:next w:val="881"/>
+    <w:link w:val="933"/>
     <w:uiPriority w:val="9"/>
     <w:semiHidden/>
     <w:unhideWhenUsed/>
@@ -37025,11 +37540,11 @@
       <w:szCs w:val="20"/>
     </w:rPr>
   </w:style>
-  <w:style w:type="paragraph" w:styleId="713">
+  <w:style w:type="paragraph" w:styleId="894">
     <w:name w:val="Heading 9"/>
-    <w:basedOn w:val="700"/>
-    <w:next w:val="700"/>
-    <w:link w:val="753"/>
+    <w:basedOn w:val="881"/>
+    <w:next w:val="881"/>
+    <w:link w:val="934"/>
     <w:uiPriority w:val="9"/>
     <w:semiHidden/>
     <w:unhideWhenUsed/>
@@ -37051,7 +37566,7 @@
       <w:szCs w:val="20"/>
     </w:rPr>
   </w:style>
-  <w:style w:type="character" w:styleId="714" w:default="1">
+  <w:style w:type="character" w:styleId="895" w:default="1">
     <w:name w:val="Default Paragraph Font"/>
     <w:uiPriority w:val="1"/>
     <w:semiHidden/>
@@ -37062,7 +37577,7 @@
       <w:ind/>
     </w:pPr>
   </w:style>
-  <w:style w:type="table" w:styleId="715" w:default="1">
+  <w:style w:type="table" w:styleId="896" w:default="1">
     <w:name w:val="Normal Table"/>
     <w:uiPriority w:val="99"/>
     <w:semiHidden/>
@@ -37255,7 +37770,7 @@
       </w:tcPr>
     </w:tblStylePr>
   </w:style>
-  <w:style w:type="numbering" w:styleId="716" w:default="1">
+  <w:style w:type="numbering" w:styleId="897" w:default="1">
     <w:name w:val="No List"/>
     <w:uiPriority w:val="99"/>
     <w:semiHidden/>
@@ -37266,7 +37781,7 @@
       <w:ind/>
     </w:pPr>
   </w:style>
-  <w:style w:type="paragraph" w:styleId="717">
+  <w:style w:type="paragraph" w:styleId="898">
     <w:name w:val="No Spacing"/>
     <w:uiPriority w:val="1"/>
     <w:qFormat/>
@@ -37276,10 +37791,10 @@
       <w:ind/>
     </w:pPr>
   </w:style>
-  <w:style w:type="character" w:styleId="718" w:customStyle="1">
+  <w:style w:type="character" w:styleId="899" w:customStyle="1">
     <w:name w:val="Heading 1 Char"/>
-    <w:basedOn w:val="714"/>
-    <w:link w:val="705"/>
+    <w:basedOn w:val="895"/>
+    <w:link w:val="886"/>
     <w:uiPriority w:val="9"/>
     <w:pPr>
       <w:pBdr/>
@@ -37295,10 +37810,10 @@
       <w:szCs w:val="28"/>
     </w:rPr>
   </w:style>
-  <w:style w:type="character" w:styleId="719" w:customStyle="1">
+  <w:style w:type="character" w:styleId="900" w:customStyle="1">
     <w:name w:val="Heading 2 Char"/>
-    <w:basedOn w:val="714"/>
-    <w:link w:val="706"/>
+    <w:basedOn w:val="895"/>
+    <w:link w:val="887"/>
     <w:uiPriority w:val="9"/>
     <w:pPr>
       <w:pBdr/>
@@ -37314,10 +37829,10 @@
       <w:szCs w:val="26"/>
     </w:rPr>
   </w:style>
-  <w:style w:type="character" w:styleId="720" w:customStyle="1">
+  <w:style w:type="character" w:styleId="901" w:customStyle="1">
     <w:name w:val="Heading 3 Char"/>
-    <w:basedOn w:val="714"/>
-    <w:link w:val="707"/>
+    <w:basedOn w:val="895"/>
+    <w:link w:val="888"/>
     <w:uiPriority w:val="9"/>
     <w:pPr>
       <w:pBdr/>
@@ -37331,11 +37846,11 @@
       <w:color w:val="4f81bd" w:themeColor="accent1"/>
     </w:rPr>
   </w:style>
-  <w:style w:type="paragraph" w:styleId="721">
+  <w:style w:type="paragraph" w:styleId="902">
     <w:name w:val="Title"/>
-    <w:basedOn w:val="700"/>
-    <w:next w:val="700"/>
-    <w:link w:val="722"/>
+    <w:basedOn w:val="881"/>
+    <w:next w:val="881"/>
+    <w:link w:val="903"/>
     <w:uiPriority w:val="10"/>
     <w:qFormat/>
     <w:pPr>
@@ -37354,10 +37869,10 @@
       <w:szCs w:val="52"/>
     </w:rPr>
   </w:style>
-  <w:style w:type="character" w:styleId="722" w:customStyle="1">
+  <w:style w:type="character" w:styleId="903" w:customStyle="1">
     <w:name w:val="Title Char"/>
-    <w:basedOn w:val="714"/>
-    <w:link w:val="721"/>
+    <w:basedOn w:val="895"/>
+    <w:link w:val="902"/>
     <w:uiPriority w:val="10"/>
     <w:pPr>
       <w:pBdr/>
@@ -37372,11 +37887,11 @@
       <w:szCs w:val="52"/>
     </w:rPr>
   </w:style>
-  <w:style w:type="paragraph" w:styleId="723">
+  <w:style w:type="paragraph" w:styleId="904">
     <w:name w:val="Subtitle"/>
-    <w:basedOn w:val="700"/>
-    <w:next w:val="700"/>
-    <w:link w:val="724"/>
+    <w:basedOn w:val="881"/>
+    <w:next w:val="881"/>
+    <w:link w:val="905"/>
     <w:uiPriority w:val="11"/>
     <w:qFormat/>
     <w:pPr>
@@ -37397,10 +37912,10 @@
       <w:szCs w:val="24"/>
     </w:rPr>
   </w:style>
-  <w:style w:type="character" w:styleId="724" w:customStyle="1">
+  <w:style w:type="character" w:styleId="905" w:customStyle="1">
     <w:name w:val="Subtitle Char"/>
-    <w:basedOn w:val="714"/>
-    <w:link w:val="723"/>
+    <w:basedOn w:val="895"/>
+    <w:link w:val="904"/>
     <w:uiPriority w:val="11"/>
     <w:pPr>
       <w:pBdr/>
@@ -37417,9 +37932,9 @@
       <w:szCs w:val="24"/>
     </w:rPr>
   </w:style>
-  <w:style w:type="paragraph" w:styleId="725">
+  <w:style w:type="paragraph" w:styleId="906">
     <w:name w:val="List Paragraph"/>
-    <w:basedOn w:val="700"/>
+    <w:basedOn w:val="881"/>
     <w:uiPriority w:val="34"/>
     <w:qFormat/>
     <w:pPr>
@@ -37429,10 +37944,10 @@
       <w:contextualSpacing w:val="true"/>
     </w:pPr>
   </w:style>
-  <w:style w:type="paragraph" w:styleId="726">
+  <w:style w:type="paragraph" w:styleId="907">
     <w:name w:val="Body Text"/>
-    <w:basedOn w:val="700"/>
-    <w:link w:val="727"/>
+    <w:basedOn w:val="881"/>
+    <w:link w:val="908"/>
     <w:uiPriority w:val="99"/>
     <w:unhideWhenUsed/>
     <w:pPr>
@@ -37441,10 +37956,10 @@
       <w:ind/>
     </w:pPr>
   </w:style>
-  <w:style w:type="character" w:styleId="727" w:customStyle="1">
+  <w:style w:type="character" w:styleId="908" w:customStyle="1">
     <w:name w:val="Body Text Char"/>
-    <w:basedOn w:val="714"/>
-    <w:link w:val="726"/>
+    <w:basedOn w:val="895"/>
+    <w:link w:val="907"/>
     <w:uiPriority w:val="99"/>
     <w:pPr>
       <w:pBdr/>
@@ -37452,10 +37967,10 @@
       <w:ind/>
     </w:pPr>
   </w:style>
-  <w:style w:type="paragraph" w:styleId="728">
+  <w:style w:type="paragraph" w:styleId="909">
     <w:name w:val="Body Text 2"/>
-    <w:basedOn w:val="700"/>
-    <w:link w:val="729"/>
+    <w:basedOn w:val="881"/>
+    <w:link w:val="910"/>
     <w:uiPriority w:val="99"/>
     <w:unhideWhenUsed/>
     <w:pPr>
@@ -37464,10 +37979,10 @@
       <w:ind/>
     </w:pPr>
   </w:style>
-  <w:style w:type="character" w:styleId="729" w:customStyle="1">
+  <w:style w:type="character" w:styleId="910" w:customStyle="1">
     <w:name w:val="Body Text 2 Char"/>
-    <w:basedOn w:val="714"/>
-    <w:link w:val="728"/>
+    <w:basedOn w:val="895"/>
+    <w:link w:val="909"/>
     <w:uiPriority w:val="99"/>
     <w:pPr>
       <w:pBdr/>
@@ -37475,10 +37990,10 @@
       <w:ind/>
     </w:pPr>
   </w:style>
-  <w:style w:type="paragraph" w:styleId="730">
+  <w:style w:type="paragraph" w:styleId="911">
     <w:name w:val="Body Text 3"/>
-    <w:basedOn w:val="700"/>
-    <w:link w:val="731"/>
+    <w:basedOn w:val="881"/>
+    <w:link w:val="912"/>
     <w:uiPriority w:val="99"/>
     <w:unhideWhenUsed/>
     <w:pPr>
@@ -37491,10 +38006,10 @@
       <w:szCs w:val="16"/>
     </w:rPr>
   </w:style>
-  <w:style w:type="character" w:styleId="731" w:customStyle="1">
+  <w:style w:type="character" w:styleId="912" w:customStyle="1">
     <w:name w:val="Body Text 3 Char"/>
-    <w:basedOn w:val="714"/>
-    <w:link w:val="730"/>
+    <w:basedOn w:val="895"/>
+    <w:link w:val="911"/>
     <w:uiPriority w:val="99"/>
     <w:pPr>
       <w:pBdr/>
@@ -37506,9 +38021,9 @@
       <w:szCs w:val="16"/>
     </w:rPr>
   </w:style>
-  <w:style w:type="paragraph" w:styleId="732">
+  <w:style w:type="paragraph" w:styleId="913">
     <w:name w:val="List"/>
-    <w:basedOn w:val="700"/>
+    <w:basedOn w:val="881"/>
     <w:uiPriority w:val="99"/>
     <w:unhideWhenUsed/>
     <w:pPr>
@@ -37518,9 +38033,9 @@
       <w:contextualSpacing w:val="true"/>
     </w:pPr>
   </w:style>
-  <w:style w:type="paragraph" w:styleId="733">
+  <w:style w:type="paragraph" w:styleId="914">
     <w:name w:val="List 2"/>
-    <w:basedOn w:val="700"/>
+    <w:basedOn w:val="881"/>
     <w:uiPriority w:val="99"/>
     <w:unhideWhenUsed/>
     <w:pPr>
@@ -37530,9 +38045,9 @@
       <w:contextualSpacing w:val="true"/>
     </w:pPr>
   </w:style>
-  <w:style w:type="paragraph" w:styleId="734">
+  <w:style w:type="paragraph" w:styleId="915">
     <w:name w:val="List 3"/>
-    <w:basedOn w:val="700"/>
+    <w:basedOn w:val="881"/>
     <w:uiPriority w:val="99"/>
     <w:unhideWhenUsed/>
     <w:pPr>
@@ -37542,9 +38057,9 @@
       <w:contextualSpacing w:val="true"/>
     </w:pPr>
   </w:style>
-  <w:style w:type="paragraph" w:styleId="735">
+  <w:style w:type="paragraph" w:styleId="916">
     <w:name w:val="List Bullet"/>
-    <w:basedOn w:val="700"/>
+    <w:basedOn w:val="881"/>
     <w:uiPriority w:val="99"/>
     <w:unhideWhenUsed/>
     <w:pPr>
@@ -37557,9 +38072,9 @@
       <w:contextualSpacing w:val="true"/>
     </w:pPr>
   </w:style>
-  <w:style w:type="paragraph" w:styleId="736">
+  <w:style w:type="paragraph" w:styleId="917">
     <w:name w:val="List Bullet 2"/>
-    <w:basedOn w:val="700"/>
+    <w:basedOn w:val="881"/>
     <w:uiPriority w:val="99"/>
     <w:unhideWhenUsed/>
     <w:pPr>
@@ -37572,9 +38087,9 @@
       <w:contextualSpacing w:val="true"/>
     </w:pPr>
   </w:style>
-  <w:style w:type="paragraph" w:styleId="737">
+  <w:style w:type="paragraph" w:styleId="918">
     <w:name w:val="List Bullet 3"/>
-    <w:basedOn w:val="700"/>
+    <w:basedOn w:val="881"/>
     <w:uiPriority w:val="99"/>
     <w:unhideWhenUsed/>
     <w:pPr>
@@ -37587,9 +38102,9 @@
       <w:contextualSpacing w:val="true"/>
     </w:pPr>
   </w:style>
-  <w:style w:type="paragraph" w:styleId="738">
+  <w:style w:type="paragraph" w:styleId="919">
     <w:name w:val="List Number"/>
-    <w:basedOn w:val="700"/>
+    <w:basedOn w:val="881"/>
     <w:uiPriority w:val="99"/>
     <w:unhideWhenUsed/>
     <w:pPr>
@@ -37602,9 +38117,9 @@
       <w:contextualSpacing w:val="true"/>
     </w:pPr>
   </w:style>
-  <w:style w:type="paragraph" w:styleId="739">
+  <w:style w:type="paragraph" w:styleId="920">
     <w:name w:val="List Number 2"/>
-    <w:basedOn w:val="700"/>
+    <w:basedOn w:val="881"/>
     <w:uiPriority w:val="99"/>
     <w:unhideWhenUsed/>
     <w:pPr>
@@ -37617,9 +38132,9 @@
       <w:contextualSpacing w:val="true"/>
     </w:pPr>
   </w:style>
-  <w:style w:type="paragraph" w:styleId="740">
+  <w:style w:type="paragraph" w:styleId="921">
     <w:name w:val="List Number 3"/>
-    <w:basedOn w:val="700"/>
+    <w:basedOn w:val="881"/>
     <w:uiPriority w:val="99"/>
     <w:unhideWhenUsed/>
     <w:pPr>
@@ -37632,9 +38147,9 @@
       <w:contextualSpacing w:val="true"/>
     </w:pPr>
   </w:style>
-  <w:style w:type="paragraph" w:styleId="741">
+  <w:style w:type="paragraph" w:styleId="922">
     <w:name w:val="List Continue"/>
-    <w:basedOn w:val="700"/>
+    <w:basedOn w:val="881"/>
     <w:uiPriority w:val="99"/>
     <w:unhideWhenUsed/>
     <w:pPr>
@@ -37644,9 +38159,9 @@
       <w:contextualSpacing w:val="true"/>
     </w:pPr>
   </w:style>
-  <w:style w:type="paragraph" w:styleId="742">
+  <w:style w:type="paragraph" w:styleId="923">
     <w:name w:val="List Continue 2"/>
-    <w:basedOn w:val="700"/>
+    <w:basedOn w:val="881"/>
     <w:uiPriority w:val="99"/>
     <w:unhideWhenUsed/>
     <w:pPr>
@@ -37656,9 +38171,9 @@
       <w:contextualSpacing w:val="true"/>
     </w:pPr>
   </w:style>
-  <w:style w:type="paragraph" w:styleId="743">
+  <w:style w:type="paragraph" w:styleId="924">
     <w:name w:val="List Continue 3"/>
-    <w:basedOn w:val="700"/>
+    <w:basedOn w:val="881"/>
     <w:uiPriority w:val="99"/>
     <w:unhideWhenUsed/>
     <w:pPr>
@@ -37668,9 +38183,9 @@
       <w:contextualSpacing w:val="true"/>
     </w:pPr>
   </w:style>
-  <w:style w:type="paragraph" w:styleId="744">
+  <w:style w:type="paragraph" w:styleId="925">
     <w:name w:val="macro"/>
-    <w:link w:val="745"/>
+    <w:link w:val="926"/>
     <w:uiPriority w:val="99"/>
     <w:unhideWhenUsed/>
     <w:pPr>
@@ -37693,10 +38208,10 @@
       <w:szCs w:val="20"/>
     </w:rPr>
   </w:style>
-  <w:style w:type="character" w:styleId="745" w:customStyle="1">
+  <w:style w:type="character" w:styleId="926" w:customStyle="1">
     <w:name w:val="Macro Text Char"/>
-    <w:basedOn w:val="714"/>
-    <w:link w:val="744"/>
+    <w:basedOn w:val="895"/>
+    <w:link w:val="925"/>
     <w:uiPriority w:val="99"/>
     <w:pPr>
       <w:pBdr/>
@@ -37709,11 +38224,11 @@
       <w:szCs w:val="20"/>
     </w:rPr>
   </w:style>
-  <w:style w:type="paragraph" w:styleId="746">
+  <w:style w:type="paragraph" w:styleId="927">
     <w:name w:val="Quote"/>
-    <w:basedOn w:val="700"/>
-    <w:next w:val="700"/>
-    <w:link w:val="747"/>
+    <w:basedOn w:val="881"/>
+    <w:next w:val="881"/>
+    <w:link w:val="928"/>
     <w:uiPriority w:val="29"/>
     <w:qFormat/>
     <w:pPr>
@@ -37727,10 +38242,10 @@
       <w:color w:val="000000" w:themeColor="text1"/>
     </w:rPr>
   </w:style>
-  <w:style w:type="character" w:styleId="747" w:customStyle="1">
+  <w:style w:type="character" w:styleId="928" w:customStyle="1">
     <w:name w:val="Quote Char"/>
-    <w:basedOn w:val="714"/>
-    <w:link w:val="746"/>
+    <w:basedOn w:val="895"/>
+    <w:link w:val="927"/>
     <w:uiPriority w:val="29"/>
     <w:pPr>
       <w:pBdr/>
@@ -37743,10 +38258,10 @@
       <w:color w:val="000000" w:themeColor="text1"/>
     </w:rPr>
   </w:style>
-  <w:style w:type="character" w:styleId="748" w:customStyle="1">
+  <w:style w:type="character" w:styleId="929" w:customStyle="1">
     <w:name w:val="Heading 4 Char"/>
-    <w:basedOn w:val="714"/>
-    <w:link w:val="708"/>
+    <w:basedOn w:val="895"/>
+    <w:link w:val="889"/>
     <w:uiPriority w:val="9"/>
     <w:semiHidden/>
     <w:pPr>
@@ -37763,10 +38278,10 @@
       <w:color w:val="4f81bd" w:themeColor="accent1"/>
     </w:rPr>
   </w:style>
-  <w:style w:type="character" w:styleId="749" w:customStyle="1">
+  <w:style w:type="character" w:styleId="930" w:customStyle="1">
     <w:name w:val="Heading 5 Char"/>
-    <w:basedOn w:val="714"/>
-    <w:link w:val="709"/>
+    <w:basedOn w:val="895"/>
+    <w:link w:val="890"/>
     <w:uiPriority w:val="9"/>
     <w:semiHidden/>
     <w:pPr>
@@ -37779,10 +38294,10 @@
       <w:color w:val="243f60" w:themeColor="accent1" w:themeShade="7F"/>
     </w:rPr>
   </w:style>
-  <w:style w:type="character" w:styleId="750" w:customStyle="1">
+  <w:style w:type="character" w:styleId="931" w:customStyle="1">
     <w:name w:val="Heading 6 Char"/>
-    <w:basedOn w:val="714"/>
-    <w:link w:val="710"/>
+    <w:basedOn w:val="895"/>
+    <w:link w:val="891"/>
     <w:uiPriority w:val="9"/>
     <w:semiHidden/>
     <w:pPr>
@@ -37797,10 +38312,10 @@
       <w:color w:val="243f60" w:themeColor="accent1" w:themeShade="7F"/>
     </w:rPr>
   </w:style>
-  <w:style w:type="character" w:styleId="751" w:customStyle="1">
+  <w:style w:type="character" w:styleId="932" w:customStyle="1">
     <w:name w:val="Heading 7 Char"/>
-    <w:basedOn w:val="714"/>
-    <w:link w:val="711"/>
+    <w:basedOn w:val="895"/>
+    <w:link w:val="892"/>
     <w:uiPriority w:val="9"/>
     <w:semiHidden/>
     <w:pPr>
@@ -37815,10 +38330,10 @@
       <w:color w:val="404040" w:themeColor="text1" w:themeTint="BF"/>
     </w:rPr>
   </w:style>
-  <w:style w:type="character" w:styleId="752" w:customStyle="1">
+  <w:style w:type="character" w:styleId="933" w:customStyle="1">
     <w:name w:val="Heading 8 Char"/>
-    <w:basedOn w:val="714"/>
-    <w:link w:val="712"/>
+    <w:basedOn w:val="895"/>
+    <w:link w:val="893"/>
     <w:uiPriority w:val="9"/>
     <w:semiHidden/>
     <w:pPr>
@@ -37833,10 +38348,10 @@
       <w:szCs w:val="20"/>
     </w:rPr>
   </w:style>
-  <w:style w:type="character" w:styleId="753" w:customStyle="1">
+  <w:style w:type="character" w:styleId="934" w:customStyle="1">
     <w:name w:val="Heading 9 Char"/>
-    <w:basedOn w:val="714"/>
-    <w:link w:val="713"/>
+    <w:basedOn w:val="895"/>
+    <w:link w:val="894"/>
     <w:uiPriority w:val="9"/>
     <w:semiHidden/>
     <w:pPr>
@@ -37853,10 +38368,10 @@
       <w:szCs w:val="20"/>
     </w:rPr>
   </w:style>
-  <w:style w:type="paragraph" w:styleId="754">
+  <w:style w:type="paragraph" w:styleId="935">
     <w:name w:val="Caption"/>
-    <w:basedOn w:val="700"/>
-    <w:next w:val="700"/>
+    <w:basedOn w:val="881"/>
+    <w:next w:val="881"/>
     <w:uiPriority w:val="35"/>
     <w:semiHidden/>
     <w:unhideWhenUsed/>
@@ -37874,9 +38389,9 @@
       <w:szCs w:val="18"/>
     </w:rPr>
   </w:style>
-  <w:style w:type="character" w:styleId="755">
+  <w:style w:type="character" w:styleId="936">
     <w:name w:val="Strong"/>
-    <w:basedOn w:val="714"/>
+    <w:basedOn w:val="895"/>
     <w:uiPriority w:val="22"/>
     <w:qFormat/>
     <w:pPr>
@@ -37889,9 +38404,9 @@
       <w:bCs/>
     </w:rPr>
   </w:style>
-  <w:style w:type="character" w:styleId="756">
+  <w:style w:type="character" w:styleId="937">
     <w:name w:val="Emphasis"/>
-    <w:basedOn w:val="714"/>
+    <w:basedOn w:val="895"/>
     <w:uiPriority w:val="20"/>
     <w:qFormat/>
     <w:pPr>
@@ -37904,11 +38419,11 @@
       <w:iCs/>
     </w:rPr>
   </w:style>
-  <w:style w:type="paragraph" w:styleId="757">
+  <w:style w:type="paragraph" w:styleId="938">
     <w:name w:val="Intense Quote"/>
-    <w:basedOn w:val="700"/>
-    <w:next w:val="700"/>
-    <w:link w:val="758"/>
+    <w:basedOn w:val="881"/>
+    <w:next w:val="881"/>
+    <w:link w:val="939"/>
     <w:uiPriority w:val="30"/>
     <w:qFormat/>
     <w:pPr>
@@ -37926,10 +38441,10 @@
       <w:color w:val="4f81bd" w:themeColor="accent1"/>
     </w:rPr>
   </w:style>
-  <w:style w:type="character" w:styleId="758" w:customStyle="1">
+  <w:style w:type="character" w:styleId="939" w:customStyle="1">
     <w:name w:val="Intense Quote Char"/>
-    <w:basedOn w:val="714"/>
-    <w:link w:val="757"/>
+    <w:basedOn w:val="895"/>
+    <w:link w:val="938"/>
     <w:uiPriority w:val="30"/>
     <w:pPr>
       <w:pBdr/>
@@ -37944,9 +38459,9 @@
       <w:color w:val="4f81bd" w:themeColor="accent1"/>
     </w:rPr>
   </w:style>
-  <w:style w:type="character" w:styleId="759">
+  <w:style w:type="character" w:styleId="940">
     <w:name w:val="Subtle Emphasis"/>
-    <w:basedOn w:val="714"/>
+    <w:basedOn w:val="895"/>
     <w:uiPriority w:val="19"/>
     <w:qFormat/>
     <w:pPr>
@@ -37960,9 +38475,9 @@
       <w:color w:val="808080" w:themeColor="text1" w:themeTint="7F"/>
     </w:rPr>
   </w:style>
-  <w:style w:type="character" w:styleId="760">
+  <w:style w:type="character" w:styleId="941">
     <w:name w:val="Intense Emphasis"/>
-    <w:basedOn w:val="714"/>
+    <w:basedOn w:val="895"/>
     <w:uiPriority w:val="21"/>
     <w:qFormat/>
     <w:pPr>
@@ -37978,9 +38493,9 @@
       <w:color w:val="4f81bd" w:themeColor="accent1"/>
     </w:rPr>
   </w:style>
-  <w:style w:type="character" w:styleId="761">
+  <w:style w:type="character" w:styleId="942">
     <w:name w:val="Subtle Reference"/>
-    <w:basedOn w:val="714"/>
+    <w:basedOn w:val="895"/>
     <w:uiPriority w:val="31"/>
     <w:qFormat/>
     <w:pPr>
@@ -37994,9 +38509,9 @@
       <w:u w:val="single"/>
     </w:rPr>
   </w:style>
-  <w:style w:type="character" w:styleId="762">
+  <w:style w:type="character" w:styleId="943">
     <w:name w:val="Intense Reference"/>
-    <w:basedOn w:val="714"/>
+    <w:basedOn w:val="895"/>
     <w:uiPriority w:val="32"/>
     <w:qFormat/>
     <w:pPr>
@@ -38013,9 +38528,9 @@
       <w:u w:val="single"/>
     </w:rPr>
   </w:style>
-  <w:style w:type="character" w:styleId="763">
+  <w:style w:type="character" w:styleId="944">
     <w:name w:val="Book Title"/>
-    <w:basedOn w:val="714"/>
+    <w:basedOn w:val="895"/>
     <w:uiPriority w:val="33"/>
     <w:qFormat/>
     <w:pPr>
@@ -38030,10 +38545,10 @@
       <w:spacing w:val="5"/>
     </w:rPr>
   </w:style>
-  <w:style w:type="paragraph" w:styleId="764">
+  <w:style w:type="paragraph" w:styleId="945">
     <w:name w:val="TOC Heading"/>
-    <w:basedOn w:val="705"/>
-    <w:next w:val="700"/>
+    <w:basedOn w:val="886"/>
+    <w:next w:val="881"/>
     <w:uiPriority w:val="39"/>
     <w:semiHidden/>
     <w:unhideWhenUsed/>
@@ -38045,9 +38560,9 @@
       <w:outlineLvl w:val="9"/>
     </w:pPr>
   </w:style>
-  <w:style w:type="table" w:styleId="765">
+  <w:style w:type="table" w:styleId="946">
     <w:name w:val="Table Grid"/>
-    <w:basedOn w:val="715"/>
+    <w:basedOn w:val="896"/>
     <w:uiPriority w:val="59"/>
     <w:pPr>
       <w:pBdr/>
@@ -38244,9 +38759,9 @@
       </w:tcPr>
     </w:tblStylePr>
   </w:style>
-  <w:style w:type="table" w:styleId="766">
+  <w:style w:type="table" w:styleId="947">
     <w:name w:val="Light Shading"/>
-    <w:basedOn w:val="715"/>
+    <w:basedOn w:val="896"/>
     <w:uiPriority w:val="60"/>
     <w:pPr>
       <w:pBdr/>
@@ -38478,9 +38993,9 @@
       </w:tcPr>
     </w:tblStylePr>
   </w:style>
-  <w:style w:type="table" w:styleId="767">
+  <w:style w:type="table" w:styleId="948">
     <w:name w:val="Light Shading Accent 1"/>
-    <w:basedOn w:val="715"/>
+    <w:basedOn w:val="896"/>
     <w:uiPriority w:val="60"/>
     <w:pPr>
       <w:pBdr/>
@@ -38712,9 +39227,9 @@
       </w:tcPr>
     </w:tblStylePr>
   </w:style>
-  <w:style w:type="table" w:styleId="768">
+  <w:style w:type="table" w:styleId="949">
     <w:name w:val="Light Shading Accent 2"/>
-    <w:basedOn w:val="715"/>
+    <w:basedOn w:val="896"/>
     <w:uiPriority w:val="60"/>
     <w:pPr>
       <w:pBdr/>
@@ -38946,9 +39461,9 @@
       </w:tcPr>
     </w:tblStylePr>
   </w:style>
-  <w:style w:type="table" w:styleId="769">
+  <w:style w:type="table" w:styleId="950">
     <w:name w:val="Light Shading Accent 3"/>
-    <w:basedOn w:val="715"/>
+    <w:basedOn w:val="896"/>
     <w:uiPriority w:val="60"/>
     <w:pPr>
       <w:pBdr/>
@@ -39180,9 +39695,9 @@
       </w:tcPr>
     </w:tblStylePr>
   </w:style>
-  <w:style w:type="table" w:styleId="770">
+  <w:style w:type="table" w:styleId="951">
     <w:name w:val="Light Shading Accent 4"/>
-    <w:basedOn w:val="715"/>
+    <w:basedOn w:val="896"/>
     <w:uiPriority w:val="60"/>
     <w:pPr>
       <w:pBdr/>
@@ -39414,9 +39929,9 @@
       </w:tcPr>
     </w:tblStylePr>
   </w:style>
-  <w:style w:type="table" w:styleId="771">
+  <w:style w:type="table" w:styleId="952">
     <w:name w:val="Light Shading Accent 5"/>
-    <w:basedOn w:val="715"/>
+    <w:basedOn w:val="896"/>
     <w:uiPriority w:val="60"/>
     <w:pPr>
       <w:pBdr/>
@@ -39648,9 +40163,9 @@
       </w:tcPr>
     </w:tblStylePr>
   </w:style>
-  <w:style w:type="table" w:styleId="772">
+  <w:style w:type="table" w:styleId="953">
     <w:name w:val="Light Shading Accent 6"/>
-    <w:basedOn w:val="715"/>
+    <w:basedOn w:val="896"/>
     <w:uiPriority w:val="60"/>
     <w:pPr>
       <w:pBdr/>
@@ -39882,9 +40397,9 @@
       </w:tcPr>
     </w:tblStylePr>
   </w:style>
-  <w:style w:type="table" w:styleId="773">
+  <w:style w:type="table" w:styleId="954">
     <w:name w:val="Light List"/>
-    <w:basedOn w:val="715"/>
+    <w:basedOn w:val="896"/>
     <w:uiPriority w:val="61"/>
     <w:pPr>
       <w:pBdr/>
@@ -40114,9 +40629,9 @@
       </w:tcPr>
     </w:tblStylePr>
   </w:style>
-  <w:style w:type="table" w:styleId="774">
+  <w:style w:type="table" w:styleId="955">
     <w:name w:val="Light List Accent 1"/>
-    <w:basedOn w:val="715"/>
+    <w:basedOn w:val="896"/>
     <w:uiPriority w:val="61"/>
     <w:pPr>
       <w:pBdr/>
@@ -40346,9 +40861,9 @@
       </w:tcPr>
     </w:tblStylePr>
   </w:style>
-  <w:style w:type="table" w:styleId="775">
+  <w:style w:type="table" w:styleId="956">
     <w:name w:val="Light List Accent 2"/>
-    <w:basedOn w:val="715"/>
+    <w:basedOn w:val="896"/>
     <w:uiPriority w:val="61"/>
     <w:pPr>
       <w:pBdr/>
@@ -40578,9 +41093,9 @@
       </w:tcPr>
     </w:tblStylePr>
   </w:style>
-  <w:style w:type="table" w:styleId="776">
+  <w:style w:type="table" w:styleId="957">
     <w:name w:val="Light List Accent 3"/>
-    <w:basedOn w:val="715"/>
+    <w:basedOn w:val="896"/>
     <w:uiPriority w:val="61"/>
     <w:pPr>
       <w:pBdr/>
@@ -40810,9 +41325,9 @@
       </w:tcPr>
     </w:tblStylePr>
   </w:style>
-  <w:style w:type="table" w:styleId="777">
+  <w:style w:type="table" w:styleId="958">
     <w:name w:val="Light List Accent 4"/>
-    <w:basedOn w:val="715"/>
+    <w:basedOn w:val="896"/>
     <w:uiPriority w:val="61"/>
     <w:pPr>
       <w:pBdr/>
@@ -41042,9 +41557,9 @@
       </w:tcPr>
     </w:tblStylePr>
   </w:style>
-  <w:style w:type="table" w:styleId="778">
+  <w:style w:type="table" w:styleId="959">
     <w:name w:val="Light List Accent 5"/>
-    <w:basedOn w:val="715"/>
+    <w:basedOn w:val="896"/>
     <w:uiPriority w:val="61"/>
     <w:pPr>
       <w:pBdr/>
@@ -41274,9 +41789,9 @@
       </w:tcPr>
     </w:tblStylePr>
   </w:style>
-  <w:style w:type="table" w:styleId="779">
+  <w:style w:type="table" w:styleId="960">
     <w:name w:val="Light List Accent 6"/>
-    <w:basedOn w:val="715"/>
+    <w:basedOn w:val="896"/>
     <w:uiPriority w:val="61"/>
     <w:pPr>
       <w:pBdr/>
@@ -41506,9 +42021,9 @@
       </w:tcPr>
     </w:tblStylePr>
   </w:style>
-  <w:style w:type="table" w:styleId="780">
+  <w:style w:type="table" w:styleId="961">
     <w:name w:val="Light Grid"/>
-    <w:basedOn w:val="715"/>
+    <w:basedOn w:val="896"/>
     <w:uiPriority w:val="62"/>
     <w:pPr>
       <w:pBdr/>
@@ -41759,9 +42274,9 @@
       </w:tcPr>
     </w:tblStylePr>
   </w:style>
-  <w:style w:type="table" w:styleId="781">
+  <w:style w:type="table" w:styleId="962">
     <w:name w:val="Light Grid Accent 1"/>
-    <w:basedOn w:val="715"/>
+    <w:basedOn w:val="896"/>
     <w:uiPriority w:val="62"/>
     <w:pPr>
       <w:pBdr/>
@@ -42012,9 +42527,9 @@
       </w:tcPr>
     </w:tblStylePr>
   </w:style>
-  <w:style w:type="table" w:styleId="782">
+  <w:style w:type="table" w:styleId="963">
     <w:name w:val="Light Grid Accent 2"/>
-    <w:basedOn w:val="715"/>
+    <w:basedOn w:val="896"/>
     <w:uiPriority w:val="62"/>
     <w:pPr>
       <w:pBdr/>
@@ -42265,9 +42780,9 @@
       </w:tcPr>
     </w:tblStylePr>
   </w:style>
-  <w:style w:type="table" w:styleId="783">
+  <w:style w:type="table" w:styleId="964">
     <w:name w:val="Light Grid Accent 3"/>
-    <w:basedOn w:val="715"/>
+    <w:basedOn w:val="896"/>
     <w:uiPriority w:val="62"/>
     <w:pPr>
       <w:pBdr/>
@@ -42518,9 +43033,9 @@
       </w:tcPr>
     </w:tblStylePr>
   </w:style>
-  <w:style w:type="table" w:styleId="784">
+  <w:style w:type="table" w:styleId="965">
     <w:name w:val="Light Grid Accent 4"/>
-    <w:basedOn w:val="715"/>
+    <w:basedOn w:val="896"/>
     <w:uiPriority w:val="62"/>
     <w:pPr>
       <w:pBdr/>
@@ -42771,9 +43286,9 @@
       </w:tcPr>
     </w:tblStylePr>
   </w:style>
-  <w:style w:type="table" w:styleId="785">
+  <w:style w:type="table" w:styleId="966">
     <w:name w:val="Light Grid Accent 5"/>
-    <w:basedOn w:val="715"/>
+    <w:basedOn w:val="896"/>
     <w:uiPriority w:val="62"/>
     <w:pPr>
       <w:pBdr/>
@@ -43024,9 +43539,9 @@
       </w:tcPr>
     </w:tblStylePr>
   </w:style>
-  <w:style w:type="table" w:styleId="786">
+  <w:style w:type="table" w:styleId="967">
     <w:name w:val="Light Grid Accent 6"/>
-    <w:basedOn w:val="715"/>
+    <w:basedOn w:val="896"/>
     <w:uiPriority w:val="62"/>
     <w:pPr>
       <w:pBdr/>
@@ -43277,9 +43792,9 @@
       </w:tcPr>
     </w:tblStylePr>
   </w:style>
-  <w:style w:type="table" w:styleId="787">
+  <w:style w:type="table" w:styleId="968">
     <w:name w:val="Medium Shading 1"/>
-    <w:basedOn w:val="715"/>
+    <w:basedOn w:val="896"/>
     <w:uiPriority w:val="63"/>
     <w:pPr>
       <w:pBdr/>
@@ -43507,9 +44022,9 @@
       </w:tcPr>
     </w:tblStylePr>
   </w:style>
-  <w:style w:type="table" w:styleId="788">
+  <w:style w:type="table" w:styleId="969">
     <w:name w:val="Medium Shading 1 Accent 1"/>
-    <w:basedOn w:val="715"/>
+    <w:basedOn w:val="896"/>
     <w:uiPriority w:val="63"/>
     <w:pPr>
       <w:pBdr/>
@@ -43737,9 +44252,9 @@
       </w:tcPr>
     </w:tblStylePr>
   </w:style>
-  <w:style w:type="table" w:styleId="789">
+  <w:style w:type="table" w:styleId="970">
     <w:name w:val="Medium Shading 1 Accent 2"/>
-    <w:basedOn w:val="715"/>
+    <w:basedOn w:val="896"/>
     <w:uiPriority w:val="63"/>
     <w:pPr>
       <w:pBdr/>
@@ -43967,9 +44482,9 @@
       </w:tcPr>
     </w:tblStylePr>
   </w:style>
-  <w:style w:type="table" w:styleId="790">
+  <w:style w:type="table" w:styleId="971">
     <w:name w:val="Medium Shading 1 Accent 3"/>
-    <w:basedOn w:val="715"/>
+    <w:basedOn w:val="896"/>
     <w:uiPriority w:val="63"/>
     <w:pPr>
       <w:pBdr/>
@@ -44197,9 +44712,9 @@
       </w:tcPr>
     </w:tblStylePr>
   </w:style>
-  <w:style w:type="table" w:styleId="791">
+  <w:style w:type="table" w:styleId="972">
     <w:name w:val="Medium Shading 1 Accent 4"/>
-    <w:basedOn w:val="715"/>
+    <w:basedOn w:val="896"/>
     <w:uiPriority w:val="63"/>
     <w:pPr>
       <w:pBdr/>
@@ -44427,9 +44942,9 @@
       </w:tcPr>
     </w:tblStylePr>
   </w:style>
-  <w:style w:type="table" w:styleId="792">
+  <w:style w:type="table" w:styleId="973">
     <w:name w:val="Medium Shading 1 Accent 5"/>
-    <w:basedOn w:val="715"/>
+    <w:basedOn w:val="896"/>
     <w:uiPriority w:val="63"/>
     <w:pPr>
       <w:pBdr/>
@@ -44657,9 +45172,9 @@
       </w:tcPr>
     </w:tblStylePr>
   </w:style>
-  <w:style w:type="table" w:styleId="793">
+  <w:style w:type="table" w:styleId="974">
     <w:name w:val="Medium Shading 1 Accent 6"/>
-    <w:basedOn w:val="715"/>
+    <w:basedOn w:val="896"/>
     <w:uiPriority w:val="63"/>
     <w:pPr>
       <w:pBdr/>
@@ -44887,9 +45402,9 @@
       </w:tcPr>
     </w:tblStylePr>
   </w:style>
-  <w:style w:type="table" w:styleId="794">
+  <w:style w:type="table" w:styleId="975">
     <w:name w:val="Medium Shading 2"/>
-    <w:basedOn w:val="715"/>
+    <w:basedOn w:val="896"/>
     <w:uiPriority w:val="64"/>
     <w:pPr>
       <w:pBdr/>
@@ -45142,9 +45657,9 @@
       </w:tcPr>
     </w:tblStylePr>
   </w:style>
-  <w:style w:type="table" w:styleId="795">
+  <w:style w:type="table" w:styleId="976">
     <w:name w:val="Medium Shading 2 Accent 1"/>
-    <w:basedOn w:val="715"/>
+    <w:basedOn w:val="896"/>
     <w:uiPriority w:val="64"/>
     <w:pPr>
       <w:pBdr/>
@@ -45397,9 +45912,9 @@
       </w:tcPr>
     </w:tblStylePr>
   </w:style>
-  <w:style w:type="table" w:styleId="796">
+  <w:style w:type="table" w:styleId="977">
     <w:name w:val="Medium Shading 2 Accent 2"/>
-    <w:basedOn w:val="715"/>
+    <w:basedOn w:val="896"/>
     <w:uiPriority w:val="64"/>
     <w:pPr>
       <w:pBdr/>
@@ -45652,9 +46167,9 @@
       </w:tcPr>
     </w:tblStylePr>
   </w:style>
-  <w:style w:type="table" w:styleId="797">
+  <w:style w:type="table" w:styleId="978">
     <w:name w:val="Medium Shading 2 Accent 3"/>
-    <w:basedOn w:val="715"/>
+    <w:basedOn w:val="896"/>
     <w:uiPriority w:val="64"/>
     <w:pPr>
       <w:pBdr/>
@@ -45907,9 +46422,9 @@
       </w:tcPr>
     </w:tblStylePr>
   </w:style>
-  <w:style w:type="table" w:styleId="798">
+  <w:style w:type="table" w:styleId="979">
     <w:name w:val="Medium Shading 2 Accent 4"/>
-    <w:basedOn w:val="715"/>
+    <w:basedOn w:val="896"/>
     <w:uiPriority w:val="64"/>
     <w:pPr>
       <w:pBdr/>
@@ -46162,9 +46677,9 @@
       </w:tcPr>
     </w:tblStylePr>
   </w:style>
-  <w:style w:type="table" w:styleId="799">
+  <w:style w:type="table" w:styleId="980">
     <w:name w:val="Medium Shading 2 Accent 5"/>
-    <w:basedOn w:val="715"/>
+    <w:basedOn w:val="896"/>
     <w:uiPriority w:val="64"/>
     <w:pPr>
       <w:pBdr/>
@@ -46417,9 +46932,9 @@
       </w:tcPr>
     </w:tblStylePr>
   </w:style>
-  <w:style w:type="table" w:styleId="800">
+  <w:style w:type="table" w:styleId="981">
     <w:name w:val="Medium Shading 2 Accent 6"/>
-    <w:basedOn w:val="715"/>
+    <w:basedOn w:val="896"/>
     <w:uiPriority w:val="64"/>
     <w:pPr>
       <w:pBdr/>
@@ -46672,9 +47187,9 @@
       </w:tcPr>
     </w:tblStylePr>
   </w:style>
-  <w:style w:type="table" w:styleId="801">
+  <w:style w:type="table" w:styleId="982">
     <w:name w:val="Medium List 1"/>
-    <w:basedOn w:val="715"/>
+    <w:basedOn w:val="896"/>
     <w:uiPriority w:val="65"/>
     <w:pPr>
       <w:pBdr/>
@@ -46899,9 +47414,9 @@
       </w:tcPr>
     </w:tblStylePr>
   </w:style>
-  <w:style w:type="table" w:styleId="802">
+  <w:style w:type="table" w:styleId="983">
     <w:name w:val="Medium List 1 Accent 1"/>
-    <w:basedOn w:val="715"/>
+    <w:basedOn w:val="896"/>
     <w:uiPriority w:val="65"/>
     <w:pPr>
       <w:pBdr/>
@@ -47126,9 +47641,9 @@
       </w:tcPr>
     </w:tblStylePr>
   </w:style>
-  <w:style w:type="table" w:styleId="803">
+  <w:style w:type="table" w:styleId="984">
     <w:name w:val="Medium List 1 Accent 2"/>
-    <w:basedOn w:val="715"/>
+    <w:basedOn w:val="896"/>
     <w:uiPriority w:val="65"/>
     <w:pPr>
       <w:pBdr/>
@@ -47353,9 +47868,9 @@
       </w:tcPr>
     </w:tblStylePr>
   </w:style>
-  <w:style w:type="table" w:styleId="804">
+  <w:style w:type="table" w:styleId="985">
     <w:name w:val="Medium List 1 Accent 3"/>
-    <w:basedOn w:val="715"/>
+    <w:basedOn w:val="896"/>
     <w:uiPriority w:val="65"/>
     <w:pPr>
       <w:pBdr/>
@@ -47580,9 +48095,9 @@
       </w:tcPr>
     </w:tblStylePr>
   </w:style>
-  <w:style w:type="table" w:styleId="805">
+  <w:style w:type="table" w:styleId="986">
     <w:name w:val="Medium List 1 Accent 4"/>
-    <w:basedOn w:val="715"/>
+    <w:basedOn w:val="896"/>
     <w:uiPriority w:val="65"/>
     <w:pPr>
       <w:pBdr/>
@@ -47807,9 +48322,9 @@
       </w:tcPr>
     </w:tblStylePr>
   </w:style>
-  <w:style w:type="table" w:styleId="806">
+  <w:style w:type="table" w:styleId="987">
     <w:name w:val="Medium List 1 Accent 5"/>
-    <w:basedOn w:val="715"/>
+    <w:basedOn w:val="896"/>
     <w:uiPriority w:val="65"/>
     <w:pPr>
       <w:pBdr/>
@@ -48034,9 +48549,9 @@
       </w:tcPr>
     </w:tblStylePr>
   </w:style>
-  <w:style w:type="table" w:styleId="807">
+  <w:style w:type="table" w:styleId="988">
     <w:name w:val="Medium List 1 Accent 6"/>
-    <w:basedOn w:val="715"/>
+    <w:basedOn w:val="896"/>
     <w:uiPriority w:val="65"/>
     <w:pPr>
       <w:pBdr/>
@@ -48261,9 +48776,9 @@
       </w:tcPr>
     </w:tblStylePr>
   </w:style>
-  <w:style w:type="table" w:styleId="808">
+  <w:style w:type="table" w:styleId="989">
     <w:name w:val="Medium List 2"/>
-    <w:basedOn w:val="715"/>
+    <w:basedOn w:val="896"/>
     <w:uiPriority w:val="66"/>
     <w:pPr>
       <w:pBdr/>
@@ -48503,9 +49018,9 @@
       </w:tcPr>
     </w:tblStylePr>
   </w:style>
-  <w:style w:type="table" w:styleId="809">
+  <w:style w:type="table" w:styleId="990">
     <w:name w:val="Medium List 2 Accent 1"/>
-    <w:basedOn w:val="715"/>
+    <w:basedOn w:val="896"/>
     <w:uiPriority w:val="66"/>
     <w:pPr>
       <w:pBdr/>
@@ -48745,9 +49260,9 @@
       </w:tcPr>
     </w:tblStylePr>
   </w:style>
-  <w:style w:type="table" w:styleId="810">
+  <w:style w:type="table" w:styleId="991">
     <w:name w:val="Medium List 2 Accent 2"/>
-    <w:basedOn w:val="715"/>
+    <w:basedOn w:val="896"/>
     <w:uiPriority w:val="66"/>
     <w:pPr>
       <w:pBdr/>
@@ -48987,9 +49502,9 @@
       </w:tcPr>
     </w:tblStylePr>
   </w:style>
-  <w:style w:type="table" w:styleId="811">
+  <w:style w:type="table" w:styleId="992">
     <w:name w:val="Medium List 2 Accent 3"/>
-    <w:basedOn w:val="715"/>
+    <w:basedOn w:val="896"/>
     <w:uiPriority w:val="66"/>
     <w:pPr>
       <w:pBdr/>
@@ -49229,9 +49744,9 @@
       </w:tcPr>
     </w:tblStylePr>
   </w:style>
-  <w:style w:type="table" w:styleId="812">
+  <w:style w:type="table" w:styleId="993">
     <w:name w:val="Medium List 2 Accent 4"/>
-    <w:basedOn w:val="715"/>
+    <w:basedOn w:val="896"/>
     <w:uiPriority w:val="66"/>
     <w:pPr>
       <w:pBdr/>
@@ -49471,9 +49986,9 @@
       </w:tcPr>
     </w:tblStylePr>
   </w:style>
-  <w:style w:type="table" w:styleId="813">
+  <w:style w:type="table" w:styleId="994">
     <w:name w:val="Medium List 2 Accent 5"/>
-    <w:basedOn w:val="715"/>
+    <w:basedOn w:val="896"/>
     <w:uiPriority w:val="66"/>
     <w:pPr>
       <w:pBdr/>
@@ -49713,9 +50228,9 @@
       </w:tcPr>
     </w:tblStylePr>
   </w:style>
-  <w:style w:type="table" w:styleId="814">
+  <w:style w:type="table" w:styleId="995">
     <w:name w:val="Medium List 2 Accent 6"/>
-    <w:basedOn w:val="715"/>
+    <w:basedOn w:val="896"/>
     <w:uiPriority w:val="66"/>
     <w:pPr>
       <w:pBdr/>
@@ -49955,9 +50470,9 @@
       </w:tcPr>
     </w:tblStylePr>
   </w:style>
-  <w:style w:type="table" w:styleId="815">
+  <w:style w:type="table" w:styleId="996">
     <w:name w:val="Medium Grid 1"/>
-    <w:basedOn w:val="715"/>
+    <w:basedOn w:val="896"/>
     <w:uiPriority w:val="67"/>
     <w:pPr>
       <w:pBdr/>
@@ -50177,9 +50692,9 @@
       </w:tcPr>
     </w:tblStylePr>
   </w:style>
-  <w:style w:type="table" w:styleId="816">
+  <w:style w:type="table" w:styleId="997">
     <w:name w:val="Medium Grid 1 Accent 1"/>
-    <w:basedOn w:val="715"/>
+    <w:basedOn w:val="896"/>
     <w:uiPriority w:val="67"/>
     <w:pPr>
       <w:pBdr/>
@@ -50399,9 +50914,9 @@
       </w:tcPr>
     </w:tblStylePr>
   </w:style>
-  <w:style w:type="table" w:styleId="817">
+  <w:style w:type="table" w:styleId="998">
     <w:name w:val="Medium Grid 1 Accent 2"/>
-    <w:basedOn w:val="715"/>
+    <w:basedOn w:val="896"/>
     <w:uiPriority w:val="67"/>
     <w:pPr>
       <w:pBdr/>
@@ -50621,9 +51136,9 @@
       </w:tcPr>
     </w:tblStylePr>
   </w:style>
-  <w:style w:type="table" w:styleId="818">
+  <w:style w:type="table" w:styleId="999">
     <w:name w:val="Medium Grid 1 Accent 3"/>
-    <w:basedOn w:val="715"/>
+    <w:basedOn w:val="896"/>
     <w:uiPriority w:val="67"/>
     <w:pPr>
       <w:pBdr/>
@@ -50843,9 +51358,9 @@
       </w:tcPr>
     </w:tblStylePr>
   </w:style>
-  <w:style w:type="table" w:styleId="819">
+  <w:style w:type="table" w:styleId="1000">
     <w:name w:val="Medium Grid 1 Accent 4"/>
-    <w:basedOn w:val="715"/>
+    <w:basedOn w:val="896"/>
     <w:uiPriority w:val="67"/>
     <w:pPr>
       <w:pBdr/>
@@ -51065,9 +51580,9 @@
       </w:tcPr>
     </w:tblStylePr>
   </w:style>
-  <w:style w:type="table" w:styleId="820">
+  <w:style w:type="table" w:styleId="1001">
     <w:name w:val="Medium Grid 1 Accent 5"/>
-    <w:basedOn w:val="715"/>
+    <w:basedOn w:val="896"/>
     <w:uiPriority w:val="67"/>
     <w:pPr>
       <w:pBdr/>
@@ -51287,9 +51802,9 @@
       </w:tcPr>
     </w:tblStylePr>
   </w:style>
-  <w:style w:type="table" w:styleId="821">
+  <w:style w:type="table" w:styleId="1002">
     <w:name w:val="Medium Grid 1 Accent 6"/>
-    <w:basedOn w:val="715"/>
+    <w:basedOn w:val="896"/>
     <w:uiPriority w:val="67"/>
     <w:pPr>
       <w:pBdr/>
@@ -51509,9 +52024,9 @@
       </w:tcPr>
     </w:tblStylePr>
   </w:style>
-  <w:style w:type="table" w:styleId="822">
+  <w:style w:type="table" w:styleId="1003">
     <w:name w:val="Medium Grid 2"/>
-    <w:basedOn w:val="715"/>
+    <w:basedOn w:val="896"/>
     <w:uiPriority w:val="68"/>
     <w:pPr>
       <w:pBdr/>
@@ -51757,9 +52272,9 @@
       </w:tcPr>
     </w:tblStylePr>
   </w:style>
-  <w:style w:type="table" w:styleId="823">
+  <w:style w:type="table" w:styleId="1004">
     <w:name w:val="Medium Grid 2 Accent 1"/>
-    <w:basedOn w:val="715"/>
+    <w:basedOn w:val="896"/>
     <w:uiPriority w:val="68"/>
     <w:pPr>
       <w:pBdr/>
@@ -52005,9 +52520,9 @@
       </w:tcPr>
     </w:tblStylePr>
   </w:style>
-  <w:style w:type="table" w:styleId="824">
+  <w:style w:type="table" w:styleId="1005">
     <w:name w:val="Medium Grid 2 Accent 2"/>
-    <w:basedOn w:val="715"/>
+    <w:basedOn w:val="896"/>
     <w:uiPriority w:val="68"/>
     <w:pPr>
       <w:pBdr/>
@@ -52253,9 +52768,9 @@
       </w:tcPr>
     </w:tblStylePr>
   </w:style>
-  <w:style w:type="table" w:styleId="825">
+  <w:style w:type="table" w:styleId="1006">
     <w:name w:val="Medium Grid 2 Accent 3"/>
-    <w:basedOn w:val="715"/>
+    <w:basedOn w:val="896"/>
     <w:uiPriority w:val="68"/>
     <w:pPr>
       <w:pBdr/>
@@ -52501,9 +53016,9 @@
       </w:tcPr>
     </w:tblStylePr>
   </w:style>
-  <w:style w:type="table" w:styleId="826">
+  <w:style w:type="table" w:styleId="1007">
     <w:name w:val="Medium Grid 2 Accent 4"/>
-    <w:basedOn w:val="715"/>
+    <w:basedOn w:val="896"/>
     <w:uiPriority w:val="68"/>
     <w:pPr>
       <w:pBdr/>
@@ -52749,9 +53264,9 @@
       </w:tcPr>
     </w:tblStylePr>
   </w:style>
-  <w:style w:type="table" w:styleId="827">
+  <w:style w:type="table" w:styleId="1008">
     <w:name w:val="Medium Grid 2 Accent 5"/>
-    <w:basedOn w:val="715"/>
+    <w:basedOn w:val="896"/>
     <w:uiPriority w:val="68"/>
     <w:pPr>
       <w:pBdr/>
@@ -52997,9 +53512,9 @@
       </w:tcPr>
     </w:tblStylePr>
   </w:style>
-  <w:style w:type="table" w:styleId="828">
+  <w:style w:type="table" w:styleId="1009">
     <w:name w:val="Medium Grid 2 Accent 6"/>
-    <w:basedOn w:val="715"/>
+    <w:basedOn w:val="896"/>
     <w:uiPriority w:val="68"/>
     <w:pPr>
       <w:pBdr/>
@@ -53245,9 +53760,9 @@
       </w:tcPr>
     </w:tblStylePr>
   </w:style>
-  <w:style w:type="table" w:styleId="829">
+  <w:style w:type="table" w:styleId="1010">
     <w:name w:val="Medium Grid 3"/>
-    <w:basedOn w:val="715"/>
+    <w:basedOn w:val="896"/>
     <w:uiPriority w:val="69"/>
     <w:pPr>
       <w:pBdr/>
@@ -53509,9 +54024,9 @@
       </w:tcPr>
     </w:tblStylePr>
   </w:style>
-  <w:style w:type="table" w:styleId="830">
+  <w:style w:type="table" w:styleId="1011">
     <w:name w:val="Medium Grid 3 Accent 1"/>
-    <w:basedOn w:val="715"/>
+    <w:basedOn w:val="896"/>
     <w:uiPriority w:val="69"/>
     <w:pPr>
       <w:pBdr/>
@@ -53773,9 +54288,9 @@
       </w:tcPr>
     </w:tblStylePr>
   </w:style>
-  <w:style w:type="table" w:styleId="831">
+  <w:style w:type="table" w:styleId="1012">
     <w:name w:val="Medium Grid 3 Accent 2"/>
-    <w:basedOn w:val="715"/>
+    <w:basedOn w:val="896"/>
     <w:uiPriority w:val="69"/>
     <w:pPr>
       <w:pBdr/>
@@ -54037,9 +54552,9 @@
       </w:tcPr>
     </w:tblStylePr>
   </w:style>
-  <w:style w:type="table" w:styleId="832">
+  <w:style w:type="table" w:styleId="1013">
     <w:name w:val="Medium Grid 3 Accent 3"/>
-    <w:basedOn w:val="715"/>
+    <w:basedOn w:val="896"/>
     <w:uiPriority w:val="69"/>
     <w:pPr>
       <w:pBdr/>
@@ -54301,9 +54816,9 @@
       </w:tcPr>
     </w:tblStylePr>
   </w:style>
-  <w:style w:type="table" w:styleId="833">
+  <w:style w:type="table" w:styleId="1014">
     <w:name w:val="Medium Grid 3 Accent 4"/>
-    <w:basedOn w:val="715"/>
+    <w:basedOn w:val="896"/>
     <w:uiPriority w:val="69"/>
     <w:pPr>
       <w:pBdr/>
@@ -54565,9 +55080,9 @@
       </w:tcPr>
     </w:tblStylePr>
   </w:style>
-  <w:style w:type="table" w:styleId="834">
+  <w:style w:type="table" w:styleId="1015">
     <w:name w:val="Medium Grid 3 Accent 5"/>
-    <w:basedOn w:val="715"/>
+    <w:basedOn w:val="896"/>
     <w:uiPriority w:val="69"/>
     <w:pPr>
       <w:pBdr/>
@@ -54829,9 +55344,9 @@
       </w:tcPr>
     </w:tblStylePr>
   </w:style>
-  <w:style w:type="table" w:styleId="835">
+  <w:style w:type="table" w:styleId="1016">
     <w:name w:val="Medium Grid 3 Accent 6"/>
-    <w:basedOn w:val="715"/>
+    <w:basedOn w:val="896"/>
     <w:uiPriority w:val="69"/>
     <w:pPr>
       <w:pBdr/>
@@ -55093,9 +55608,9 @@
       </w:tcPr>
     </w:tblStylePr>
   </w:style>
-  <w:style w:type="table" w:styleId="836">
+  <w:style w:type="table" w:styleId="1017">
     <w:name w:val="Dark List"/>
-    <w:basedOn w:val="715"/>
+    <w:basedOn w:val="896"/>
     <w:uiPriority w:val="70"/>
     <w:pPr>
       <w:pBdr/>
@@ -55331,9 +55846,9 @@
       </w:tcPr>
     </w:tblStylePr>
   </w:style>
-  <w:style w:type="table" w:styleId="837">
+  <w:style w:type="table" w:styleId="1018">
     <w:name w:val="Dark List Accent 1"/>
-    <w:basedOn w:val="715"/>
+    <w:basedOn w:val="896"/>
     <w:uiPriority w:val="70"/>
     <w:pPr>
       <w:pBdr/>
@@ -55569,9 +56084,9 @@
       </w:tcPr>
     </w:tblStylePr>
   </w:style>
-  <w:style w:type="table" w:styleId="838">
+  <w:style w:type="table" w:styleId="1019">
     <w:name w:val="Dark List Accent 2"/>
-    <w:basedOn w:val="715"/>
+    <w:basedOn w:val="896"/>
     <w:uiPriority w:val="70"/>
     <w:pPr>
       <w:pBdr/>
@@ -55807,9 +56322,9 @@
       </w:tcPr>
     </w:tblStylePr>
   </w:style>
-  <w:style w:type="table" w:styleId="839">
+  <w:style w:type="table" w:styleId="1020">
     <w:name w:val="Dark List Accent 3"/>
-    <w:basedOn w:val="715"/>
+    <w:basedOn w:val="896"/>
     <w:uiPriority w:val="70"/>
     <w:pPr>
       <w:pBdr/>
@@ -56045,9 +56560,9 @@
       </w:tcPr>
     </w:tblStylePr>
   </w:style>
-  <w:style w:type="table" w:styleId="840">
+  <w:style w:type="table" w:styleId="1021">
     <w:name w:val="Dark List Accent 4"/>
-    <w:basedOn w:val="715"/>
+    <w:basedOn w:val="896"/>
     <w:uiPriority w:val="70"/>
     <w:pPr>
       <w:pBdr/>
@@ -56283,9 +56798,9 @@
       </w:tcPr>
     </w:tblStylePr>
   </w:style>
-  <w:style w:type="table" w:styleId="841">
+  <w:style w:type="table" w:styleId="1022">
     <w:name w:val="Dark List Accent 5"/>
-    <w:basedOn w:val="715"/>
+    <w:basedOn w:val="896"/>
     <w:uiPriority w:val="70"/>
     <w:pPr>
       <w:pBdr/>
@@ -56521,9 +57036,9 @@
       </w:tcPr>
     </w:tblStylePr>
   </w:style>
-  <w:style w:type="table" w:styleId="842">
+  <w:style w:type="table" w:styleId="1023">
     <w:name w:val="Dark List Accent 6"/>
-    <w:basedOn w:val="715"/>
+    <w:basedOn w:val="896"/>
     <w:uiPriority w:val="70"/>
     <w:pPr>
       <w:pBdr/>
@@ -56759,9 +57274,9 @@
       </w:tcPr>
     </w:tblStylePr>
   </w:style>
-  <w:style w:type="table" w:styleId="843">
+  <w:style w:type="table" w:styleId="1024">
     <w:name w:val="Colorful Shading"/>
-    <w:basedOn w:val="715"/>
+    <w:basedOn w:val="896"/>
     <w:uiPriority w:val="71"/>
     <w:pPr>
       <w:pBdr/>
@@ -57008,9 +57523,9 @@
       </w:tcPr>
     </w:tblStylePr>
   </w:style>
-  <w:style w:type="table" w:styleId="844">
+  <w:style w:type="table" w:styleId="1025">
     <w:name w:val="Colorful Shading Accent 1"/>
-    <w:basedOn w:val="715"/>
+    <w:basedOn w:val="896"/>
     <w:uiPriority w:val="71"/>
     <w:pPr>
       <w:pBdr/>
@@ -57257,9 +57772,9 @@
       </w:tcPr>
     </w:tblStylePr>
   </w:style>
-  <w:style w:type="table" w:styleId="845">
+  <w:style w:type="table" w:styleId="1026">
     <w:name w:val="Colorful Shading Accent 2"/>
-    <w:basedOn w:val="715"/>
+    <w:basedOn w:val="896"/>
     <w:uiPriority w:val="71"/>
     <w:pPr>
       <w:pBdr/>
@@ -57506,9 +58021,9 @@
       </w:tcPr>
     </w:tblStylePr>
   </w:style>
-  <w:style w:type="table" w:styleId="846">
+  <w:style w:type="table" w:styleId="1027">
     <w:name w:val="Colorful Shading Accent 3"/>
-    <w:basedOn w:val="715"/>
+    <w:basedOn w:val="896"/>
     <w:uiPriority w:val="71"/>
     <w:pPr>
       <w:pBdr/>
@@ -57749,9 +58264,9 @@
       </w:tcPr>
     </w:tblStylePr>
   </w:style>
-  <w:style w:type="table" w:styleId="847">
+  <w:style w:type="table" w:styleId="1028">
     <w:name w:val="Colorful Shading Accent 4"/>
-    <w:basedOn w:val="715"/>
+    <w:basedOn w:val="896"/>
     <w:uiPriority w:val="71"/>
     <w:pPr>
       <w:pBdr/>
@@ -57998,9 +58513,9 @@
       </w:tcPr>
     </w:tblStylePr>
   </w:style>
-  <w:style w:type="table" w:styleId="848">
+  <w:style w:type="table" w:styleId="1029">
     <w:name w:val="Colorful Shading Accent 5"/>
-    <w:basedOn w:val="715"/>
+    <w:basedOn w:val="896"/>
     <w:uiPriority w:val="71"/>
     <w:pPr>
       <w:pBdr/>
@@ -58247,9 +58762,9 @@
       </w:tcPr>
     </w:tblStylePr>
   </w:style>
-  <w:style w:type="table" w:styleId="849">
+  <w:style w:type="table" w:styleId="1030">
     <w:name w:val="Colorful Shading Accent 6"/>
-    <w:basedOn w:val="715"/>
+    <w:basedOn w:val="896"/>
     <w:uiPriority w:val="71"/>
     <w:pPr>
       <w:pBdr/>
@@ -58496,9 +59011,9 @@
       </w:tcPr>
     </w:tblStylePr>
   </w:style>
-  <w:style w:type="table" w:styleId="850">
+  <w:style w:type="table" w:styleId="1031">
     <w:name w:val="Colorful List"/>
-    <w:basedOn w:val="715"/>
+    <w:basedOn w:val="896"/>
     <w:uiPriority w:val="72"/>
     <w:pPr>
       <w:pBdr/>
@@ -58725,9 +59240,9 @@
       </w:tcPr>
     </w:tblStylePr>
   </w:style>
-  <w:style w:type="table" w:styleId="851">
+  <w:style w:type="table" w:styleId="1032">
     <w:name w:val="Colorful List Accent 1"/>
-    <w:basedOn w:val="715"/>
+    <w:basedOn w:val="896"/>
     <w:uiPriority w:val="72"/>
     <w:pPr>
       <w:pBdr/>
@@ -58954,9 +59469,9 @@
       </w:tcPr>
     </w:tblStylePr>
   </w:style>
-  <w:style w:type="table" w:styleId="852">
+  <w:style w:type="table" w:styleId="1033">
     <w:name w:val="Colorful List Accent 2"/>
-    <w:basedOn w:val="715"/>
+    <w:basedOn w:val="896"/>
     <w:uiPriority w:val="72"/>
     <w:pPr>
       <w:pBdr/>
@@ -59183,9 +59698,9 @@
       </w:tcPr>
     </w:tblStylePr>
   </w:style>
-  <w:style w:type="table" w:styleId="853">
+  <w:style w:type="table" w:styleId="1034">
     <w:name w:val="Colorful List Accent 3"/>
-    <w:basedOn w:val="715"/>
+    <w:basedOn w:val="896"/>
     <w:uiPriority w:val="72"/>
     <w:pPr>
       <w:pBdr/>
@@ -59412,9 +59927,9 @@
       </w:tcPr>
     </w:tblStylePr>
   </w:style>
-  <w:style w:type="table" w:styleId="854">
+  <w:style w:type="table" w:styleId="1035">
     <w:name w:val="Colorful List Accent 4"/>
-    <w:basedOn w:val="715"/>
+    <w:basedOn w:val="896"/>
     <w:uiPriority w:val="72"/>
     <w:pPr>
       <w:pBdr/>
@@ -59641,9 +60156,9 @@
       </w:tcPr>
     </w:tblStylePr>
   </w:style>
-  <w:style w:type="table" w:styleId="855">
+  <w:style w:type="table" w:styleId="1036">
     <w:name w:val="Colorful List Accent 5"/>
-    <w:basedOn w:val="715"/>
+    <w:basedOn w:val="896"/>
     <w:uiPriority w:val="72"/>
     <w:pPr>
       <w:pBdr/>
@@ -59870,9 +60385,9 @@
       </w:tcPr>
     </w:tblStylePr>
   </w:style>
-  <w:style w:type="table" w:styleId="856">
+  <w:style w:type="table" w:styleId="1037">
     <w:name w:val="Colorful List Accent 6"/>
-    <w:basedOn w:val="715"/>
+    <w:basedOn w:val="896"/>
     <w:uiPriority w:val="72"/>
     <w:pPr>
       <w:pBdr/>
@@ -60099,9 +60614,9 @@
       </w:tcPr>
     </w:tblStylePr>
   </w:style>
-  <w:style w:type="table" w:styleId="857">
+  <w:style w:type="table" w:styleId="1038">
     <w:name w:val="Colorful Grid"/>
-    <w:basedOn w:val="715"/>
+    <w:basedOn w:val="896"/>
     <w:uiPriority w:val="73"/>
     <w:pPr>
       <w:pBdr/>
@@ -60320,9 +60835,9 @@
       </w:tcPr>
     </w:tblStylePr>
   </w:style>
-  <w:style w:type="table" w:styleId="858">
+  <w:style w:type="table" w:styleId="1039">
     <w:name w:val="Colorful Grid Accent 1"/>
-    <w:basedOn w:val="715"/>
+    <w:basedOn w:val="896"/>
     <w:uiPriority w:val="73"/>
     <w:pPr>
       <w:pBdr/>
@@ -60541,9 +61056,9 @@
       </w:tcPr>
     </w:tblStylePr>
   </w:style>
-  <w:style w:type="table" w:styleId="859">
+  <w:style w:type="table" w:styleId="1040">
     <w:name w:val="Colorful Grid Accent 2"/>
-    <w:basedOn w:val="715"/>
+    <w:basedOn w:val="896"/>
     <w:uiPriority w:val="73"/>
     <w:pPr>
       <w:pBdr/>
@@ -60762,9 +61277,9 @@
       </w:tcPr>
     </w:tblStylePr>
   </w:style>
-  <w:style w:type="table" w:styleId="860">
+  <w:style w:type="table" w:styleId="1041">
     <w:name w:val="Colorful Grid Accent 3"/>
-    <w:basedOn w:val="715"/>
+    <w:basedOn w:val="896"/>
     <w:uiPriority w:val="73"/>
     <w:pPr>
       <w:pBdr/>
@@ -60983,9 +61498,9 @@
       </w:tcPr>
     </w:tblStylePr>
   </w:style>
-  <w:style w:type="table" w:styleId="861">
+  <w:style w:type="table" w:styleId="1042">
     <w:name w:val="Colorful Grid Accent 4"/>
-    <w:basedOn w:val="715"/>
+    <w:basedOn w:val="896"/>
     <w:uiPriority w:val="73"/>
     <w:pPr>
       <w:pBdr/>
@@ -61204,9 +61719,9 @@
       </w:tcPr>
     </w:tblStylePr>
   </w:style>
-  <w:style w:type="table" w:styleId="862">
+  <w:style w:type="table" w:styleId="1043">
     <w:name w:val="Colorful Grid Accent 5"/>
-    <w:basedOn w:val="715"/>
+    <w:basedOn w:val="896"/>
     <w:uiPriority w:val="73"/>
     <w:pPr>
       <w:pBdr/>
@@ -61425,9 +61940,9 @@
       </w:tcPr>
     </w:tblStylePr>
   </w:style>
-  <w:style w:type="table" w:styleId="863">
+  <w:style w:type="table" w:styleId="1044">
     <w:name w:val="Colorful Grid Accent 6"/>
-    <w:basedOn w:val="715"/>
+    <w:basedOn w:val="896"/>
     <w:uiPriority w:val="73"/>
     <w:pPr>
       <w:pBdr/>
